--- a/docs/LEARNLENS-A-WEB-BASED-MOBILE-PLATFORM_Tablizo-and-Cristobal-Printing - Copy.docx
+++ b/docs/LEARNLENS-A-WEB-BASED-MOBILE-PLATFORM_Tablizo-and-Cristobal-Printing - Copy.docx
@@ -2,31 +2,6 @@
 <file path=word/document.xml><?xml version="1.0" encoding="utf-8"?>
 <w:document xmlns:wpc="http://schemas.microsoft.com/office/word/2010/wordprocessingCanvas" xmlns:cx="http://schemas.microsoft.com/office/drawing/2014/chartex" xmlns:cx1="http://schemas.microsoft.com/office/drawing/2015/9/8/chartex" xmlns:cx2="http://schemas.microsoft.com/office/drawing/2015/10/21/chartex" xmlns:cx3="http://schemas.microsoft.com/office/drawing/2016/5/9/chartex" xmlns:cx4="http://schemas.microsoft.com/office/drawing/2016/5/10/chartex" xmlns:cx5="http://schemas.microsoft.com/office/drawing/2016/5/11/chartex" xmlns:cx6="http://schemas.microsoft.com/office/drawing/2016/5/12/chartex" xmlns:cx7="http://schemas.microsoft.com/office/drawing/2016/5/13/chartex" xmlns:cx8="http://schemas.microsoft.com/office/drawing/2016/5/14/chartex" xmlns:mc="http://schemas.openxmlformats.org/markup-compatibility/2006" xmlns:aink="http://schemas.microsoft.com/office/drawing/2016/ink" xmlns:am3d="http://schemas.microsoft.com/office/drawing/2017/model3d" xmlns:o="urn:schemas-microsoft-com:office:office" xmlns:oel="http://schemas.microsoft.com/office/2019/extlst" xmlns:r="http://schemas.openxmlformats.org/officeDocument/2006/relationships" xmlns:m="http://schemas.openxmlformats.org/officeDocument/2006/math" xmlns:v="urn:schemas-microsoft-com:vml" xmlns:wp14="http://schemas.microsoft.com/office/word/2010/wordprocessingDrawing" xmlns:wp="http://schemas.openxmlformats.org/drawingml/2006/wordprocessingDrawing" xmlns:w10="urn:schemas-microsoft-com:office:word" xmlns:w="http://schemas.openxmlformats.org/wordprocessingml/2006/main" xmlns:w14="http://schemas.microsoft.com/office/word/2010/wordml" xmlns:w15="http://schemas.microsoft.com/office/word/2012/wordml" xmlns:w16cex="http://schemas.microsoft.com/office/word/2018/wordml/cex" xmlns:w16cid="http://schemas.microsoft.com/office/word/2016/wordml/cid" xmlns:w16="http://schemas.microsoft.com/office/word/2018/wordml" xmlns:w16du="http://schemas.microsoft.com/office/word/2023/wordml/word16du" xmlns:w16sdtdh="http://schemas.microsoft.com/office/word/2020/wordml/sdtdatahash" xmlns:w16sdtfl="http://schemas.microsoft.com/office/word/2024/wordml/sdtformatlock" xmlns:w16se="http://schemas.microsoft.com/office/word/2015/wordml/symex" xmlns:wpg="http://schemas.microsoft.com/office/word/2010/wordprocessingGroup" xmlns:wpi="http://schemas.microsoft.com/office/word/2010/wordprocessingInk" xmlns:wne="http://schemas.microsoft.com/office/word/2006/wordml" xmlns:wps="http://schemas.microsoft.com/office/word/2010/wordprocessingShape" mc:Ignorable="w14 w15 w16se w16cid w16 w16cex w16sdtdh w16sdtfl w16du wp14">
   <w:body>
-    <w:p>
-      <w:pPr>
-        <w:pStyle w:val="Heading2"/>
-        <w:spacing w:before="0" w:beforeAutospacing="0" w:after="0" w:afterAutospacing="0"/>
-        <w:jc w:val="center"/>
-        <w:rPr>
-          <w:sz w:val="24"/>
-          <w:szCs w:val="24"/>
-        </w:rPr>
-      </w:pPr>
-      <w:r>
-        <w:rPr>
-          <w:sz w:val="24"/>
-          <w:szCs w:val="24"/>
-        </w:rPr>
-        <w:t xml:space="preserve">Consent Form &amp; Guide Questions for Teacher Online </w:t>
-      </w:r>
-      <w:r>
-        <w:rPr>
-          <w:sz w:val="24"/>
-          <w:szCs w:val="24"/>
-        </w:rPr>
-        <w:t>Interview</w:t>
-      </w:r>
-    </w:p>
     <w:p>
       <w:pPr>
         <w:pStyle w:val="Heading2"/>
@@ -36,6 +11,23 @@
           <w:szCs w:val="24"/>
         </w:rPr>
       </w:pPr>
+      <w:r>
+        <w:rPr>
+          <w:sz w:val="24"/>
+          <w:szCs w:val="24"/>
+        </w:rPr>
+        <w:t>Informed Consent Form &amp; Computer System Usability Questionnaire (CSUQ)</w:t>
+      </w:r>
+    </w:p>
+    <w:p>
+      <w:pPr>
+        <w:pStyle w:val="Heading2"/>
+        <w:spacing w:before="0" w:beforeAutospacing="0" w:after="0" w:afterAutospacing="0"/>
+        <w:rPr>
+          <w:sz w:val="24"/>
+          <w:szCs w:val="24"/>
+        </w:rPr>
+      </w:pPr>
     </w:p>
     <w:p>
       <w:pPr>
@@ -43,16 +35,16 @@
         <w:jc w:val="center"/>
         <w:rPr>
           <w:rFonts w:ascii="Times New Roman" w:eastAsia="Times New Roman" w:hAnsi="Times New Roman" w:cs="Times New Roman"/>
-          <w:sz w:val="24"/>
-          <w:szCs w:val="24"/>
+          <w:sz w:val="20"/>
+          <w:szCs w:val="20"/>
           <w:lang w:val="en-PH"/>
         </w:rPr>
       </w:pPr>
       <w:r>
         <w:rPr>
           <w:rFonts w:ascii="Times New Roman" w:eastAsia="Times New Roman" w:hAnsi="Times New Roman" w:cs="Times New Roman"/>
-          <w:sz w:val="24"/>
-          <w:szCs w:val="24"/>
+          <w:sz w:val="20"/>
+          <w:szCs w:val="20"/>
           <w:lang w:val="en-PH"/>
         </w:rPr>
         <w:t xml:space="preserve">LEARNLENS – A WEB-BASED MOBILE PLATFORM FOR AUTOMATED TEST EVALUATION </w:t>
@@ -60,8 +52,8 @@
       <w:r>
         <w:rPr>
           <w:rFonts w:ascii="Times New Roman" w:eastAsia="Times New Roman" w:hAnsi="Times New Roman" w:cs="Times New Roman"/>
-          <w:sz w:val="24"/>
-          <w:szCs w:val="24"/>
+          <w:sz w:val="20"/>
+          <w:szCs w:val="20"/>
           <w:lang w:val="en-PH"/>
         </w:rPr>
         <w:t xml:space="preserve">FOR </w:t>
@@ -69,8 +61,8 @@
       <w:r>
         <w:rPr>
           <w:rFonts w:ascii="Times New Roman" w:eastAsia="Times New Roman" w:hAnsi="Times New Roman" w:cs="Times New Roman"/>
-          <w:sz w:val="24"/>
-          <w:szCs w:val="24"/>
+          <w:sz w:val="20"/>
+          <w:szCs w:val="20"/>
           <w:lang w:val="en-PH"/>
         </w:rPr>
         <w:t xml:space="preserve">TERTIARY EDUCATION DEPARTMENT </w:t>
@@ -78,18 +70,26 @@
       <w:r>
         <w:rPr>
           <w:rFonts w:ascii="Times New Roman" w:eastAsia="Times New Roman" w:hAnsi="Times New Roman" w:cs="Times New Roman"/>
-          <w:sz w:val="24"/>
-          <w:szCs w:val="24"/>
+          <w:sz w:val="20"/>
+          <w:szCs w:val="20"/>
           <w:lang w:val="en-PH"/>
         </w:rPr>
-        <w:t>AT DE LA SALLE ARANETA UNIVERSITY</w:t>
+        <w:t xml:space="preserve">AT </w:t>
+      </w:r>
+      <w:r>
+        <w:rPr>
+          <w:rFonts w:ascii="Times New Roman" w:eastAsia="Times New Roman" w:hAnsi="Times New Roman" w:cs="Times New Roman"/>
+          <w:sz w:val="20"/>
+          <w:szCs w:val="20"/>
+          <w:lang w:val="en-PH"/>
+        </w:rPr>
+        <w:t>DE LA SALLE ARANETA UNIVERSITY</w:t>
       </w:r>
     </w:p>
     <w:p>
       <w:pPr>
         <w:spacing w:line="240" w:lineRule="auto"/>
         <w:ind w:left="720" w:hanging="720"/>
-        <w:jc w:val="both"/>
         <w:rPr>
           <w:rFonts w:ascii="Times New Roman" w:eastAsia="Times New Roman" w:hAnsi="Times New Roman" w:cs="Times New Roman"/>
           <w:bCs/>
@@ -107,25 +107,13 @@
           <w:szCs w:val="20"/>
           <w:lang w:val="en-PH"/>
         </w:rPr>
-        <w:t xml:space="preserve">Informed Consent Form for Requirements Gathering </w:t>
-      </w:r>
-      <w:r>
-        <w:rPr>
-          <w:rFonts w:ascii="Times New Roman" w:eastAsia="Times New Roman" w:hAnsi="Times New Roman" w:cs="Times New Roman"/>
-          <w:b/>
-          <w:bCs/>
-          <w:sz w:val="20"/>
-          <w:szCs w:val="20"/>
-          <w:lang w:val="en-PH"/>
-        </w:rPr>
-        <w:t>Interview</w:t>
+        <w:t>Informed Consent Form for Usability Testing</w:t>
       </w:r>
     </w:p>
     <w:p>
       <w:pPr>
         <w:spacing w:line="240" w:lineRule="auto"/>
         <w:ind w:left="720" w:hanging="720"/>
-        <w:jc w:val="both"/>
         <w:rPr>
           <w:rFonts w:ascii="Times New Roman" w:eastAsia="Times New Roman" w:hAnsi="Times New Roman" w:cs="Times New Roman"/>
           <w:bCs/>
@@ -171,6 +159,7 @@
         <w:ind w:left="720" w:hanging="720"/>
         <w:rPr>
           <w:rFonts w:ascii="Times New Roman" w:eastAsia="Times New Roman" w:hAnsi="Times New Roman" w:cs="Times New Roman"/>
+          <w:bCs/>
           <w:sz w:val="20"/>
           <w:szCs w:val="20"/>
           <w:lang w:val="en-PH"/>
@@ -185,50 +174,74 @@
           <w:szCs w:val="20"/>
           <w:lang w:val="en-PH"/>
         </w:rPr>
-        <w:t xml:space="preserve">Principal Investigators: </w:t>
+        <w:t>Principal Investigators:</w:t>
       </w:r>
       <w:r>
         <w:rPr>
           <w:rFonts w:ascii="Times New Roman" w:eastAsia="Times New Roman" w:hAnsi="Times New Roman" w:cs="Times New Roman"/>
-          <w:sz w:val="20"/>
-          <w:szCs w:val="20"/>
-          <w:lang w:val="en-PH"/>
-        </w:rPr>
-        <w:t>Eric Bernard R. Tablizo and Mark Vincent M. Cristobal</w:t>
-      </w:r>
-    </w:p>
-    <w:p>
-      <w:pPr>
-        <w:spacing w:line="240" w:lineRule="auto"/>
-        <w:ind w:left="720" w:hanging="720"/>
-        <w:rPr>
-          <w:rFonts w:ascii="Times New Roman" w:eastAsia="Times New Roman" w:hAnsi="Times New Roman" w:cs="Times New Roman"/>
-          <w:b/>
           <w:bCs/>
           <w:sz w:val="20"/>
           <w:szCs w:val="20"/>
           <w:lang w:val="en-PH"/>
         </w:rPr>
-      </w:pPr>
+        <w:br/>
+        <w:t>Eric Bernard R. Tablizo and Mark Vincent M. Cristobal</w:t>
+      </w:r>
       <w:r>
         <w:rPr>
           <w:rFonts w:ascii="Times New Roman" w:eastAsia="Times New Roman" w:hAnsi="Times New Roman" w:cs="Times New Roman"/>
-          <w:b/>
           <w:bCs/>
           <w:sz w:val="20"/>
           <w:szCs w:val="20"/>
           <w:lang w:val="en-PH"/>
         </w:rPr>
-        <w:t xml:space="preserve">Program: </w:t>
+        <w:br/>
+        <w:t>Bachelor of Science in Computer Science, CAST, De La Salle Araneta University</w:t>
       </w:r>
-      <w:r>
+    </w:p>
+    <w:p>
+      <w:pPr>
+        <w:spacing w:line="240" w:lineRule="auto"/>
+        <w:ind w:left="720" w:hanging="720"/>
         <w:rPr>
           <w:rFonts w:ascii="Times New Roman" w:eastAsia="Times New Roman" w:hAnsi="Times New Roman" w:cs="Times New Roman"/>
+          <w:bCs/>
           <w:sz w:val="20"/>
           <w:szCs w:val="20"/>
           <w:lang w:val="en-PH"/>
         </w:rPr>
-        <w:t>Bachelor of Science in Computer Science, CAST, De La Salle Araneta University</w:t>
+      </w:pPr>
+      <w:r>
+        <w:rPr>
+          <w:rFonts w:ascii="Times New Roman" w:eastAsia="Times New Roman" w:hAnsi="Times New Roman" w:cs="Times New Roman"/>
+          <w:bCs/>
+          <w:sz w:val="20"/>
+          <w:szCs w:val="20"/>
+          <w:lang w:val="en-PH"/>
+        </w:rPr>
+        <w:t xml:space="preserve">You are being invited to participate in usability testing of </w:t>
+      </w:r>
+      <w:proofErr w:type="spellStart"/>
+      <w:r>
+        <w:rPr>
+          <w:rFonts w:ascii="Times New Roman" w:eastAsia="Times New Roman" w:hAnsi="Times New Roman" w:cs="Times New Roman"/>
+          <w:bCs/>
+          <w:sz w:val="20"/>
+          <w:szCs w:val="20"/>
+          <w:lang w:val="en-PH"/>
+        </w:rPr>
+        <w:t>LearnLens</w:t>
+      </w:r>
+      <w:proofErr w:type="spellEnd"/>
+      <w:r>
+        <w:rPr>
+          <w:rFonts w:ascii="Times New Roman" w:eastAsia="Times New Roman" w:hAnsi="Times New Roman" w:cs="Times New Roman"/>
+          <w:bCs/>
+          <w:sz w:val="20"/>
+          <w:szCs w:val="20"/>
+          <w:lang w:val="en-PH"/>
+        </w:rPr>
+        <w:t>. Please read the following information carefully.</w:t>
       </w:r>
     </w:p>
     <w:p>
@@ -237,37 +250,6 @@
         <w:ind w:left="720" w:hanging="720"/>
         <w:rPr>
           <w:rFonts w:ascii="Times New Roman" w:eastAsia="Times New Roman" w:hAnsi="Times New Roman" w:cs="Times New Roman"/>
-          <w:sz w:val="20"/>
-          <w:szCs w:val="20"/>
-          <w:lang w:val="en-PH"/>
-        </w:rPr>
-      </w:pPr>
-      <w:r>
-        <w:rPr>
-          <w:rFonts w:ascii="Times New Roman" w:eastAsia="Times New Roman" w:hAnsi="Times New Roman" w:cs="Times New Roman"/>
-          <w:sz w:val="20"/>
-          <w:szCs w:val="20"/>
-          <w:lang w:val="en-PH"/>
-        </w:rPr>
-        <w:t>You are invited to take part in a research study through an online interview focused on your current exam evaluation practices and your expectations for an automated grading tool. Kindly read the information below thoroughly before deciding whether you wish to participate</w:t>
-      </w:r>
-      <w:r>
-        <w:rPr>
-          <w:rFonts w:ascii="Times New Roman" w:eastAsia="Times New Roman" w:hAnsi="Times New Roman" w:cs="Times New Roman"/>
-          <w:sz w:val="20"/>
-          <w:szCs w:val="20"/>
-          <w:lang w:val="en-PH"/>
-        </w:rPr>
-        <w:t>.</w:t>
-      </w:r>
-    </w:p>
-    <w:p>
-      <w:pPr>
-        <w:spacing w:line="240" w:lineRule="auto"/>
-        <w:ind w:left="720" w:hanging="720"/>
-        <w:rPr>
-          <w:rFonts w:ascii="Times New Roman" w:eastAsia="Times New Roman" w:hAnsi="Times New Roman" w:cs="Times New Roman"/>
-          <w:b/>
           <w:bCs/>
           <w:sz w:val="20"/>
           <w:szCs w:val="20"/>
@@ -285,31 +267,22 @@
         </w:rPr>
         <w:t>PURPOSE OF THE STUDY</w:t>
       </w:r>
-    </w:p>
-    <w:p>
-      <w:pPr>
-        <w:spacing w:line="240" w:lineRule="auto"/>
-        <w:ind w:left="720" w:hanging="720"/>
+      <w:r>
         <w:rPr>
           <w:rFonts w:ascii="Times New Roman" w:eastAsia="Times New Roman" w:hAnsi="Times New Roman" w:cs="Times New Roman"/>
+          <w:bCs/>
           <w:sz w:val="20"/>
           <w:szCs w:val="20"/>
           <w:lang w:val="en-PH"/>
         </w:rPr>
-      </w:pPr>
-      <w:r>
-        <w:rPr>
-          <w:rFonts w:ascii="Times New Roman" w:eastAsia="Times New Roman" w:hAnsi="Times New Roman" w:cs="Times New Roman"/>
-          <w:sz w:val="20"/>
-          <w:szCs w:val="20"/>
-          <w:lang w:val="en-PH"/>
-        </w:rPr>
-        <w:t xml:space="preserve">The goal of this research is to collect detailed information regarding existing manual grading practices, the difficulties faculty members face, and the features they would find most valuable in an automated test evaluation system. Your answers will directly shape the design and development of </w:t>
+        <w:br/>
+        <w:t xml:space="preserve">This phase evaluates the usability of the </w:t>
       </w:r>
       <w:proofErr w:type="spellStart"/>
       <w:r>
         <w:rPr>
           <w:rFonts w:ascii="Times New Roman" w:eastAsia="Times New Roman" w:hAnsi="Times New Roman" w:cs="Times New Roman"/>
+          <w:bCs/>
           <w:sz w:val="20"/>
           <w:szCs w:val="20"/>
           <w:lang w:val="en-PH"/>
@@ -320,20 +293,12 @@
       <w:r>
         <w:rPr>
           <w:rFonts w:ascii="Times New Roman" w:eastAsia="Times New Roman" w:hAnsi="Times New Roman" w:cs="Times New Roman"/>
+          <w:bCs/>
           <w:sz w:val="20"/>
           <w:szCs w:val="20"/>
           <w:lang w:val="en-PH"/>
         </w:rPr>
-        <w:t>: A Web-Based Mobile Platform for Automated Test Evaluation for the Tertiary Education Department at De La Salle Araneta University</w:t>
-      </w:r>
-      <w:r>
-        <w:rPr>
-          <w:rFonts w:ascii="Times New Roman" w:eastAsia="Times New Roman" w:hAnsi="Times New Roman" w:cs="Times New Roman"/>
-          <w:sz w:val="20"/>
-          <w:szCs w:val="20"/>
-          <w:lang w:val="en-PH"/>
-        </w:rPr>
-        <w:t>.</w:t>
+        <w:t xml:space="preserve"> platform through direct user testing. Your feedback will help identify usability issues and areas for improvement.</w:t>
       </w:r>
     </w:p>
     <w:p>
@@ -342,7 +307,6 @@
         <w:ind w:left="720" w:hanging="720"/>
         <w:rPr>
           <w:rFonts w:ascii="Times New Roman" w:eastAsia="Times New Roman" w:hAnsi="Times New Roman" w:cs="Times New Roman"/>
-          <w:b/>
           <w:bCs/>
           <w:sz w:val="20"/>
           <w:szCs w:val="20"/>
@@ -367,136 +331,6 @@
         <w:ind w:left="720" w:hanging="720"/>
         <w:rPr>
           <w:rFonts w:ascii="Times New Roman" w:eastAsia="Times New Roman" w:hAnsi="Times New Roman" w:cs="Times New Roman"/>
-          <w:sz w:val="20"/>
-          <w:szCs w:val="20"/>
-          <w:lang w:val="en-PH"/>
-        </w:rPr>
-      </w:pPr>
-      <w:r>
-        <w:rPr>
-          <w:rFonts w:ascii="Times New Roman" w:eastAsia="Times New Roman" w:hAnsi="Times New Roman" w:cs="Times New Roman"/>
-          <w:sz w:val="20"/>
-          <w:szCs w:val="20"/>
-          <w:lang w:val="en-PH"/>
-        </w:rPr>
-        <w:t>You will be asked to complete a questionnaire covering the following areas</w:t>
-      </w:r>
-      <w:r>
-        <w:rPr>
-          <w:rFonts w:ascii="Times New Roman" w:eastAsia="Times New Roman" w:hAnsi="Times New Roman" w:cs="Times New Roman"/>
-          <w:sz w:val="20"/>
-          <w:szCs w:val="20"/>
-          <w:lang w:val="en-PH"/>
-        </w:rPr>
-        <w:t>:</w:t>
-      </w:r>
-    </w:p>
-    <w:p>
-      <w:pPr>
-        <w:numPr>
-          <w:ilvl w:val="0"/>
-          <w:numId w:val="32"/>
-        </w:numPr>
-        <w:spacing w:line="240" w:lineRule="auto"/>
-        <w:rPr>
-          <w:rFonts w:ascii="Times New Roman" w:eastAsia="Times New Roman" w:hAnsi="Times New Roman" w:cs="Times New Roman"/>
-          <w:sz w:val="20"/>
-          <w:szCs w:val="20"/>
-          <w:lang w:val="en-PH"/>
-        </w:rPr>
-      </w:pPr>
-      <w:r>
-        <w:rPr>
-          <w:rFonts w:ascii="Times New Roman" w:eastAsia="Times New Roman" w:hAnsi="Times New Roman" w:cs="Times New Roman"/>
-          <w:sz w:val="20"/>
-          <w:szCs w:val="20"/>
-          <w:lang w:val="en-PH"/>
-        </w:rPr>
-        <w:t>Demographic information (department, years of teaching experience, courses handled)</w:t>
-      </w:r>
-    </w:p>
-    <w:p>
-      <w:pPr>
-        <w:numPr>
-          <w:ilvl w:val="0"/>
-          <w:numId w:val="32"/>
-        </w:numPr>
-        <w:spacing w:line="240" w:lineRule="auto"/>
-        <w:rPr>
-          <w:rFonts w:ascii="Times New Roman" w:eastAsia="Times New Roman" w:hAnsi="Times New Roman" w:cs="Times New Roman"/>
-          <w:sz w:val="20"/>
-          <w:szCs w:val="20"/>
-          <w:lang w:val="en-PH"/>
-        </w:rPr>
-      </w:pPr>
-      <w:r>
-        <w:rPr>
-          <w:rFonts w:ascii="Times New Roman" w:eastAsia="Times New Roman" w:hAnsi="Times New Roman" w:cs="Times New Roman"/>
-          <w:sz w:val="20"/>
-          <w:szCs w:val="20"/>
-          <w:lang w:val="en-PH"/>
-        </w:rPr>
-        <w:t>Questions about current examination formats and grading procedures</w:t>
-      </w:r>
-    </w:p>
-    <w:p>
-      <w:pPr>
-        <w:numPr>
-          <w:ilvl w:val="0"/>
-          <w:numId w:val="32"/>
-        </w:numPr>
-        <w:spacing w:line="240" w:lineRule="auto"/>
-        <w:rPr>
-          <w:rFonts w:ascii="Times New Roman" w:eastAsia="Times New Roman" w:hAnsi="Times New Roman" w:cs="Times New Roman"/>
-          <w:sz w:val="20"/>
-          <w:szCs w:val="20"/>
-          <w:lang w:val="en-PH"/>
-        </w:rPr>
-      </w:pPr>
-      <w:r>
-        <w:rPr>
-          <w:rFonts w:ascii="Times New Roman" w:eastAsia="Times New Roman" w:hAnsi="Times New Roman" w:cs="Times New Roman"/>
-          <w:sz w:val="20"/>
-          <w:szCs w:val="20"/>
-          <w:lang w:val="en-PH"/>
-        </w:rPr>
-        <w:t>Questions about challenges encountered in manual examination checking</w:t>
-      </w:r>
-    </w:p>
-    <w:p>
-      <w:pPr>
-        <w:numPr>
-          <w:ilvl w:val="0"/>
-          <w:numId w:val="32"/>
-        </w:numPr>
-        <w:spacing w:line="240" w:lineRule="auto"/>
-        <w:rPr>
-          <w:rFonts w:ascii="Times New Roman" w:eastAsia="Times New Roman" w:hAnsi="Times New Roman" w:cs="Times New Roman"/>
-          <w:sz w:val="20"/>
-          <w:szCs w:val="20"/>
-          <w:lang w:val="en-PH"/>
-        </w:rPr>
-      </w:pPr>
-      <w:r>
-        <w:rPr>
-          <w:rFonts w:ascii="Times New Roman" w:eastAsia="Times New Roman" w:hAnsi="Times New Roman" w:cs="Times New Roman"/>
-          <w:sz w:val="20"/>
-          <w:szCs w:val="20"/>
-          <w:lang w:val="en-PH"/>
-        </w:rPr>
-        <w:t>Questions about desired features for an automated test evaluation system</w:t>
-      </w:r>
-    </w:p>
-    <w:p>
-      <w:pPr>
-        <w:numPr>
-          <w:ilvl w:val="0"/>
-          <w:numId w:val="32"/>
-        </w:numPr>
-        <w:spacing w:line="240" w:lineRule="auto"/>
-        <w:rPr>
-          <w:rFonts w:ascii="Times New Roman" w:eastAsia="Times New Roman" w:hAnsi="Times New Roman" w:cs="Times New Roman"/>
-          <w:b/>
           <w:bCs/>
           <w:sz w:val="20"/>
           <w:szCs w:val="20"/>
@@ -506,11 +340,138 @@
       <w:r>
         <w:rPr>
           <w:rFonts w:ascii="Times New Roman" w:eastAsia="Times New Roman" w:hAnsi="Times New Roman" w:cs="Times New Roman"/>
+          <w:bCs/>
           <w:sz w:val="20"/>
           <w:szCs w:val="20"/>
           <w:lang w:val="en-PH"/>
         </w:rPr>
-        <w:t>Open-ended questions for additional comments or feedback</w:t>
+        <w:t>You will:</w:t>
+      </w:r>
+    </w:p>
+    <w:p>
+      <w:pPr>
+        <w:numPr>
+          <w:ilvl w:val="0"/>
+          <w:numId w:val="33"/>
+        </w:numPr>
+        <w:spacing w:line="240" w:lineRule="auto"/>
+        <w:rPr>
+          <w:rFonts w:ascii="Times New Roman" w:eastAsia="Times New Roman" w:hAnsi="Times New Roman" w:cs="Times New Roman"/>
+          <w:bCs/>
+          <w:sz w:val="20"/>
+          <w:szCs w:val="20"/>
+          <w:lang w:val="en-PH"/>
+        </w:rPr>
+      </w:pPr>
+      <w:r>
+        <w:rPr>
+          <w:rFonts w:ascii="Times New Roman" w:eastAsia="Times New Roman" w:hAnsi="Times New Roman" w:cs="Times New Roman"/>
+          <w:bCs/>
+          <w:sz w:val="20"/>
+          <w:szCs w:val="20"/>
+          <w:lang w:val="en-PH"/>
+        </w:rPr>
+        <w:t xml:space="preserve">Receive brief training on </w:t>
+      </w:r>
+      <w:proofErr w:type="spellStart"/>
+      <w:r>
+        <w:rPr>
+          <w:rFonts w:ascii="Times New Roman" w:eastAsia="Times New Roman" w:hAnsi="Times New Roman" w:cs="Times New Roman"/>
+          <w:bCs/>
+          <w:sz w:val="20"/>
+          <w:szCs w:val="20"/>
+          <w:lang w:val="en-PH"/>
+        </w:rPr>
+        <w:t>LearnLens</w:t>
+      </w:r>
+      <w:proofErr w:type="spellEnd"/>
+      <w:r>
+        <w:rPr>
+          <w:rFonts w:ascii="Times New Roman" w:eastAsia="Times New Roman" w:hAnsi="Times New Roman" w:cs="Times New Roman"/>
+          <w:bCs/>
+          <w:sz w:val="20"/>
+          <w:szCs w:val="20"/>
+          <w:lang w:val="en-PH"/>
+        </w:rPr>
+        <w:t xml:space="preserve"> (approximately 10 minutes)</w:t>
+      </w:r>
+    </w:p>
+    <w:p>
+      <w:pPr>
+        <w:numPr>
+          <w:ilvl w:val="0"/>
+          <w:numId w:val="33"/>
+        </w:numPr>
+        <w:spacing w:line="240" w:lineRule="auto"/>
+        <w:rPr>
+          <w:rFonts w:ascii="Times New Roman" w:eastAsia="Times New Roman" w:hAnsi="Times New Roman" w:cs="Times New Roman"/>
+          <w:bCs/>
+          <w:sz w:val="20"/>
+          <w:szCs w:val="20"/>
+          <w:lang w:val="en-PH"/>
+        </w:rPr>
+      </w:pPr>
+      <w:r>
+        <w:rPr>
+          <w:rFonts w:ascii="Times New Roman" w:eastAsia="Times New Roman" w:hAnsi="Times New Roman" w:cs="Times New Roman"/>
+          <w:bCs/>
+          <w:sz w:val="20"/>
+          <w:szCs w:val="20"/>
+          <w:lang w:val="en-PH"/>
+        </w:rPr>
+        <w:t>Complete typical grading tasks using the system (20-30 minutes)</w:t>
+      </w:r>
+    </w:p>
+    <w:p>
+      <w:pPr>
+        <w:numPr>
+          <w:ilvl w:val="0"/>
+          <w:numId w:val="33"/>
+        </w:numPr>
+        <w:spacing w:line="240" w:lineRule="auto"/>
+        <w:rPr>
+          <w:rFonts w:ascii="Times New Roman" w:eastAsia="Times New Roman" w:hAnsi="Times New Roman" w:cs="Times New Roman"/>
+          <w:bCs/>
+          <w:sz w:val="20"/>
+          <w:szCs w:val="20"/>
+          <w:lang w:val="en-PH"/>
+        </w:rPr>
+      </w:pPr>
+      <w:r>
+        <w:rPr>
+          <w:rFonts w:ascii="Times New Roman" w:eastAsia="Times New Roman" w:hAnsi="Times New Roman" w:cs="Times New Roman"/>
+          <w:bCs/>
+          <w:sz w:val="20"/>
+          <w:szCs w:val="20"/>
+          <w:lang w:val="en-PH"/>
+        </w:rPr>
+        <w:t>Complete the CSUQ evaluating your experience (10 minutes)</w:t>
+      </w:r>
+    </w:p>
+    <w:p>
+      <w:pPr>
+        <w:numPr>
+          <w:ilvl w:val="0"/>
+          <w:numId w:val="33"/>
+        </w:numPr>
+        <w:spacing w:line="240" w:lineRule="auto"/>
+        <w:rPr>
+          <w:rFonts w:ascii="Times New Roman" w:eastAsia="Times New Roman" w:hAnsi="Times New Roman" w:cs="Times New Roman"/>
+          <w:bCs/>
+          <w:sz w:val="20"/>
+          <w:szCs w:val="20"/>
+          <w:lang w:val="en-PH"/>
+        </w:rPr>
+      </w:pPr>
+      <w:r>
+        <w:rPr>
+          <w:rFonts w:ascii="Times New Roman" w:eastAsia="Times New Roman" w:hAnsi="Times New Roman" w:cs="Times New Roman"/>
+          <w:bCs/>
+          <w:sz w:val="20"/>
+          <w:szCs w:val="20"/>
+          <w:lang w:val="en-PH"/>
+        </w:rPr>
+        <w:t>Optionally provide additional verbal feedback</w:t>
       </w:r>
     </w:p>
     <w:p>
@@ -519,6 +480,7 @@
         <w:ind w:left="720" w:hanging="720"/>
         <w:rPr>
           <w:rFonts w:ascii="Times New Roman" w:eastAsia="Times New Roman" w:hAnsi="Times New Roman" w:cs="Times New Roman"/>
+          <w:bCs/>
           <w:sz w:val="20"/>
           <w:szCs w:val="20"/>
           <w:lang w:val="en-PH"/>
@@ -527,20 +489,12 @@
       <w:r>
         <w:rPr>
           <w:rFonts w:ascii="Times New Roman" w:eastAsia="Times New Roman" w:hAnsi="Times New Roman" w:cs="Times New Roman"/>
+          <w:bCs/>
           <w:sz w:val="20"/>
           <w:szCs w:val="20"/>
           <w:lang w:val="en-PH"/>
         </w:rPr>
-        <w:t>The questionnaire consists of approximately 14 items and is expected to take around 15–20 minutes to complete. You are welcome to pause and continue at your own convenience</w:t>
-      </w:r>
-      <w:r>
-        <w:rPr>
-          <w:rFonts w:ascii="Times New Roman" w:eastAsia="Times New Roman" w:hAnsi="Times New Roman" w:cs="Times New Roman"/>
-          <w:sz w:val="20"/>
-          <w:szCs w:val="20"/>
-          <w:lang w:val="en-PH"/>
-        </w:rPr>
-        <w:t>.</w:t>
+        <w:t>The CSUQ consists of 19 statements rated using Yes/No/N/A format with space for comments.</w:t>
       </w:r>
     </w:p>
     <w:p>
@@ -549,7 +503,6 @@
         <w:ind w:left="720" w:hanging="720"/>
         <w:rPr>
           <w:rFonts w:ascii="Times New Roman" w:eastAsia="Times New Roman" w:hAnsi="Times New Roman" w:cs="Times New Roman"/>
-          <w:b/>
           <w:bCs/>
           <w:sz w:val="20"/>
           <w:szCs w:val="20"/>
@@ -567,6 +520,17 @@
         </w:rPr>
         <w:t>DURATION</w:t>
       </w:r>
+      <w:r>
+        <w:rPr>
+          <w:rFonts w:ascii="Times New Roman" w:eastAsia="Times New Roman" w:hAnsi="Times New Roman" w:cs="Times New Roman"/>
+          <w:bCs/>
+          <w:sz w:val="20"/>
+          <w:szCs w:val="20"/>
+          <w:lang w:val="en-PH"/>
+        </w:rPr>
+        <w:br/>
+        <w:t>Total participation: approximately 45-50 minutes, including training, testing, and questionnaire.</w:t>
+      </w:r>
     </w:p>
     <w:p>
       <w:pPr>
@@ -574,28 +538,6 @@
         <w:ind w:left="720" w:hanging="720"/>
         <w:rPr>
           <w:rFonts w:ascii="Times New Roman" w:eastAsia="Times New Roman" w:hAnsi="Times New Roman" w:cs="Times New Roman"/>
-          <w:sz w:val="20"/>
-          <w:szCs w:val="20"/>
-          <w:lang w:val="en-PH"/>
-        </w:rPr>
-      </w:pPr>
-      <w:r>
-        <w:rPr>
-          <w:rFonts w:ascii="Times New Roman" w:eastAsia="Times New Roman" w:hAnsi="Times New Roman" w:cs="Times New Roman"/>
-          <w:sz w:val="20"/>
-          <w:szCs w:val="20"/>
-          <w:lang w:val="en-PH"/>
-        </w:rPr>
-        <w:t>Approximately 15–20 minutes.</w:t>
-      </w:r>
-    </w:p>
-    <w:p>
-      <w:pPr>
-        <w:spacing w:line="240" w:lineRule="auto"/>
-        <w:ind w:left="720" w:hanging="720"/>
-        <w:rPr>
-          <w:rFonts w:ascii="Times New Roman" w:eastAsia="Times New Roman" w:hAnsi="Times New Roman" w:cs="Times New Roman"/>
-          <w:b/>
           <w:bCs/>
           <w:sz w:val="20"/>
           <w:szCs w:val="20"/>
@@ -613,6 +555,38 @@
         </w:rPr>
         <w:t>VOLUNTARY PARTICIPATION</w:t>
       </w:r>
+      <w:r>
+        <w:rPr>
+          <w:rFonts w:ascii="Times New Roman" w:eastAsia="Times New Roman" w:hAnsi="Times New Roman" w:cs="Times New Roman"/>
+          <w:bCs/>
+          <w:sz w:val="20"/>
+          <w:szCs w:val="20"/>
+          <w:lang w:val="en-PH"/>
+        </w:rPr>
+        <w:br/>
+      </w:r>
+      <w:proofErr w:type="spellStart"/>
+      <w:r>
+        <w:rPr>
+          <w:rFonts w:ascii="Times New Roman" w:eastAsia="Times New Roman" w:hAnsi="Times New Roman" w:cs="Times New Roman"/>
+          <w:bCs/>
+          <w:sz w:val="20"/>
+          <w:szCs w:val="20"/>
+          <w:lang w:val="en-PH"/>
+        </w:rPr>
+        <w:t>Participation</w:t>
+      </w:r>
+      <w:proofErr w:type="spellEnd"/>
+      <w:r>
+        <w:rPr>
+          <w:rFonts w:ascii="Times New Roman" w:eastAsia="Times New Roman" w:hAnsi="Times New Roman" w:cs="Times New Roman"/>
+          <w:bCs/>
+          <w:sz w:val="20"/>
+          <w:szCs w:val="20"/>
+          <w:lang w:val="en-PH"/>
+        </w:rPr>
+        <w:t xml:space="preserve"> is voluntary. You may skip tasks or questions and withdraw at any time without penalty.</w:t>
+      </w:r>
     </w:p>
     <w:p>
       <w:pPr>
@@ -620,39 +594,6 @@
         <w:ind w:left="720" w:hanging="720"/>
         <w:rPr>
           <w:rFonts w:ascii="Times New Roman" w:eastAsia="Times New Roman" w:hAnsi="Times New Roman" w:cs="Times New Roman"/>
-          <w:sz w:val="20"/>
-          <w:szCs w:val="20"/>
-          <w:lang w:val="en-PH"/>
-        </w:rPr>
-      </w:pPr>
-      <w:r>
-        <w:rPr>
-          <w:rFonts w:ascii="Times New Roman" w:eastAsia="Times New Roman" w:hAnsi="Times New Roman" w:cs="Times New Roman"/>
-          <w:sz w:val="20"/>
-          <w:szCs w:val="20"/>
-          <w:lang w:val="en-PH"/>
-        </w:rPr>
-        <w:t>Participation in this study is entirely voluntary. You may choose to skip any question you find uncomfortable and may withdraw your participation at any time without penalty or consequence to your professional standing.</w:t>
-      </w:r>
-    </w:p>
-    <w:p>
-      <w:pPr>
-        <w:spacing w:line="240" w:lineRule="auto"/>
-        <w:ind w:left="720" w:hanging="720"/>
-        <w:rPr>
-          <w:rFonts w:ascii="Times New Roman" w:eastAsia="Times New Roman" w:hAnsi="Times New Roman" w:cs="Times New Roman"/>
-          <w:sz w:val="20"/>
-          <w:szCs w:val="20"/>
-          <w:lang w:val="en-PH"/>
-        </w:rPr>
-      </w:pPr>
-    </w:p>
-    <w:p>
-      <w:pPr>
-        <w:spacing w:line="240" w:lineRule="auto"/>
-        <w:rPr>
-          <w:rFonts w:ascii="Times New Roman" w:eastAsia="Times New Roman" w:hAnsi="Times New Roman" w:cs="Times New Roman"/>
-          <w:b/>
           <w:bCs/>
           <w:sz w:val="20"/>
           <w:szCs w:val="20"/>
@@ -668,8 +609,18 @@
           <w:szCs w:val="20"/>
           <w:lang w:val="en-PH"/>
         </w:rPr>
-        <w:lastRenderedPageBreak/>
         <w:t>RISKS</w:t>
+      </w:r>
+      <w:r>
+        <w:rPr>
+          <w:rFonts w:ascii="Times New Roman" w:eastAsia="Times New Roman" w:hAnsi="Times New Roman" w:cs="Times New Roman"/>
+          <w:bCs/>
+          <w:sz w:val="20"/>
+          <w:szCs w:val="20"/>
+          <w:lang w:val="en-PH"/>
+        </w:rPr>
+        <w:br/>
+        <w:t>Minimal risks. You may experience mild frustration if the system doesn't work as expected, but this is valuable feedback. The testing evaluates the system, not your abilities.</w:t>
       </w:r>
     </w:p>
     <w:p>
@@ -678,28 +629,6 @@
         <w:ind w:left="720" w:hanging="720"/>
         <w:rPr>
           <w:rFonts w:ascii="Times New Roman" w:eastAsia="Times New Roman" w:hAnsi="Times New Roman" w:cs="Times New Roman"/>
-          <w:sz w:val="20"/>
-          <w:szCs w:val="20"/>
-          <w:lang w:val="en-PH"/>
-        </w:rPr>
-      </w:pPr>
-      <w:r>
-        <w:rPr>
-          <w:rFonts w:ascii="Times New Roman" w:eastAsia="Times New Roman" w:hAnsi="Times New Roman" w:cs="Times New Roman"/>
-          <w:sz w:val="20"/>
-          <w:szCs w:val="20"/>
-          <w:lang w:val="en-PH"/>
-        </w:rPr>
-        <w:t>The risks associated with this study are minimal and no greater than those encountered in daily professional activities. You may decline to answer any question that you find uncomfortable. All responses will remain strictly confidential.</w:t>
-      </w:r>
-    </w:p>
-    <w:p>
-      <w:pPr>
-        <w:spacing w:line="240" w:lineRule="auto"/>
-        <w:ind w:left="720" w:hanging="720"/>
-        <w:rPr>
-          <w:rFonts w:ascii="Times New Roman" w:eastAsia="Times New Roman" w:hAnsi="Times New Roman" w:cs="Times New Roman"/>
-          <w:b/>
           <w:bCs/>
           <w:sz w:val="20"/>
           <w:szCs w:val="20"/>
@@ -717,6 +646,39 @@
         </w:rPr>
         <w:t>BENEFITS</w:t>
       </w:r>
+      <w:r>
+        <w:rPr>
+          <w:rFonts w:ascii="Times New Roman" w:eastAsia="Times New Roman" w:hAnsi="Times New Roman" w:cs="Times New Roman"/>
+          <w:bCs/>
+          <w:sz w:val="20"/>
+          <w:szCs w:val="20"/>
+          <w:lang w:val="en-PH"/>
+        </w:rPr>
+        <w:br/>
+        <w:t xml:space="preserve">No direct benefit, but your feedback will directly improve </w:t>
+      </w:r>
+      <w:proofErr w:type="spellStart"/>
+      <w:r>
+        <w:rPr>
+          <w:rFonts w:ascii="Times New Roman" w:eastAsia="Times New Roman" w:hAnsi="Times New Roman" w:cs="Times New Roman"/>
+          <w:bCs/>
+          <w:sz w:val="20"/>
+          <w:szCs w:val="20"/>
+          <w:lang w:val="en-PH"/>
+        </w:rPr>
+        <w:t>LearnLens</w:t>
+      </w:r>
+      <w:proofErr w:type="spellEnd"/>
+      <w:r>
+        <w:rPr>
+          <w:rFonts w:ascii="Times New Roman" w:eastAsia="Times New Roman" w:hAnsi="Times New Roman" w:cs="Times New Roman"/>
+          <w:bCs/>
+          <w:sz w:val="20"/>
+          <w:szCs w:val="20"/>
+          <w:lang w:val="en-PH"/>
+        </w:rPr>
+        <w:t xml:space="preserve"> and help ensure it meets faculty needs. You gain early exposure to a tool that may reduce your grading workload.</w:t>
+      </w:r>
     </w:p>
     <w:p>
       <w:pPr>
@@ -724,46 +686,6 @@
         <w:ind w:left="720" w:hanging="720"/>
         <w:rPr>
           <w:rFonts w:ascii="Times New Roman" w:eastAsia="Times New Roman" w:hAnsi="Times New Roman" w:cs="Times New Roman"/>
-          <w:sz w:val="20"/>
-          <w:szCs w:val="20"/>
-          <w:lang w:val="en-PH"/>
-        </w:rPr>
-      </w:pPr>
-      <w:r>
-        <w:rPr>
-          <w:rFonts w:ascii="Times New Roman" w:eastAsia="Times New Roman" w:hAnsi="Times New Roman" w:cs="Times New Roman"/>
-          <w:sz w:val="20"/>
-          <w:szCs w:val="20"/>
-          <w:lang w:val="en-PH"/>
-        </w:rPr>
-        <w:t xml:space="preserve">There is no direct personal benefit from your participation. However, your input will significantly contribute to the development of an automated examination evaluation tool intended to reduce grading workload and improve efficiency for </w:t>
-      </w:r>
-      <w:r>
-        <w:rPr>
-          <w:rFonts w:ascii="Times New Roman" w:eastAsia="Times New Roman" w:hAnsi="Times New Roman" w:cs="Times New Roman"/>
-          <w:sz w:val="20"/>
-          <w:szCs w:val="20"/>
-          <w:lang w:val="en-PH"/>
-        </w:rPr>
-        <w:t>Tertiary Education Department</w:t>
-      </w:r>
-      <w:r>
-        <w:rPr>
-          <w:rFonts w:ascii="Times New Roman" w:eastAsia="Times New Roman" w:hAnsi="Times New Roman" w:cs="Times New Roman"/>
-          <w:sz w:val="20"/>
-          <w:szCs w:val="20"/>
-          <w:lang w:val="en-PH"/>
-        </w:rPr>
-        <w:t xml:space="preserve"> faculty at De La Salle Araneta University.</w:t>
-      </w:r>
-    </w:p>
-    <w:p>
-      <w:pPr>
-        <w:spacing w:line="240" w:lineRule="auto"/>
-        <w:ind w:left="720" w:hanging="720"/>
-        <w:rPr>
-          <w:rFonts w:ascii="Times New Roman" w:eastAsia="Times New Roman" w:hAnsi="Times New Roman" w:cs="Times New Roman"/>
-          <w:b/>
           <w:bCs/>
           <w:sz w:val="20"/>
           <w:szCs w:val="20"/>
@@ -784,116 +706,13 @@
     </w:p>
     <w:p>
       <w:pPr>
+        <w:numPr>
+          <w:ilvl w:val="0"/>
+          <w:numId w:val="34"/>
+        </w:numPr>
         <w:spacing w:line="240" w:lineRule="auto"/>
-        <w:ind w:left="720" w:hanging="720"/>
         <w:rPr>
           <w:rFonts w:ascii="Times New Roman" w:eastAsia="Times New Roman" w:hAnsi="Times New Roman" w:cs="Times New Roman"/>
-          <w:sz w:val="20"/>
-          <w:szCs w:val="20"/>
-          <w:lang w:val="en-PH"/>
-        </w:rPr>
-      </w:pPr>
-      <w:r>
-        <w:rPr>
-          <w:rFonts w:ascii="Times New Roman" w:eastAsia="Times New Roman" w:hAnsi="Times New Roman" w:cs="Times New Roman"/>
-          <w:sz w:val="20"/>
-          <w:szCs w:val="20"/>
-          <w:lang w:val="en-PH"/>
-        </w:rPr>
-        <w:t>To protect your privacy, the following measures will be observed:</w:t>
-      </w:r>
-    </w:p>
-    <w:p>
-      <w:pPr>
-        <w:spacing w:line="240" w:lineRule="auto"/>
-        <w:ind w:left="720" w:hanging="720"/>
-        <w:rPr>
-          <w:rFonts w:ascii="Times New Roman" w:eastAsia="Times New Roman" w:hAnsi="Times New Roman" w:cs="Times New Roman"/>
-          <w:sz w:val="20"/>
-          <w:szCs w:val="20"/>
-          <w:lang w:val="en-PH"/>
-        </w:rPr>
-      </w:pPr>
-      <w:r>
-        <w:rPr>
-          <w:rFonts w:ascii="Times New Roman" w:eastAsia="Times New Roman" w:hAnsi="Times New Roman" w:cs="Times New Roman"/>
-          <w:sz w:val="20"/>
-          <w:szCs w:val="20"/>
-          <w:lang w:val="en-PH"/>
-        </w:rPr>
-        <w:t>1.  Responses will be assigned anonymous codes; your name will not appear in any report or publication.</w:t>
-      </w:r>
-    </w:p>
-    <w:p>
-      <w:pPr>
-        <w:spacing w:line="240" w:lineRule="auto"/>
-        <w:ind w:left="720" w:hanging="720"/>
-        <w:rPr>
-          <w:rFonts w:ascii="Times New Roman" w:eastAsia="Times New Roman" w:hAnsi="Times New Roman" w:cs="Times New Roman"/>
-          <w:sz w:val="20"/>
-          <w:szCs w:val="20"/>
-          <w:lang w:val="en-PH"/>
-        </w:rPr>
-      </w:pPr>
-      <w:r>
-        <w:rPr>
-          <w:rFonts w:ascii="Times New Roman" w:eastAsia="Times New Roman" w:hAnsi="Times New Roman" w:cs="Times New Roman"/>
-          <w:sz w:val="20"/>
-          <w:szCs w:val="20"/>
-          <w:lang w:val="en-PH"/>
-        </w:rPr>
-        <w:t>2.  Data will be stored on password-protected computers accessible only to the research team.</w:t>
-      </w:r>
-    </w:p>
-    <w:p>
-      <w:pPr>
-        <w:spacing w:line="240" w:lineRule="auto"/>
-        <w:ind w:left="720" w:hanging="720"/>
-        <w:rPr>
-          <w:rFonts w:ascii="Times New Roman" w:eastAsia="Times New Roman" w:hAnsi="Times New Roman" w:cs="Times New Roman"/>
-          <w:sz w:val="20"/>
-          <w:szCs w:val="20"/>
-          <w:lang w:val="en-PH"/>
-        </w:rPr>
-      </w:pPr>
-      <w:r>
-        <w:rPr>
-          <w:rFonts w:ascii="Times New Roman" w:eastAsia="Times New Roman" w:hAnsi="Times New Roman" w:cs="Times New Roman"/>
-          <w:sz w:val="20"/>
-          <w:szCs w:val="20"/>
-          <w:lang w:val="en-PH"/>
-        </w:rPr>
-        <w:t>3.  Only aggregate results will be reported in the final thesis and any related publications.</w:t>
-      </w:r>
-    </w:p>
-    <w:p>
-      <w:pPr>
-        <w:spacing w:line="240" w:lineRule="auto"/>
-        <w:ind w:left="720" w:hanging="720"/>
-        <w:rPr>
-          <w:rFonts w:ascii="Times New Roman" w:eastAsia="Times New Roman" w:hAnsi="Times New Roman" w:cs="Times New Roman"/>
-          <w:sz w:val="20"/>
-          <w:szCs w:val="20"/>
-          <w:lang w:val="en-PH"/>
-        </w:rPr>
-      </w:pPr>
-      <w:r>
-        <w:rPr>
-          <w:rFonts w:ascii="Times New Roman" w:eastAsia="Times New Roman" w:hAnsi="Times New Roman" w:cs="Times New Roman"/>
-          <w:sz w:val="20"/>
-          <w:szCs w:val="20"/>
-          <w:lang w:val="en-PH"/>
-        </w:rPr>
-        <w:t>4.  Individual responses will not be disclosed to your institution, colleagues, or supervisors.</w:t>
-      </w:r>
-    </w:p>
-    <w:p>
-      <w:pPr>
-        <w:spacing w:line="240" w:lineRule="auto"/>
-        <w:ind w:left="720" w:hanging="720"/>
-        <w:rPr>
-          <w:rFonts w:ascii="Times New Roman" w:eastAsia="Times New Roman" w:hAnsi="Times New Roman" w:cs="Times New Roman"/>
-          <w:b/>
           <w:bCs/>
           <w:sz w:val="20"/>
           <w:szCs w:val="20"/>
@@ -903,11 +722,117 @@
       <w:r>
         <w:rPr>
           <w:rFonts w:ascii="Times New Roman" w:eastAsia="Times New Roman" w:hAnsi="Times New Roman" w:cs="Times New Roman"/>
+          <w:bCs/>
           <w:sz w:val="20"/>
           <w:szCs w:val="20"/>
           <w:lang w:val="en-PH"/>
         </w:rPr>
-        <w:t>5.  All research data will be retained for one (1) year after the completion of the study and then permanently deleted.</w:t>
+        <w:t>Identity protected through anonymous coding</w:t>
+      </w:r>
+    </w:p>
+    <w:p>
+      <w:pPr>
+        <w:numPr>
+          <w:ilvl w:val="0"/>
+          <w:numId w:val="34"/>
+        </w:numPr>
+        <w:spacing w:line="240" w:lineRule="auto"/>
+        <w:rPr>
+          <w:rFonts w:ascii="Times New Roman" w:eastAsia="Times New Roman" w:hAnsi="Times New Roman" w:cs="Times New Roman"/>
+          <w:bCs/>
+          <w:sz w:val="20"/>
+          <w:szCs w:val="20"/>
+          <w:lang w:val="en-PH"/>
+        </w:rPr>
+      </w:pPr>
+      <w:r>
+        <w:rPr>
+          <w:rFonts w:ascii="Times New Roman" w:eastAsia="Times New Roman" w:hAnsi="Times New Roman" w:cs="Times New Roman"/>
+          <w:bCs/>
+          <w:sz w:val="20"/>
+          <w:szCs w:val="20"/>
+          <w:lang w:val="en-PH"/>
+        </w:rPr>
+        <w:t>Responses stored on password-protected computers</w:t>
+      </w:r>
+    </w:p>
+    <w:p>
+      <w:pPr>
+        <w:numPr>
+          <w:ilvl w:val="0"/>
+          <w:numId w:val="34"/>
+        </w:numPr>
+        <w:spacing w:line="240" w:lineRule="auto"/>
+        <w:rPr>
+          <w:rFonts w:ascii="Times New Roman" w:eastAsia="Times New Roman" w:hAnsi="Times New Roman" w:cs="Times New Roman"/>
+          <w:bCs/>
+          <w:sz w:val="20"/>
+          <w:szCs w:val="20"/>
+          <w:lang w:val="en-PH"/>
+        </w:rPr>
+      </w:pPr>
+      <w:r>
+        <w:rPr>
+          <w:rFonts w:ascii="Times New Roman" w:eastAsia="Times New Roman" w:hAnsi="Times New Roman" w:cs="Times New Roman"/>
+          <w:bCs/>
+          <w:sz w:val="20"/>
+          <w:szCs w:val="20"/>
+          <w:lang w:val="en-PH"/>
+        </w:rPr>
+        <w:t>Only aggregate results reported in publications</w:t>
+      </w:r>
+    </w:p>
+    <w:p>
+      <w:pPr>
+        <w:numPr>
+          <w:ilvl w:val="0"/>
+          <w:numId w:val="34"/>
+        </w:numPr>
+        <w:spacing w:line="240" w:lineRule="auto"/>
+        <w:rPr>
+          <w:rFonts w:ascii="Times New Roman" w:eastAsia="Times New Roman" w:hAnsi="Times New Roman" w:cs="Times New Roman"/>
+          <w:bCs/>
+          <w:sz w:val="20"/>
+          <w:szCs w:val="20"/>
+          <w:lang w:val="en-PH"/>
+        </w:rPr>
+      </w:pPr>
+      <w:r>
+        <w:rPr>
+          <w:rFonts w:ascii="Times New Roman" w:eastAsia="Times New Roman" w:hAnsi="Times New Roman" w:cs="Times New Roman"/>
+          <w:bCs/>
+          <w:sz w:val="20"/>
+          <w:szCs w:val="20"/>
+          <w:lang w:val="en-PH"/>
+        </w:rPr>
+        <w:lastRenderedPageBreak/>
+        <w:t>Notes/recordings kept 1 year, then deleted</w:t>
+      </w:r>
+    </w:p>
+    <w:p>
+      <w:pPr>
+        <w:numPr>
+          <w:ilvl w:val="0"/>
+          <w:numId w:val="34"/>
+        </w:numPr>
+        <w:spacing w:line="240" w:lineRule="auto"/>
+        <w:rPr>
+          <w:rFonts w:ascii="Times New Roman" w:eastAsia="Times New Roman" w:hAnsi="Times New Roman" w:cs="Times New Roman"/>
+          <w:bCs/>
+          <w:sz w:val="20"/>
+          <w:szCs w:val="20"/>
+          <w:lang w:val="en-PH"/>
+        </w:rPr>
+      </w:pPr>
+      <w:r>
+        <w:rPr>
+          <w:rFonts w:ascii="Times New Roman" w:eastAsia="Times New Roman" w:hAnsi="Times New Roman" w:cs="Times New Roman"/>
+          <w:bCs/>
+          <w:sz w:val="20"/>
+          <w:szCs w:val="20"/>
+          <w:lang w:val="en-PH"/>
+        </w:rPr>
+        <w:t>Individual performance not shared with administration</w:t>
       </w:r>
     </w:p>
     <w:p>
@@ -1400,19 +1325,7 @@
     <w:p>
       <w:pPr>
         <w:spacing w:line="240" w:lineRule="auto"/>
-        <w:rPr>
-          <w:rFonts w:ascii="Times New Roman" w:eastAsia="Times New Roman" w:hAnsi="Times New Roman" w:cs="Times New Roman"/>
-          <w:b/>
-          <w:bCs/>
-          <w:sz w:val="20"/>
-          <w:szCs w:val="20"/>
-          <w:lang w:val="en-PH"/>
-        </w:rPr>
-      </w:pPr>
-    </w:p>
-    <w:p>
-      <w:pPr>
-        <w:spacing w:line="240" w:lineRule="auto"/>
+        <w:ind w:left="720" w:hanging="720"/>
         <w:rPr>
           <w:rFonts w:ascii="Times New Roman" w:eastAsia="Times New Roman" w:hAnsi="Times New Roman" w:cs="Times New Roman"/>
           <w:sz w:val="20"/>
@@ -1429,7 +1342,6 @@
           <w:szCs w:val="20"/>
           <w:lang w:val="en-PH"/>
         </w:rPr>
-        <w:lastRenderedPageBreak/>
         <w:t>DATA PRIVACY AGREEMENT</w:t>
       </w:r>
     </w:p>
@@ -1665,83 +1577,11 @@
     <w:p>
       <w:pPr>
         <w:spacing w:line="240" w:lineRule="auto"/>
-        <w:rPr>
-          <w:rFonts w:ascii="Times New Roman" w:eastAsia="Times New Roman" w:hAnsi="Times New Roman" w:cs="Times New Roman"/>
-          <w:b/>
-          <w:bCs/>
-          <w:sz w:val="24"/>
-          <w:szCs w:val="24"/>
-          <w:lang w:val="en-PH"/>
-        </w:rPr>
-      </w:pPr>
-    </w:p>
-    <w:p>
-      <w:pPr>
-        <w:spacing w:line="240" w:lineRule="auto"/>
-        <w:rPr>
-          <w:rFonts w:ascii="Times New Roman" w:eastAsia="Times New Roman" w:hAnsi="Times New Roman" w:cs="Times New Roman"/>
-          <w:b/>
-          <w:bCs/>
-          <w:sz w:val="24"/>
-          <w:szCs w:val="24"/>
-          <w:lang w:val="en-PH"/>
-        </w:rPr>
-      </w:pPr>
-      <w:r>
-        <w:rPr>
-          <w:rFonts w:ascii="Times New Roman" w:eastAsia="Times New Roman" w:hAnsi="Times New Roman" w:cs="Times New Roman"/>
-          <w:b/>
-          <w:bCs/>
-          <w:sz w:val="20"/>
-          <w:szCs w:val="20"/>
-          <w:lang w:val="en-PH"/>
-        </w:rPr>
-        <w:t xml:space="preserve">Guide Questions for Requirements Gathering </w:t>
-      </w:r>
-      <w:r>
-        <w:rPr>
-          <w:rFonts w:ascii="Times New Roman" w:eastAsia="Times New Roman" w:hAnsi="Times New Roman" w:cs="Times New Roman"/>
-          <w:b/>
-          <w:bCs/>
-          <w:sz w:val="20"/>
-          <w:szCs w:val="20"/>
-          <w:lang w:val="en-PH"/>
-        </w:rPr>
-        <w:t>Interview</w:t>
-      </w:r>
-    </w:p>
-    <w:p>
-      <w:pPr>
-        <w:spacing w:line="240" w:lineRule="auto"/>
         <w:ind w:left="720" w:hanging="720"/>
         <w:rPr>
           <w:rFonts w:ascii="Times New Roman" w:eastAsia="Times New Roman" w:hAnsi="Times New Roman" w:cs="Times New Roman"/>
           <w:sz w:val="20"/>
           <w:szCs w:val="20"/>
-          <w:lang w:val="en-PH"/>
-        </w:rPr>
-      </w:pPr>
-      <w:r>
-        <w:rPr>
-          <w:rFonts w:ascii="Times New Roman" w:eastAsia="Times New Roman" w:hAnsi="Times New Roman" w:cs="Times New Roman"/>
-          <w:b/>
-          <w:bCs/>
-          <w:sz w:val="20"/>
-          <w:szCs w:val="20"/>
-          <w:lang w:val="en-PH"/>
-        </w:rPr>
-        <w:t>PART I: RESPONDENT PROFILE</w:t>
-      </w:r>
-    </w:p>
-    <w:p>
-      <w:pPr>
-        <w:spacing w:line="240" w:lineRule="auto"/>
-        <w:ind w:left="720" w:hanging="720"/>
-        <w:rPr>
-          <w:rFonts w:ascii="Times New Roman" w:eastAsia="Times New Roman" w:hAnsi="Times New Roman" w:cs="Times New Roman"/>
-          <w:sz w:val="20"/>
-          <w:szCs w:val="20"/>
-          <w:lang w:val="en-PH"/>
         </w:rPr>
       </w:pPr>
       <w:r>
@@ -1749,360 +1589,8 @@
           <w:rFonts w:ascii="Times New Roman" w:eastAsia="Times New Roman" w:hAnsi="Times New Roman" w:cs="Times New Roman"/>
           <w:sz w:val="20"/>
           <w:szCs w:val="20"/>
-          <w:lang w:val="en-PH"/>
         </w:rPr>
-        <w:t>Name (Optional): ___________________________________________</w:t>
-      </w:r>
-    </w:p>
-    <w:p>
-      <w:pPr>
-        <w:spacing w:line="240" w:lineRule="auto"/>
-        <w:ind w:left="720" w:hanging="720"/>
-        <w:rPr>
-          <w:rFonts w:ascii="Times New Roman" w:eastAsia="Times New Roman" w:hAnsi="Times New Roman" w:cs="Times New Roman"/>
-          <w:sz w:val="20"/>
-          <w:szCs w:val="20"/>
-          <w:lang w:val="en-PH"/>
-        </w:rPr>
-      </w:pPr>
-      <w:r>
-        <w:rPr>
-          <w:rFonts w:ascii="Times New Roman" w:eastAsia="Times New Roman" w:hAnsi="Times New Roman" w:cs="Times New Roman"/>
-          <w:sz w:val="20"/>
-          <w:szCs w:val="20"/>
-          <w:lang w:val="en-PH"/>
-        </w:rPr>
-        <w:t xml:space="preserve">Department:  </w:t>
-      </w:r>
-      <w:r>
-        <w:rPr>
-          <w:rFonts w:ascii="Segoe UI Symbol" w:eastAsia="Times New Roman" w:hAnsi="Segoe UI Symbol" w:cs="Segoe UI Symbol"/>
-          <w:sz w:val="20"/>
-          <w:szCs w:val="20"/>
-          <w:lang w:val="en-PH"/>
-        </w:rPr>
-        <w:t>☐</w:t>
-      </w:r>
-      <w:r>
-        <w:rPr>
-          <w:rFonts w:ascii="Times New Roman" w:eastAsia="Times New Roman" w:hAnsi="Times New Roman" w:cs="Times New Roman"/>
-          <w:sz w:val="20"/>
-          <w:szCs w:val="20"/>
-          <w:lang w:val="en-PH"/>
-        </w:rPr>
-        <w:t xml:space="preserve"> Computer Science     </w:t>
-      </w:r>
-      <w:r>
-        <w:rPr>
-          <w:rFonts w:ascii="Segoe UI Symbol" w:eastAsia="Times New Roman" w:hAnsi="Segoe UI Symbol" w:cs="Segoe UI Symbol"/>
-          <w:sz w:val="20"/>
-          <w:szCs w:val="20"/>
-          <w:lang w:val="en-PH"/>
-        </w:rPr>
-        <w:t>☐</w:t>
-      </w:r>
-      <w:r>
-        <w:rPr>
-          <w:rFonts w:ascii="Times New Roman" w:eastAsia="Times New Roman" w:hAnsi="Times New Roman" w:cs="Times New Roman"/>
-          <w:sz w:val="20"/>
-          <w:szCs w:val="20"/>
-          <w:lang w:val="en-PH"/>
-        </w:rPr>
-        <w:t xml:space="preserve"> Psychology     </w:t>
-      </w:r>
-      <w:r>
-        <w:rPr>
-          <w:rFonts w:ascii="Segoe UI Symbol" w:eastAsia="Times New Roman" w:hAnsi="Segoe UI Symbol" w:cs="Segoe UI Symbol"/>
-          <w:sz w:val="20"/>
-          <w:szCs w:val="20"/>
-          <w:lang w:val="en-PH"/>
-        </w:rPr>
-        <w:t>☐</w:t>
-      </w:r>
-      <w:r>
-        <w:rPr>
-          <w:rFonts w:ascii="Times New Roman" w:eastAsia="Times New Roman" w:hAnsi="Times New Roman" w:cs="Times New Roman"/>
-          <w:sz w:val="20"/>
-          <w:szCs w:val="20"/>
-          <w:lang w:val="en-PH"/>
-        </w:rPr>
-        <w:t xml:space="preserve"> Other: ___________</w:t>
-      </w:r>
-    </w:p>
-    <w:p>
-      <w:pPr>
-        <w:spacing w:line="240" w:lineRule="auto"/>
-        <w:ind w:left="720" w:hanging="720"/>
-        <w:rPr>
-          <w:rFonts w:ascii="Times New Roman" w:eastAsia="Times New Roman" w:hAnsi="Times New Roman" w:cs="Times New Roman"/>
-          <w:sz w:val="20"/>
-          <w:szCs w:val="20"/>
-          <w:lang w:val="en-PH"/>
-        </w:rPr>
-      </w:pPr>
-      <w:r>
-        <w:rPr>
-          <w:rFonts w:ascii="Times New Roman" w:eastAsia="Times New Roman" w:hAnsi="Times New Roman" w:cs="Times New Roman"/>
-          <w:sz w:val="20"/>
-          <w:szCs w:val="20"/>
-          <w:lang w:val="en-PH"/>
-        </w:rPr>
-        <w:t>Number of Years Teaching: ___________</w:t>
-      </w:r>
-    </w:p>
-    <w:p>
-      <w:pPr>
-        <w:spacing w:line="240" w:lineRule="auto"/>
-        <w:ind w:left="720" w:hanging="720"/>
-        <w:rPr>
-          <w:rFonts w:ascii="Times New Roman" w:eastAsia="Times New Roman" w:hAnsi="Times New Roman" w:cs="Times New Roman"/>
-          <w:sz w:val="20"/>
-          <w:szCs w:val="20"/>
-          <w:lang w:val="en-PH"/>
-        </w:rPr>
-      </w:pPr>
-      <w:r>
-        <w:rPr>
-          <w:rFonts w:ascii="Times New Roman" w:eastAsia="Times New Roman" w:hAnsi="Times New Roman" w:cs="Times New Roman"/>
-          <w:sz w:val="20"/>
-          <w:szCs w:val="20"/>
-          <w:lang w:val="en-PH"/>
-        </w:rPr>
-        <w:t>Courses Currently Handled: ___________________________________________</w:t>
-      </w:r>
-    </w:p>
-    <w:p>
-      <w:pPr>
-        <w:spacing w:line="240" w:lineRule="auto"/>
-        <w:rPr>
-          <w:rFonts w:ascii="Times New Roman" w:eastAsia="Times New Roman" w:hAnsi="Times New Roman" w:cs="Times New Roman"/>
-          <w:sz w:val="20"/>
-          <w:szCs w:val="20"/>
-          <w:lang w:val="en-PH"/>
-        </w:rPr>
-      </w:pPr>
-      <w:r>
-        <w:rPr>
-          <w:rFonts w:ascii="Times New Roman" w:eastAsia="Times New Roman" w:hAnsi="Times New Roman" w:cs="Times New Roman"/>
-          <w:b/>
-          <w:bCs/>
-          <w:sz w:val="20"/>
-          <w:szCs w:val="20"/>
-          <w:lang w:val="en-PH"/>
-        </w:rPr>
-        <w:t>PART II: CURRENT EXAMINATION PRACTICES</w:t>
-      </w:r>
-    </w:p>
-    <w:p>
-      <w:pPr>
-        <w:spacing w:line="240" w:lineRule="auto"/>
-        <w:ind w:left="720" w:hanging="720"/>
-        <w:rPr>
-          <w:rFonts w:ascii="Times New Roman" w:eastAsia="Times New Roman" w:hAnsi="Times New Roman" w:cs="Times New Roman"/>
-          <w:sz w:val="20"/>
-          <w:szCs w:val="20"/>
-          <w:lang w:val="en-PH"/>
-        </w:rPr>
-      </w:pPr>
-      <w:r>
-        <w:rPr>
-          <w:rFonts w:ascii="Times New Roman" w:eastAsia="Times New Roman" w:hAnsi="Times New Roman" w:cs="Times New Roman"/>
-          <w:b/>
-          <w:bCs/>
-          <w:sz w:val="20"/>
-          <w:szCs w:val="20"/>
-          <w:lang w:val="en-PH"/>
-        </w:rPr>
-        <w:t>A. Current Grading Process</w:t>
-      </w:r>
-    </w:p>
-    <w:p>
-      <w:pPr>
-        <w:spacing w:line="240" w:lineRule="auto"/>
-        <w:ind w:left="720" w:hanging="720"/>
-        <w:rPr>
-          <w:rFonts w:ascii="Times New Roman" w:eastAsia="Times New Roman" w:hAnsi="Times New Roman" w:cs="Times New Roman"/>
-          <w:sz w:val="20"/>
-          <w:szCs w:val="20"/>
-          <w:lang w:val="en-PH"/>
-        </w:rPr>
-      </w:pPr>
-      <w:r>
-        <w:rPr>
-          <w:rFonts w:ascii="Times New Roman" w:eastAsia="Times New Roman" w:hAnsi="Times New Roman" w:cs="Times New Roman"/>
-          <w:sz w:val="20"/>
-          <w:szCs w:val="20"/>
-          <w:lang w:val="en-PH"/>
-        </w:rPr>
-        <w:t>1. What is your current process for checking or grading examination papers (e.g., multiple choice, true/false, identification)? Please describe the steps you follow from receiving the papers to recording the scores.</w:t>
-      </w:r>
-    </w:p>
-    <w:p>
-      <w:pPr>
-        <w:spacing w:line="240" w:lineRule="auto"/>
-        <w:ind w:left="720" w:hanging="720"/>
-        <w:rPr>
-          <w:rFonts w:ascii="Times New Roman" w:eastAsia="Times New Roman" w:hAnsi="Times New Roman" w:cs="Times New Roman"/>
-          <w:sz w:val="20"/>
-          <w:szCs w:val="20"/>
-          <w:lang w:val="en-PH"/>
-        </w:rPr>
-      </w:pPr>
-      <w:r>
-        <w:rPr>
-          <w:rFonts w:ascii="Times New Roman" w:eastAsia="Times New Roman" w:hAnsi="Times New Roman" w:cs="Times New Roman"/>
-          <w:sz w:val="20"/>
-          <w:szCs w:val="20"/>
-          <w:lang w:val="en-PH"/>
-        </w:rPr>
-        <w:t>Answer: _________________________________________________________________________</w:t>
-      </w:r>
-    </w:p>
-    <w:p>
-      <w:pPr>
-        <w:spacing w:line="240" w:lineRule="auto"/>
-        <w:ind w:left="720" w:hanging="720"/>
-        <w:rPr>
-          <w:rFonts w:ascii="Times New Roman" w:eastAsia="Times New Roman" w:hAnsi="Times New Roman" w:cs="Times New Roman"/>
-          <w:sz w:val="20"/>
-          <w:szCs w:val="20"/>
-          <w:lang w:val="en-PH"/>
-        </w:rPr>
-      </w:pPr>
-      <w:r>
-        <w:rPr>
-          <w:rFonts w:ascii="Times New Roman" w:eastAsia="Times New Roman" w:hAnsi="Times New Roman" w:cs="Times New Roman"/>
-          <w:sz w:val="20"/>
-          <w:szCs w:val="20"/>
-          <w:lang w:val="en-PH"/>
-        </w:rPr>
-        <w:t xml:space="preserve">         _________________________________________________________________________</w:t>
-      </w:r>
-    </w:p>
-    <w:p>
-      <w:pPr>
-        <w:spacing w:line="240" w:lineRule="auto"/>
-        <w:ind w:left="720" w:hanging="720"/>
-        <w:rPr>
-          <w:rFonts w:ascii="Times New Roman" w:eastAsia="Times New Roman" w:hAnsi="Times New Roman" w:cs="Times New Roman"/>
-          <w:sz w:val="20"/>
-          <w:szCs w:val="20"/>
-          <w:lang w:val="en-PH"/>
-        </w:rPr>
-      </w:pPr>
-      <w:r>
-        <w:rPr>
-          <w:rFonts w:ascii="Times New Roman" w:eastAsia="Times New Roman" w:hAnsi="Times New Roman" w:cs="Times New Roman"/>
-          <w:sz w:val="20"/>
-          <w:szCs w:val="20"/>
-          <w:lang w:val="en-PH"/>
-        </w:rPr>
-        <w:t>2. How long does the examination checking process typically take per class section? (Please estimate in hours or minutes.)</w:t>
-      </w:r>
-    </w:p>
-    <w:p>
-      <w:pPr>
-        <w:spacing w:line="240" w:lineRule="auto"/>
-        <w:ind w:left="720" w:hanging="720"/>
-        <w:rPr>
-          <w:rFonts w:ascii="Times New Roman" w:eastAsia="Times New Roman" w:hAnsi="Times New Roman" w:cs="Times New Roman"/>
-          <w:sz w:val="20"/>
-          <w:szCs w:val="20"/>
-          <w:lang w:val="en-PH"/>
-        </w:rPr>
-      </w:pPr>
-      <w:r>
-        <w:rPr>
-          <w:rFonts w:ascii="Times New Roman" w:eastAsia="Times New Roman" w:hAnsi="Times New Roman" w:cs="Times New Roman"/>
-          <w:sz w:val="20"/>
-          <w:szCs w:val="20"/>
-          <w:lang w:val="en-PH"/>
-        </w:rPr>
-        <w:t>Answer: _________________________________________________________________________</w:t>
-      </w:r>
-    </w:p>
-    <w:p>
-      <w:pPr>
-        <w:spacing w:line="240" w:lineRule="auto"/>
-        <w:ind w:left="720" w:hanging="720"/>
-        <w:rPr>
-          <w:rFonts w:ascii="Times New Roman" w:eastAsia="Times New Roman" w:hAnsi="Times New Roman" w:cs="Times New Roman"/>
-          <w:sz w:val="20"/>
-          <w:szCs w:val="20"/>
-          <w:lang w:val="en-PH"/>
-        </w:rPr>
-      </w:pPr>
-      <w:r>
-        <w:rPr>
-          <w:rFonts w:ascii="Times New Roman" w:eastAsia="Times New Roman" w:hAnsi="Times New Roman" w:cs="Times New Roman"/>
-          <w:sz w:val="20"/>
-          <w:szCs w:val="20"/>
-          <w:lang w:val="en-PH"/>
-        </w:rPr>
-        <w:t xml:space="preserve">         _________________________________________________________________________</w:t>
-      </w:r>
-    </w:p>
-    <w:p>
-      <w:pPr>
-        <w:spacing w:line="240" w:lineRule="auto"/>
-        <w:ind w:left="720" w:hanging="720"/>
-        <w:rPr>
-          <w:rFonts w:ascii="Times New Roman" w:eastAsia="Times New Roman" w:hAnsi="Times New Roman" w:cs="Times New Roman"/>
-          <w:sz w:val="20"/>
-          <w:szCs w:val="20"/>
-          <w:lang w:val="en-PH"/>
-        </w:rPr>
-      </w:pPr>
-      <w:r>
-        <w:rPr>
-          <w:rFonts w:ascii="Times New Roman" w:eastAsia="Times New Roman" w:hAnsi="Times New Roman" w:cs="Times New Roman"/>
-          <w:sz w:val="20"/>
-          <w:szCs w:val="20"/>
-          <w:lang w:val="en-PH"/>
-        </w:rPr>
-        <w:t>3. What are the most common types of examination items you use in your courses?</w:t>
-      </w:r>
-    </w:p>
-    <w:p>
-      <w:pPr>
-        <w:spacing w:line="240" w:lineRule="auto"/>
-        <w:ind w:left="720" w:hanging="720"/>
-        <w:rPr>
-          <w:rFonts w:ascii="Times New Roman" w:eastAsia="Times New Roman" w:hAnsi="Times New Roman" w:cs="Times New Roman"/>
-          <w:sz w:val="20"/>
-          <w:szCs w:val="20"/>
-          <w:lang w:val="en-PH"/>
-        </w:rPr>
-      </w:pPr>
-      <w:r>
-        <w:rPr>
-          <w:rFonts w:ascii="Times New Roman" w:eastAsia="Times New Roman" w:hAnsi="Times New Roman" w:cs="Times New Roman"/>
-          <w:sz w:val="20"/>
-          <w:szCs w:val="20"/>
-          <w:lang w:val="en-PH"/>
-        </w:rPr>
-        <w:t>Answer: _________________________________________________________________________</w:t>
-      </w:r>
-    </w:p>
-    <w:p>
-      <w:pPr>
-        <w:spacing w:line="240" w:lineRule="auto"/>
-        <w:ind w:left="720" w:hanging="720"/>
-        <w:rPr>
-          <w:rFonts w:ascii="Times New Roman" w:eastAsia="Times New Roman" w:hAnsi="Times New Roman" w:cs="Times New Roman"/>
-          <w:sz w:val="20"/>
-          <w:szCs w:val="20"/>
-          <w:lang w:val="en-PH"/>
-        </w:rPr>
-      </w:pPr>
-      <w:r>
-        <w:rPr>
-          <w:rFonts w:ascii="Times New Roman" w:eastAsia="Times New Roman" w:hAnsi="Times New Roman" w:cs="Times New Roman"/>
-          <w:sz w:val="20"/>
-          <w:szCs w:val="20"/>
-          <w:lang w:val="en-PH"/>
-        </w:rPr>
-        <w:t xml:space="preserve">         _________________________________________________________________________</w:t>
+        <w:br w:type="page"/>
       </w:r>
     </w:p>
     <w:p>
@@ -2115,47 +1603,6 @@
           <w:bCs/>
           <w:sz w:val="20"/>
           <w:szCs w:val="20"/>
-          <w:lang w:val="en-PH"/>
-        </w:rPr>
-      </w:pPr>
-    </w:p>
-    <w:p>
-      <w:pPr>
-        <w:spacing w:line="240" w:lineRule="auto"/>
-        <w:ind w:left="720" w:hanging="720"/>
-        <w:rPr>
-          <w:rFonts w:ascii="Times New Roman" w:eastAsia="Times New Roman" w:hAnsi="Times New Roman" w:cs="Times New Roman"/>
-          <w:b/>
-          <w:bCs/>
-          <w:sz w:val="20"/>
-          <w:szCs w:val="20"/>
-          <w:lang w:val="en-PH"/>
-        </w:rPr>
-      </w:pPr>
-    </w:p>
-    <w:p>
-      <w:pPr>
-        <w:spacing w:line="240" w:lineRule="auto"/>
-        <w:ind w:left="720" w:hanging="720"/>
-        <w:rPr>
-          <w:rFonts w:ascii="Times New Roman" w:eastAsia="Times New Roman" w:hAnsi="Times New Roman" w:cs="Times New Roman"/>
-          <w:b/>
-          <w:bCs/>
-          <w:sz w:val="20"/>
-          <w:szCs w:val="20"/>
-          <w:lang w:val="en-PH"/>
-        </w:rPr>
-      </w:pPr>
-    </w:p>
-    <w:p>
-      <w:pPr>
-        <w:spacing w:line="240" w:lineRule="auto"/>
-        <w:ind w:left="720" w:hanging="720"/>
-        <w:rPr>
-          <w:rFonts w:ascii="Times New Roman" w:eastAsia="Times New Roman" w:hAnsi="Times New Roman" w:cs="Times New Roman"/>
-          <w:sz w:val="20"/>
-          <w:szCs w:val="20"/>
-          <w:lang w:val="en-PH"/>
         </w:rPr>
       </w:pPr>
       <w:r>
@@ -2165,16 +1612,34 @@
           <w:bCs/>
           <w:sz w:val="20"/>
           <w:szCs w:val="20"/>
-          <w:lang w:val="en-PH"/>
         </w:rPr>
         <w:lastRenderedPageBreak/>
-        <w:t>B. Challenges in Manual Examination Checking</w:t>
+        <w:t>COMPUTER SYSTEM USABILITY QUESTIONNAIRE (CSUQ)</w:t>
       </w:r>
     </w:p>
     <w:p>
       <w:pPr>
         <w:spacing w:line="240" w:lineRule="auto"/>
         <w:ind w:left="720" w:hanging="720"/>
+        <w:rPr>
+          <w:rFonts w:ascii="Times New Roman" w:eastAsia="Times New Roman" w:hAnsi="Times New Roman" w:cs="Times New Roman"/>
+          <w:sz w:val="20"/>
+          <w:szCs w:val="20"/>
+        </w:rPr>
+      </w:pPr>
+      <w:r>
+        <w:rPr>
+          <w:rFonts w:ascii="Times New Roman" w:eastAsia="Times New Roman" w:hAnsi="Times New Roman" w:cs="Times New Roman"/>
+          <w:b/>
+          <w:sz w:val="20"/>
+          <w:szCs w:val="20"/>
+        </w:rPr>
+        <w:t>INSTRUCTIONS:</w:t>
+      </w:r>
+    </w:p>
+    <w:p>
+      <w:pPr>
+        <w:spacing w:line="240" w:lineRule="auto"/>
         <w:rPr>
           <w:rFonts w:ascii="Times New Roman" w:eastAsia="Times New Roman" w:hAnsi="Times New Roman" w:cs="Times New Roman"/>
           <w:sz w:val="20"/>
@@ -2189,621 +1654,7 @@
           <w:szCs w:val="20"/>
           <w:lang w:val="en-PH"/>
         </w:rPr>
-        <w:t>4. What are the biggest challenges you face when manually checking examination papers? (e.g., time consumption, scoring errors, handwriting legibility, managing large class sizes)</w:t>
-      </w:r>
-    </w:p>
-    <w:p>
-      <w:pPr>
-        <w:spacing w:line="240" w:lineRule="auto"/>
-        <w:ind w:left="720" w:hanging="720"/>
-        <w:rPr>
-          <w:rFonts w:ascii="Times New Roman" w:eastAsia="Times New Roman" w:hAnsi="Times New Roman" w:cs="Times New Roman"/>
-          <w:sz w:val="20"/>
-          <w:szCs w:val="20"/>
-          <w:lang w:val="en-PH"/>
-        </w:rPr>
-      </w:pPr>
-      <w:r>
-        <w:rPr>
-          <w:rFonts w:ascii="Times New Roman" w:eastAsia="Times New Roman" w:hAnsi="Times New Roman" w:cs="Times New Roman"/>
-          <w:sz w:val="20"/>
-          <w:szCs w:val="20"/>
-          <w:lang w:val="en-PH"/>
-        </w:rPr>
-        <w:t>Answer: _________________________________________________________________________</w:t>
-      </w:r>
-    </w:p>
-    <w:p>
-      <w:pPr>
-        <w:spacing w:line="240" w:lineRule="auto"/>
-        <w:ind w:left="720" w:hanging="720"/>
-        <w:rPr>
-          <w:rFonts w:ascii="Times New Roman" w:eastAsia="Times New Roman" w:hAnsi="Times New Roman" w:cs="Times New Roman"/>
-          <w:sz w:val="20"/>
-          <w:szCs w:val="20"/>
-          <w:lang w:val="en-PH"/>
-        </w:rPr>
-      </w:pPr>
-      <w:r>
-        <w:rPr>
-          <w:rFonts w:ascii="Times New Roman" w:eastAsia="Times New Roman" w:hAnsi="Times New Roman" w:cs="Times New Roman"/>
-          <w:sz w:val="20"/>
-          <w:szCs w:val="20"/>
-          <w:lang w:val="en-PH"/>
-        </w:rPr>
-        <w:t xml:space="preserve">         _________________________________________________________________________</w:t>
-      </w:r>
-    </w:p>
-    <w:p>
-      <w:pPr>
-        <w:spacing w:line="240" w:lineRule="auto"/>
-        <w:ind w:left="720" w:hanging="720"/>
-        <w:rPr>
-          <w:rFonts w:ascii="Times New Roman" w:eastAsia="Times New Roman" w:hAnsi="Times New Roman" w:cs="Times New Roman"/>
-          <w:sz w:val="20"/>
-          <w:szCs w:val="20"/>
-          <w:lang w:val="en-PH"/>
-        </w:rPr>
-      </w:pPr>
-      <w:r>
-        <w:rPr>
-          <w:rFonts w:ascii="Times New Roman" w:eastAsia="Times New Roman" w:hAnsi="Times New Roman" w:cs="Times New Roman"/>
-          <w:sz w:val="20"/>
-          <w:szCs w:val="20"/>
-          <w:lang w:val="en-PH"/>
-        </w:rPr>
-        <w:t>5. Have you experienced inconsistencies or errors in your manual grading process? If yes, please describe the types of errors most commonly encountered.</w:t>
-      </w:r>
-    </w:p>
-    <w:p>
-      <w:pPr>
-        <w:spacing w:line="240" w:lineRule="auto"/>
-        <w:ind w:left="720" w:hanging="720"/>
-        <w:rPr>
-          <w:rFonts w:ascii="Times New Roman" w:eastAsia="Times New Roman" w:hAnsi="Times New Roman" w:cs="Times New Roman"/>
-          <w:sz w:val="20"/>
-          <w:szCs w:val="20"/>
-          <w:lang w:val="en-PH"/>
-        </w:rPr>
-      </w:pPr>
-      <w:r>
-        <w:rPr>
-          <w:rFonts w:ascii="Times New Roman" w:eastAsia="Times New Roman" w:hAnsi="Times New Roman" w:cs="Times New Roman"/>
-          <w:sz w:val="20"/>
-          <w:szCs w:val="20"/>
-          <w:lang w:val="en-PH"/>
-        </w:rPr>
-        <w:t>Answer: _________________________________________________________________________</w:t>
-      </w:r>
-    </w:p>
-    <w:p>
-      <w:pPr>
-        <w:spacing w:line="240" w:lineRule="auto"/>
-        <w:ind w:left="720" w:hanging="720"/>
-        <w:rPr>
-          <w:rFonts w:ascii="Times New Roman" w:eastAsia="Times New Roman" w:hAnsi="Times New Roman" w:cs="Times New Roman"/>
-          <w:sz w:val="20"/>
-          <w:szCs w:val="20"/>
-          <w:lang w:val="en-PH"/>
-        </w:rPr>
-      </w:pPr>
-      <w:r>
-        <w:rPr>
-          <w:rFonts w:ascii="Times New Roman" w:eastAsia="Times New Roman" w:hAnsi="Times New Roman" w:cs="Times New Roman"/>
-          <w:sz w:val="20"/>
-          <w:szCs w:val="20"/>
-          <w:lang w:val="en-PH"/>
-        </w:rPr>
-        <w:t xml:space="preserve">         _________________________________________________________________________</w:t>
-      </w:r>
-    </w:p>
-    <w:p>
-      <w:pPr>
-        <w:spacing w:line="240" w:lineRule="auto"/>
-        <w:ind w:left="720" w:hanging="720"/>
-        <w:rPr>
-          <w:rFonts w:ascii="Times New Roman" w:eastAsia="Times New Roman" w:hAnsi="Times New Roman" w:cs="Times New Roman"/>
-          <w:sz w:val="20"/>
-          <w:szCs w:val="20"/>
-          <w:lang w:val="en-PH"/>
-        </w:rPr>
-      </w:pPr>
-      <w:r>
-        <w:rPr>
-          <w:rFonts w:ascii="Times New Roman" w:eastAsia="Times New Roman" w:hAnsi="Times New Roman" w:cs="Times New Roman"/>
-          <w:sz w:val="20"/>
-          <w:szCs w:val="20"/>
-          <w:lang w:val="en-PH"/>
-        </w:rPr>
-        <w:t>6. How do you currently manage and store student examination results? What tools or systems, if any, do you use?</w:t>
-      </w:r>
-    </w:p>
-    <w:p>
-      <w:pPr>
-        <w:spacing w:line="240" w:lineRule="auto"/>
-        <w:ind w:left="720" w:hanging="720"/>
-        <w:rPr>
-          <w:rFonts w:ascii="Times New Roman" w:eastAsia="Times New Roman" w:hAnsi="Times New Roman" w:cs="Times New Roman"/>
-          <w:sz w:val="20"/>
-          <w:szCs w:val="20"/>
-          <w:lang w:val="en-PH"/>
-        </w:rPr>
-      </w:pPr>
-      <w:r>
-        <w:rPr>
-          <w:rFonts w:ascii="Times New Roman" w:eastAsia="Times New Roman" w:hAnsi="Times New Roman" w:cs="Times New Roman"/>
-          <w:sz w:val="20"/>
-          <w:szCs w:val="20"/>
-          <w:lang w:val="en-PH"/>
-        </w:rPr>
-        <w:t>Answer: _________________________________________________________________________</w:t>
-      </w:r>
-    </w:p>
-    <w:p>
-      <w:pPr>
-        <w:spacing w:line="240" w:lineRule="auto"/>
-        <w:ind w:left="720" w:hanging="720"/>
-        <w:rPr>
-          <w:rFonts w:ascii="Times New Roman" w:eastAsia="Times New Roman" w:hAnsi="Times New Roman" w:cs="Times New Roman"/>
-          <w:sz w:val="20"/>
-          <w:szCs w:val="20"/>
-          <w:lang w:val="en-PH"/>
-        </w:rPr>
-      </w:pPr>
-      <w:r>
-        <w:rPr>
-          <w:rFonts w:ascii="Times New Roman" w:eastAsia="Times New Roman" w:hAnsi="Times New Roman" w:cs="Times New Roman"/>
-          <w:sz w:val="20"/>
-          <w:szCs w:val="20"/>
-          <w:lang w:val="en-PH"/>
-        </w:rPr>
-        <w:t xml:space="preserve">         _________________________________________________________________________</w:t>
-      </w:r>
-    </w:p>
-    <w:p>
-      <w:pPr>
-        <w:spacing w:line="240" w:lineRule="auto"/>
-        <w:ind w:left="720" w:hanging="720"/>
-        <w:rPr>
-          <w:rFonts w:ascii="Times New Roman" w:eastAsia="Times New Roman" w:hAnsi="Times New Roman" w:cs="Times New Roman"/>
-          <w:sz w:val="20"/>
-          <w:szCs w:val="20"/>
-          <w:lang w:val="en-PH"/>
-        </w:rPr>
-      </w:pPr>
-      <w:r>
-        <w:rPr>
-          <w:rFonts w:ascii="Times New Roman" w:eastAsia="Times New Roman" w:hAnsi="Times New Roman" w:cs="Times New Roman"/>
-          <w:b/>
-          <w:bCs/>
-          <w:sz w:val="20"/>
-          <w:szCs w:val="20"/>
-          <w:lang w:val="en-PH"/>
-        </w:rPr>
-        <w:t>C. Technology Use and Comfort</w:t>
-      </w:r>
-    </w:p>
-    <w:p>
-      <w:pPr>
-        <w:spacing w:line="240" w:lineRule="auto"/>
-        <w:ind w:left="720" w:hanging="720"/>
-        <w:rPr>
-          <w:rFonts w:ascii="Times New Roman" w:eastAsia="Times New Roman" w:hAnsi="Times New Roman" w:cs="Times New Roman"/>
-          <w:sz w:val="20"/>
-          <w:szCs w:val="20"/>
-          <w:lang w:val="en-PH"/>
-        </w:rPr>
-      </w:pPr>
-      <w:r>
-        <w:rPr>
-          <w:rFonts w:ascii="Times New Roman" w:eastAsia="Times New Roman" w:hAnsi="Times New Roman" w:cs="Times New Roman"/>
-          <w:sz w:val="20"/>
-          <w:szCs w:val="20"/>
-          <w:lang w:val="en-PH"/>
-        </w:rPr>
-        <w:t>7. Have you ever used any digital tool, application, or system to assist in grading examinations? If yes, please briefly describe your experience.</w:t>
-      </w:r>
-    </w:p>
-    <w:p>
-      <w:pPr>
-        <w:spacing w:line="240" w:lineRule="auto"/>
-        <w:ind w:left="720" w:hanging="720"/>
-        <w:rPr>
-          <w:rFonts w:ascii="Times New Roman" w:eastAsia="Times New Roman" w:hAnsi="Times New Roman" w:cs="Times New Roman"/>
-          <w:sz w:val="20"/>
-          <w:szCs w:val="20"/>
-          <w:lang w:val="en-PH"/>
-        </w:rPr>
-      </w:pPr>
-      <w:r>
-        <w:rPr>
-          <w:rFonts w:ascii="Times New Roman" w:eastAsia="Times New Roman" w:hAnsi="Times New Roman" w:cs="Times New Roman"/>
-          <w:sz w:val="20"/>
-          <w:szCs w:val="20"/>
-          <w:lang w:val="en-PH"/>
-        </w:rPr>
-        <w:t>Answer: _________________________________________________________________________</w:t>
-      </w:r>
-    </w:p>
-    <w:p>
-      <w:pPr>
-        <w:spacing w:line="240" w:lineRule="auto"/>
-        <w:ind w:left="720" w:hanging="720"/>
-        <w:rPr>
-          <w:rFonts w:ascii="Times New Roman" w:eastAsia="Times New Roman" w:hAnsi="Times New Roman" w:cs="Times New Roman"/>
-          <w:sz w:val="20"/>
-          <w:szCs w:val="20"/>
-          <w:lang w:val="en-PH"/>
-        </w:rPr>
-      </w:pPr>
-      <w:r>
-        <w:rPr>
-          <w:rFonts w:ascii="Times New Roman" w:eastAsia="Times New Roman" w:hAnsi="Times New Roman" w:cs="Times New Roman"/>
-          <w:sz w:val="20"/>
-          <w:szCs w:val="20"/>
-          <w:lang w:val="en-PH"/>
-        </w:rPr>
-        <w:t xml:space="preserve">         _________________________________________________________________________</w:t>
-      </w:r>
-    </w:p>
-    <w:p>
-      <w:pPr>
-        <w:spacing w:line="240" w:lineRule="auto"/>
-        <w:ind w:left="720" w:hanging="720"/>
-        <w:rPr>
-          <w:rFonts w:ascii="Times New Roman" w:eastAsia="Times New Roman" w:hAnsi="Times New Roman" w:cs="Times New Roman"/>
-          <w:sz w:val="20"/>
-          <w:szCs w:val="20"/>
-          <w:lang w:val="en-PH"/>
-        </w:rPr>
-      </w:pPr>
-      <w:r>
-        <w:rPr>
-          <w:rFonts w:ascii="Times New Roman" w:eastAsia="Times New Roman" w:hAnsi="Times New Roman" w:cs="Times New Roman"/>
-          <w:sz w:val="20"/>
-          <w:szCs w:val="20"/>
-          <w:lang w:val="en-PH"/>
-        </w:rPr>
-        <w:t>8. How would you describe your level of comfort with using web-based applications or digital platforms for academic tasks?</w:t>
-      </w:r>
-    </w:p>
-    <w:p>
-      <w:pPr>
-        <w:spacing w:line="240" w:lineRule="auto"/>
-        <w:ind w:left="720" w:hanging="720"/>
-        <w:rPr>
-          <w:rFonts w:ascii="Times New Roman" w:eastAsia="Times New Roman" w:hAnsi="Times New Roman" w:cs="Times New Roman"/>
-          <w:sz w:val="20"/>
-          <w:szCs w:val="20"/>
-          <w:lang w:val="en-PH"/>
-        </w:rPr>
-      </w:pPr>
-      <w:r>
-        <w:rPr>
-          <w:rFonts w:ascii="Times New Roman" w:eastAsia="Times New Roman" w:hAnsi="Times New Roman" w:cs="Times New Roman"/>
-          <w:sz w:val="20"/>
-          <w:szCs w:val="20"/>
-          <w:lang w:val="en-PH"/>
-        </w:rPr>
-        <w:t>Answer: _________________________________________________________________________</w:t>
-      </w:r>
-    </w:p>
-    <w:p>
-      <w:pPr>
-        <w:spacing w:line="240" w:lineRule="auto"/>
-        <w:ind w:left="720" w:hanging="720"/>
-        <w:rPr>
-          <w:rFonts w:ascii="Times New Roman" w:eastAsia="Times New Roman" w:hAnsi="Times New Roman" w:cs="Times New Roman"/>
-          <w:sz w:val="20"/>
-          <w:szCs w:val="20"/>
-          <w:lang w:val="en-PH"/>
-        </w:rPr>
-      </w:pPr>
-      <w:r>
-        <w:rPr>
-          <w:rFonts w:ascii="Times New Roman" w:eastAsia="Times New Roman" w:hAnsi="Times New Roman" w:cs="Times New Roman"/>
-          <w:sz w:val="20"/>
-          <w:szCs w:val="20"/>
-          <w:lang w:val="en-PH"/>
-        </w:rPr>
-        <w:t xml:space="preserve">         _________________________________________________________________________</w:t>
-      </w:r>
-    </w:p>
-    <w:p>
-      <w:pPr>
-        <w:spacing w:line="240" w:lineRule="auto"/>
-        <w:ind w:left="720" w:hanging="720"/>
-        <w:rPr>
-          <w:rFonts w:ascii="Times New Roman" w:eastAsia="Times New Roman" w:hAnsi="Times New Roman" w:cs="Times New Roman"/>
-          <w:sz w:val="20"/>
-          <w:szCs w:val="20"/>
-          <w:lang w:val="en-PH"/>
-        </w:rPr>
-      </w:pPr>
-      <w:r>
-        <w:rPr>
-          <w:rFonts w:ascii="Times New Roman" w:eastAsia="Times New Roman" w:hAnsi="Times New Roman" w:cs="Times New Roman"/>
-          <w:b/>
-          <w:bCs/>
-          <w:sz w:val="20"/>
-          <w:szCs w:val="20"/>
-          <w:lang w:val="en-PH"/>
-        </w:rPr>
-        <w:t>D. Expectations for an Automated Test Evaluation System</w:t>
-      </w:r>
-    </w:p>
-    <w:p>
-      <w:pPr>
-        <w:spacing w:line="240" w:lineRule="auto"/>
-        <w:ind w:left="720" w:hanging="720"/>
-        <w:rPr>
-          <w:rFonts w:ascii="Times New Roman" w:eastAsia="Times New Roman" w:hAnsi="Times New Roman" w:cs="Times New Roman"/>
-          <w:sz w:val="20"/>
-          <w:szCs w:val="20"/>
-          <w:lang w:val="en-PH"/>
-        </w:rPr>
-      </w:pPr>
-      <w:r>
-        <w:rPr>
-          <w:rFonts w:ascii="Times New Roman" w:eastAsia="Times New Roman" w:hAnsi="Times New Roman" w:cs="Times New Roman"/>
-          <w:sz w:val="20"/>
-          <w:szCs w:val="20"/>
-          <w:lang w:val="en-PH"/>
-        </w:rPr>
-        <w:t>9. What features would you find most useful in an automated examination checking system? (e.g., accuracy of recognition, speed of processing, ability to handle multiple answer formats, downloadable reports)</w:t>
-      </w:r>
-    </w:p>
-    <w:p>
-      <w:pPr>
-        <w:spacing w:line="240" w:lineRule="auto"/>
-        <w:ind w:left="720" w:hanging="720"/>
-        <w:rPr>
-          <w:rFonts w:ascii="Times New Roman" w:eastAsia="Times New Roman" w:hAnsi="Times New Roman" w:cs="Times New Roman"/>
-          <w:sz w:val="20"/>
-          <w:szCs w:val="20"/>
-          <w:lang w:val="en-PH"/>
-        </w:rPr>
-      </w:pPr>
-      <w:r>
-        <w:rPr>
-          <w:rFonts w:ascii="Times New Roman" w:eastAsia="Times New Roman" w:hAnsi="Times New Roman" w:cs="Times New Roman"/>
-          <w:sz w:val="20"/>
-          <w:szCs w:val="20"/>
-          <w:lang w:val="en-PH"/>
-        </w:rPr>
-        <w:t>Answer: _________________________________________________________________________</w:t>
-      </w:r>
-    </w:p>
-    <w:p>
-      <w:pPr>
-        <w:spacing w:line="240" w:lineRule="auto"/>
-        <w:ind w:left="720" w:hanging="720"/>
-        <w:rPr>
-          <w:rFonts w:ascii="Times New Roman" w:eastAsia="Times New Roman" w:hAnsi="Times New Roman" w:cs="Times New Roman"/>
-          <w:sz w:val="20"/>
-          <w:szCs w:val="20"/>
-          <w:lang w:val="en-PH"/>
-        </w:rPr>
-      </w:pPr>
-      <w:r>
-        <w:rPr>
-          <w:rFonts w:ascii="Times New Roman" w:eastAsia="Times New Roman" w:hAnsi="Times New Roman" w:cs="Times New Roman"/>
-          <w:sz w:val="20"/>
-          <w:szCs w:val="20"/>
-          <w:lang w:val="en-PH"/>
-        </w:rPr>
-        <w:t xml:space="preserve">         _________________________________________________________________________</w:t>
-      </w:r>
-    </w:p>
-    <w:p>
-      <w:pPr>
-        <w:spacing w:line="240" w:lineRule="auto"/>
-        <w:ind w:left="720" w:hanging="720"/>
-        <w:rPr>
-          <w:rFonts w:ascii="Times New Roman" w:eastAsia="Times New Roman" w:hAnsi="Times New Roman" w:cs="Times New Roman"/>
-          <w:sz w:val="20"/>
-          <w:szCs w:val="20"/>
-          <w:lang w:val="en-PH"/>
-        </w:rPr>
-      </w:pPr>
-      <w:r>
-        <w:rPr>
-          <w:rFonts w:ascii="Times New Roman" w:eastAsia="Times New Roman" w:hAnsi="Times New Roman" w:cs="Times New Roman"/>
-          <w:sz w:val="20"/>
-          <w:szCs w:val="20"/>
-          <w:lang w:val="en-PH"/>
-        </w:rPr>
-        <w:t>10. How important is it to you that the system can recognize different handwriting styles and answer formats — such as encircled letter answers (A, B, C, D), written letter answers, true/false responses, and identification items — including both uppercase and lowercase handwriting?</w:t>
-      </w:r>
-    </w:p>
-    <w:p>
-      <w:pPr>
-        <w:spacing w:line="240" w:lineRule="auto"/>
-        <w:ind w:left="720" w:hanging="720"/>
-        <w:rPr>
-          <w:rFonts w:ascii="Times New Roman" w:eastAsia="Times New Roman" w:hAnsi="Times New Roman" w:cs="Times New Roman"/>
-          <w:sz w:val="20"/>
-          <w:szCs w:val="20"/>
-          <w:lang w:val="en-PH"/>
-        </w:rPr>
-      </w:pPr>
-      <w:r>
-        <w:rPr>
-          <w:rFonts w:ascii="Times New Roman" w:eastAsia="Times New Roman" w:hAnsi="Times New Roman" w:cs="Times New Roman"/>
-          <w:sz w:val="20"/>
-          <w:szCs w:val="20"/>
-          <w:lang w:val="en-PH"/>
-        </w:rPr>
-        <w:t>Answer: _________________________________________________________________________</w:t>
-      </w:r>
-    </w:p>
-    <w:p>
-      <w:pPr>
-        <w:spacing w:line="240" w:lineRule="auto"/>
-        <w:ind w:left="720" w:hanging="720"/>
-        <w:rPr>
-          <w:rFonts w:ascii="Times New Roman" w:eastAsia="Times New Roman" w:hAnsi="Times New Roman" w:cs="Times New Roman"/>
-          <w:sz w:val="20"/>
-          <w:szCs w:val="20"/>
-          <w:lang w:val="en-PH"/>
-        </w:rPr>
-      </w:pPr>
-      <w:r>
-        <w:rPr>
-          <w:rFonts w:ascii="Times New Roman" w:eastAsia="Times New Roman" w:hAnsi="Times New Roman" w:cs="Times New Roman"/>
-          <w:sz w:val="20"/>
-          <w:szCs w:val="20"/>
-          <w:lang w:val="en-PH"/>
-        </w:rPr>
-        <w:t xml:space="preserve">         _________________________________________________________________________</w:t>
-      </w:r>
-    </w:p>
-    <w:p>
-      <w:pPr>
-        <w:spacing w:line="240" w:lineRule="auto"/>
-        <w:ind w:left="720" w:hanging="720"/>
-        <w:rPr>
-          <w:rFonts w:ascii="Times New Roman" w:eastAsia="Times New Roman" w:hAnsi="Times New Roman" w:cs="Times New Roman"/>
-          <w:sz w:val="20"/>
-          <w:szCs w:val="20"/>
-          <w:lang w:val="en-PH"/>
-        </w:rPr>
-      </w:pPr>
-      <w:r>
-        <w:rPr>
-          <w:rFonts w:ascii="Times New Roman" w:eastAsia="Times New Roman" w:hAnsi="Times New Roman" w:cs="Times New Roman"/>
-          <w:sz w:val="20"/>
-          <w:szCs w:val="20"/>
-          <w:lang w:val="en-PH"/>
-        </w:rPr>
-        <w:lastRenderedPageBreak/>
-        <w:t>11. What level of accuracy in automated checking would you consider acceptable before trusting the system's results? (e.g., 90%, 95%, 99%)</w:t>
-      </w:r>
-    </w:p>
-    <w:p>
-      <w:pPr>
-        <w:spacing w:line="240" w:lineRule="auto"/>
-        <w:ind w:left="720" w:hanging="720"/>
-        <w:rPr>
-          <w:rFonts w:ascii="Times New Roman" w:eastAsia="Times New Roman" w:hAnsi="Times New Roman" w:cs="Times New Roman"/>
-          <w:sz w:val="20"/>
-          <w:szCs w:val="20"/>
-          <w:lang w:val="en-PH"/>
-        </w:rPr>
-      </w:pPr>
-      <w:r>
-        <w:rPr>
-          <w:rFonts w:ascii="Times New Roman" w:eastAsia="Times New Roman" w:hAnsi="Times New Roman" w:cs="Times New Roman"/>
-          <w:sz w:val="20"/>
-          <w:szCs w:val="20"/>
-          <w:lang w:val="en-PH"/>
-        </w:rPr>
-        <w:t>Answer: _________________________________________________________________________</w:t>
-      </w:r>
-    </w:p>
-    <w:p>
-      <w:pPr>
-        <w:spacing w:line="240" w:lineRule="auto"/>
-        <w:ind w:left="720" w:hanging="720"/>
-        <w:rPr>
-          <w:rFonts w:ascii="Times New Roman" w:eastAsia="Times New Roman" w:hAnsi="Times New Roman" w:cs="Times New Roman"/>
-          <w:sz w:val="20"/>
-          <w:szCs w:val="20"/>
-          <w:lang w:val="en-PH"/>
-        </w:rPr>
-      </w:pPr>
-      <w:r>
-        <w:rPr>
-          <w:rFonts w:ascii="Times New Roman" w:eastAsia="Times New Roman" w:hAnsi="Times New Roman" w:cs="Times New Roman"/>
-          <w:sz w:val="20"/>
-          <w:szCs w:val="20"/>
-          <w:lang w:val="en-PH"/>
-        </w:rPr>
-        <w:t xml:space="preserve">         _________________________________________________________________________</w:t>
-      </w:r>
-    </w:p>
-    <w:p>
-      <w:pPr>
-        <w:spacing w:line="240" w:lineRule="auto"/>
-        <w:ind w:left="720" w:hanging="720"/>
-        <w:rPr>
-          <w:rFonts w:ascii="Times New Roman" w:eastAsia="Times New Roman" w:hAnsi="Times New Roman" w:cs="Times New Roman"/>
-          <w:sz w:val="20"/>
-          <w:szCs w:val="20"/>
-          <w:lang w:val="en-PH"/>
-        </w:rPr>
-      </w:pPr>
-      <w:r>
-        <w:rPr>
-          <w:rFonts w:ascii="Times New Roman" w:eastAsia="Times New Roman" w:hAnsi="Times New Roman" w:cs="Times New Roman"/>
-          <w:sz w:val="20"/>
-          <w:szCs w:val="20"/>
-          <w:lang w:val="en-PH"/>
-        </w:rPr>
-        <w:t>12. What concerns, if any, would you have about using an AI-based system to check examination papers? (e.g., accuracy, data privacy, reliability, ease of use)</w:t>
-      </w:r>
-    </w:p>
-    <w:p>
-      <w:pPr>
-        <w:spacing w:line="240" w:lineRule="auto"/>
-        <w:ind w:left="720" w:hanging="720"/>
-        <w:rPr>
-          <w:rFonts w:ascii="Times New Roman" w:eastAsia="Times New Roman" w:hAnsi="Times New Roman" w:cs="Times New Roman"/>
-          <w:sz w:val="20"/>
-          <w:szCs w:val="20"/>
-          <w:lang w:val="en-PH"/>
-        </w:rPr>
-      </w:pPr>
-      <w:r>
-        <w:rPr>
-          <w:rFonts w:ascii="Times New Roman" w:eastAsia="Times New Roman" w:hAnsi="Times New Roman" w:cs="Times New Roman"/>
-          <w:sz w:val="20"/>
-          <w:szCs w:val="20"/>
-          <w:lang w:val="en-PH"/>
-        </w:rPr>
-        <w:t>Answer: _________________________________________________________________________</w:t>
-      </w:r>
-    </w:p>
-    <w:p>
-      <w:pPr>
-        <w:spacing w:line="240" w:lineRule="auto"/>
-        <w:ind w:left="720" w:hanging="720"/>
-        <w:rPr>
-          <w:rFonts w:ascii="Times New Roman" w:eastAsia="Times New Roman" w:hAnsi="Times New Roman" w:cs="Times New Roman"/>
-          <w:sz w:val="20"/>
-          <w:szCs w:val="20"/>
-          <w:lang w:val="en-PH"/>
-        </w:rPr>
-      </w:pPr>
-      <w:r>
-        <w:rPr>
-          <w:rFonts w:ascii="Times New Roman" w:eastAsia="Times New Roman" w:hAnsi="Times New Roman" w:cs="Times New Roman"/>
-          <w:sz w:val="20"/>
-          <w:szCs w:val="20"/>
-          <w:lang w:val="en-PH"/>
-        </w:rPr>
-        <w:t xml:space="preserve">         _________________________________________________________________________</w:t>
-      </w:r>
-    </w:p>
-    <w:p>
-      <w:pPr>
-        <w:spacing w:line="240" w:lineRule="auto"/>
-        <w:ind w:left="720" w:hanging="720"/>
-        <w:rPr>
-          <w:rFonts w:ascii="Times New Roman" w:eastAsia="Times New Roman" w:hAnsi="Times New Roman" w:cs="Times New Roman"/>
-          <w:sz w:val="20"/>
-          <w:szCs w:val="20"/>
-          <w:lang w:val="en-PH"/>
-        </w:rPr>
-      </w:pPr>
-      <w:r>
-        <w:rPr>
-          <w:rFonts w:ascii="Times New Roman" w:eastAsia="Times New Roman" w:hAnsi="Times New Roman" w:cs="Times New Roman"/>
-          <w:sz w:val="20"/>
-          <w:szCs w:val="20"/>
-          <w:lang w:val="en-PH"/>
-        </w:rPr>
-        <w:t xml:space="preserve">13. Would you be willing to use </w:t>
+        <w:t xml:space="preserve">Please answer each statement below based on your experience using the </w:t>
       </w:r>
       <w:proofErr w:type="spellStart"/>
       <w:r>
@@ -2823,7 +1674,16 @@
           <w:szCs w:val="20"/>
           <w:lang w:val="en-PH"/>
         </w:rPr>
-        <w:t xml:space="preserve"> — an AI-based web platform for automated examination evaluation — in your courses if it were made available at </w:t>
+        <w:t xml:space="preserve"> platform. Place a check mark (</w:t>
+      </w:r>
+      <w:r>
+        <w:rPr>
+          <w:rFonts w:ascii="Segoe UI Symbol" w:eastAsia="Times New Roman" w:hAnsi="Segoe UI Symbol" w:cs="Segoe UI Symbol"/>
+          <w:sz w:val="20"/>
+          <w:szCs w:val="20"/>
+          <w:lang w:val="en-PH"/>
+        </w:rPr>
+        <w:t>✓</w:t>
       </w:r>
       <w:r>
         <w:rPr>
@@ -2832,16 +1692,7 @@
           <w:szCs w:val="20"/>
           <w:lang w:val="en-PH"/>
         </w:rPr>
-        <w:t>Tertiary Education Department</w:t>
-      </w:r>
-      <w:r>
-        <w:rPr>
-          <w:rFonts w:ascii="Times New Roman" w:eastAsia="Times New Roman" w:hAnsi="Times New Roman" w:cs="Times New Roman"/>
-          <w:sz w:val="20"/>
-          <w:szCs w:val="20"/>
-          <w:lang w:val="en-PH"/>
-        </w:rPr>
-        <w:t>? Please explain your answer.</w:t>
+        <w:t>) in the column that best represents your response:</w:t>
       </w:r>
     </w:p>
     <w:p>
@@ -2862,7 +1713,7 @@
           <w:szCs w:val="20"/>
           <w:lang w:val="en-PH"/>
         </w:rPr>
-        <w:t>Answer: _________________________________________________________________________</w:t>
+        <w:t>Yes — The statement is acceptable / I agree.</w:t>
       </w:r>
     </w:p>
     <w:p>
@@ -2883,7 +1734,7 @@
           <w:szCs w:val="20"/>
           <w:lang w:val="en-PH"/>
         </w:rPr>
-        <w:t xml:space="preserve">         _________________________________________________________________________</w:t>
+        <w:t>No — The statement is not acceptable / I disagree.</w:t>
       </w:r>
     </w:p>
     <w:p>
@@ -2900,13 +1751,11 @@
       <w:r>
         <w:rPr>
           <w:rFonts w:ascii="Times New Roman" w:eastAsia="Times New Roman" w:hAnsi="Times New Roman" w:cs="Times New Roman"/>
-          <w:b/>
-          <w:bCs/>
           <w:sz w:val="20"/>
           <w:szCs w:val="20"/>
           <w:lang w:val="en-PH"/>
         </w:rPr>
-        <w:t>E. Additional Comments</w:t>
+        <w:t>N/A — This statement does not apply to my experience.</w:t>
       </w:r>
     </w:p>
     <w:p>
@@ -2927,27 +1776,7 @@
           <w:szCs w:val="20"/>
           <w:lang w:val="en-PH"/>
         </w:rPr>
-        <w:t xml:space="preserve">14. Is there anything else you would like to share about your examination checking experience or your expectations for </w:t>
-      </w:r>
-      <w:proofErr w:type="spellStart"/>
-      <w:r>
-        <w:rPr>
-          <w:rFonts w:ascii="Times New Roman" w:eastAsia="Times New Roman" w:hAnsi="Times New Roman" w:cs="Times New Roman"/>
-          <w:sz w:val="20"/>
-          <w:szCs w:val="20"/>
-          <w:lang w:val="en-PH"/>
-        </w:rPr>
-        <w:t>LearnLens</w:t>
-      </w:r>
-      <w:proofErr w:type="spellEnd"/>
-      <w:r>
-        <w:rPr>
-          <w:rFonts w:ascii="Times New Roman" w:eastAsia="Times New Roman" w:hAnsi="Times New Roman" w:cs="Times New Roman"/>
-          <w:sz w:val="20"/>
-          <w:szCs w:val="20"/>
-          <w:lang w:val="en-PH"/>
-        </w:rPr>
-        <w:t>?</w:t>
+        <w:t>If you answered 'No' or 'N/A,' please provide a brief comment to help us understand your response.</w:t>
       </w:r>
     </w:p>
     <w:p>
@@ -2961,15 +1790,4760 @@
           <w:lang w:val="en-PH"/>
         </w:rPr>
       </w:pPr>
-      <w:r>
+    </w:p>
+    <w:tbl>
+      <w:tblPr>
+        <w:tblW w:w="8611" w:type="dxa"/>
+        <w:tblBorders>
+          <w:top w:val="single" w:sz="4" w:space="0" w:color="auto"/>
+          <w:left w:val="single" w:sz="4" w:space="0" w:color="auto"/>
+          <w:bottom w:val="single" w:sz="4" w:space="0" w:color="auto"/>
+          <w:right w:val="single" w:sz="4" w:space="0" w:color="auto"/>
+          <w:insideH w:val="single" w:sz="4" w:space="0" w:color="auto"/>
+          <w:insideV w:val="single" w:sz="4" w:space="0" w:color="auto"/>
+        </w:tblBorders>
+        <w:tblCellMar>
+          <w:left w:w="10" w:type="dxa"/>
+          <w:right w:w="10" w:type="dxa"/>
+        </w:tblCellMar>
+        <w:tblLook w:val="04A0" w:firstRow="1" w:lastRow="0" w:firstColumn="1" w:lastColumn="0" w:noHBand="0" w:noVBand="1"/>
+      </w:tblPr>
+      <w:tblGrid>
+        <w:gridCol w:w="455"/>
+        <w:gridCol w:w="4114"/>
+        <w:gridCol w:w="825"/>
+        <w:gridCol w:w="824"/>
+        <w:gridCol w:w="743"/>
+        <w:gridCol w:w="1650"/>
+      </w:tblGrid>
+      <w:tr>
+        <w:trPr>
+          <w:trHeight w:val="660"/>
+        </w:trPr>
+        <w:tc>
+          <w:tcPr>
+            <w:tcW w:w="414" w:type="dxa"/>
+            <w:tcBorders>
+              <w:top w:val="single" w:sz="2" w:space="0" w:color="000000"/>
+              <w:left w:val="single" w:sz="2" w:space="0" w:color="000000"/>
+              <w:bottom w:val="single" w:sz="2" w:space="0" w:color="000000"/>
+              <w:right w:val="single" w:sz="2" w:space="0" w:color="000000"/>
+            </w:tcBorders>
+            <w:shd w:val="clear" w:color="auto" w:fill="D9D9D9"/>
+            <w:tcMar>
+              <w:top w:w="60" w:type="dxa"/>
+              <w:left w:w="80" w:type="dxa"/>
+              <w:bottom w:w="60" w:type="dxa"/>
+              <w:right w:w="80" w:type="dxa"/>
+            </w:tcMar>
+            <w:hideMark/>
+          </w:tcPr>
+          <w:p>
+            <w:pPr>
+              <w:spacing w:line="240" w:lineRule="auto"/>
+              <w:rPr>
+                <w:rFonts w:ascii="Times New Roman" w:eastAsia="Times New Roman" w:hAnsi="Times New Roman" w:cs="Times New Roman"/>
+                <w:sz w:val="20"/>
+                <w:szCs w:val="20"/>
+                <w:lang w:val="en-PH"/>
+              </w:rPr>
+            </w:pPr>
+            <w:r>
+              <w:rPr>
+                <w:rFonts w:ascii="Times New Roman" w:eastAsia="Times New Roman" w:hAnsi="Times New Roman" w:cs="Times New Roman"/>
+                <w:b/>
+                <w:bCs/>
+                <w:sz w:val="20"/>
+                <w:szCs w:val="20"/>
+                <w:lang w:val="en-PH"/>
+              </w:rPr>
+              <w:t>No.</w:t>
+            </w:r>
+          </w:p>
+        </w:tc>
+        <w:tc>
+          <w:tcPr>
+            <w:tcW w:w="4140" w:type="dxa"/>
+            <w:tcBorders>
+              <w:top w:val="single" w:sz="2" w:space="0" w:color="000000"/>
+              <w:left w:val="single" w:sz="2" w:space="0" w:color="000000"/>
+              <w:bottom w:val="single" w:sz="2" w:space="0" w:color="000000"/>
+              <w:right w:val="single" w:sz="2" w:space="0" w:color="000000"/>
+            </w:tcBorders>
+            <w:shd w:val="clear" w:color="auto" w:fill="D9D9D9"/>
+            <w:tcMar>
+              <w:top w:w="60" w:type="dxa"/>
+              <w:left w:w="80" w:type="dxa"/>
+              <w:bottom w:w="60" w:type="dxa"/>
+              <w:right w:w="80" w:type="dxa"/>
+            </w:tcMar>
+            <w:hideMark/>
+          </w:tcPr>
+          <w:p>
+            <w:pPr>
+              <w:spacing w:line="240" w:lineRule="auto"/>
+              <w:rPr>
+                <w:rFonts w:ascii="Times New Roman" w:eastAsia="Times New Roman" w:hAnsi="Times New Roman" w:cs="Times New Roman"/>
+                <w:sz w:val="20"/>
+                <w:szCs w:val="20"/>
+                <w:lang w:val="en-PH"/>
+              </w:rPr>
+            </w:pPr>
+            <w:r>
+              <w:rPr>
+                <w:rFonts w:ascii="Times New Roman" w:eastAsia="Times New Roman" w:hAnsi="Times New Roman" w:cs="Times New Roman"/>
+                <w:b/>
+                <w:bCs/>
+                <w:sz w:val="20"/>
+                <w:szCs w:val="20"/>
+                <w:lang w:val="en-PH"/>
+              </w:rPr>
+              <w:t>Statement</w:t>
+            </w:r>
+          </w:p>
+        </w:tc>
+        <w:tc>
+          <w:tcPr>
+            <w:tcW w:w="828" w:type="dxa"/>
+            <w:tcBorders>
+              <w:top w:val="single" w:sz="2" w:space="0" w:color="000000"/>
+              <w:left w:val="single" w:sz="2" w:space="0" w:color="000000"/>
+              <w:bottom w:val="single" w:sz="2" w:space="0" w:color="000000"/>
+              <w:right w:val="single" w:sz="2" w:space="0" w:color="000000"/>
+            </w:tcBorders>
+            <w:shd w:val="clear" w:color="auto" w:fill="D9D9D9"/>
+            <w:tcMar>
+              <w:top w:w="60" w:type="dxa"/>
+              <w:left w:w="80" w:type="dxa"/>
+              <w:bottom w:w="60" w:type="dxa"/>
+              <w:right w:w="80" w:type="dxa"/>
+            </w:tcMar>
+            <w:hideMark/>
+          </w:tcPr>
+          <w:p>
+            <w:pPr>
+              <w:spacing w:line="240" w:lineRule="auto"/>
+              <w:rPr>
+                <w:rFonts w:ascii="Times New Roman" w:eastAsia="Times New Roman" w:hAnsi="Times New Roman" w:cs="Times New Roman"/>
+                <w:sz w:val="20"/>
+                <w:szCs w:val="20"/>
+                <w:lang w:val="en-PH"/>
+              </w:rPr>
+            </w:pPr>
+            <w:r>
+              <w:rPr>
+                <w:rFonts w:ascii="Times New Roman" w:eastAsia="Times New Roman" w:hAnsi="Times New Roman" w:cs="Times New Roman"/>
+                <w:b/>
+                <w:bCs/>
+                <w:sz w:val="20"/>
+                <w:szCs w:val="20"/>
+                <w:lang w:val="en-PH"/>
+              </w:rPr>
+              <w:t>Yes</w:t>
+            </w:r>
+          </w:p>
+        </w:tc>
+        <w:tc>
+          <w:tcPr>
+            <w:tcW w:w="828" w:type="dxa"/>
+            <w:tcBorders>
+              <w:top w:val="single" w:sz="2" w:space="0" w:color="000000"/>
+              <w:left w:val="single" w:sz="2" w:space="0" w:color="000000"/>
+              <w:bottom w:val="single" w:sz="2" w:space="0" w:color="000000"/>
+              <w:right w:val="single" w:sz="2" w:space="0" w:color="000000"/>
+            </w:tcBorders>
+            <w:shd w:val="clear" w:color="auto" w:fill="D9D9D9"/>
+            <w:tcMar>
+              <w:top w:w="60" w:type="dxa"/>
+              <w:left w:w="80" w:type="dxa"/>
+              <w:bottom w:w="60" w:type="dxa"/>
+              <w:right w:w="80" w:type="dxa"/>
+            </w:tcMar>
+            <w:hideMark/>
+          </w:tcPr>
+          <w:p>
+            <w:pPr>
+              <w:spacing w:line="240" w:lineRule="auto"/>
+              <w:rPr>
+                <w:rFonts w:ascii="Times New Roman" w:eastAsia="Times New Roman" w:hAnsi="Times New Roman" w:cs="Times New Roman"/>
+                <w:sz w:val="20"/>
+                <w:szCs w:val="20"/>
+                <w:lang w:val="en-PH"/>
+              </w:rPr>
+            </w:pPr>
+            <w:r>
+              <w:rPr>
+                <w:rFonts w:ascii="Times New Roman" w:eastAsia="Times New Roman" w:hAnsi="Times New Roman" w:cs="Times New Roman"/>
+                <w:b/>
+                <w:bCs/>
+                <w:sz w:val="20"/>
+                <w:szCs w:val="20"/>
+                <w:lang w:val="en-PH"/>
+              </w:rPr>
+              <w:t>No</w:t>
+            </w:r>
+          </w:p>
+        </w:tc>
+        <w:tc>
+          <w:tcPr>
+            <w:tcW w:w="745" w:type="dxa"/>
+            <w:tcBorders>
+              <w:top w:val="single" w:sz="2" w:space="0" w:color="000000"/>
+              <w:left w:val="single" w:sz="2" w:space="0" w:color="000000"/>
+              <w:bottom w:val="single" w:sz="2" w:space="0" w:color="000000"/>
+              <w:right w:val="single" w:sz="2" w:space="0" w:color="000000"/>
+            </w:tcBorders>
+            <w:shd w:val="clear" w:color="auto" w:fill="D9D9D9"/>
+            <w:tcMar>
+              <w:top w:w="60" w:type="dxa"/>
+              <w:left w:w="80" w:type="dxa"/>
+              <w:bottom w:w="60" w:type="dxa"/>
+              <w:right w:w="80" w:type="dxa"/>
+            </w:tcMar>
+            <w:hideMark/>
+          </w:tcPr>
+          <w:p>
+            <w:pPr>
+              <w:spacing w:line="240" w:lineRule="auto"/>
+              <w:rPr>
+                <w:rFonts w:ascii="Times New Roman" w:eastAsia="Times New Roman" w:hAnsi="Times New Roman" w:cs="Times New Roman"/>
+                <w:sz w:val="20"/>
+                <w:szCs w:val="20"/>
+                <w:lang w:val="en-PH"/>
+              </w:rPr>
+            </w:pPr>
+            <w:r>
+              <w:rPr>
+                <w:rFonts w:ascii="Times New Roman" w:eastAsia="Times New Roman" w:hAnsi="Times New Roman" w:cs="Times New Roman"/>
+                <w:b/>
+                <w:bCs/>
+                <w:sz w:val="20"/>
+                <w:szCs w:val="20"/>
+                <w:lang w:val="en-PH"/>
+              </w:rPr>
+              <w:t>N/A</w:t>
+            </w:r>
+          </w:p>
+        </w:tc>
+        <w:tc>
+          <w:tcPr>
+            <w:tcW w:w="1656" w:type="dxa"/>
+            <w:tcBorders>
+              <w:top w:val="single" w:sz="2" w:space="0" w:color="000000"/>
+              <w:left w:val="single" w:sz="2" w:space="0" w:color="000000"/>
+              <w:bottom w:val="single" w:sz="2" w:space="0" w:color="000000"/>
+              <w:right w:val="single" w:sz="2" w:space="0" w:color="000000"/>
+            </w:tcBorders>
+            <w:shd w:val="clear" w:color="auto" w:fill="D9D9D9"/>
+            <w:tcMar>
+              <w:top w:w="60" w:type="dxa"/>
+              <w:left w:w="80" w:type="dxa"/>
+              <w:bottom w:w="60" w:type="dxa"/>
+              <w:right w:w="80" w:type="dxa"/>
+            </w:tcMar>
+            <w:hideMark/>
+          </w:tcPr>
+          <w:p>
+            <w:pPr>
+              <w:spacing w:line="240" w:lineRule="auto"/>
+              <w:rPr>
+                <w:rFonts w:ascii="Times New Roman" w:eastAsia="Times New Roman" w:hAnsi="Times New Roman" w:cs="Times New Roman"/>
+                <w:sz w:val="20"/>
+                <w:szCs w:val="20"/>
+                <w:lang w:val="en-PH"/>
+              </w:rPr>
+            </w:pPr>
+            <w:r>
+              <w:rPr>
+                <w:rFonts w:ascii="Times New Roman" w:eastAsia="Times New Roman" w:hAnsi="Times New Roman" w:cs="Times New Roman"/>
+                <w:b/>
+                <w:bCs/>
+                <w:sz w:val="20"/>
+                <w:szCs w:val="20"/>
+                <w:lang w:val="en-PH"/>
+              </w:rPr>
+              <w:t>Comment (if No or N/A)</w:t>
+            </w:r>
+          </w:p>
+        </w:tc>
+      </w:tr>
+      <w:tr>
+        <w:trPr>
+          <w:trHeight w:val="672"/>
+        </w:trPr>
+        <w:tc>
+          <w:tcPr>
+            <w:tcW w:w="414" w:type="dxa"/>
+            <w:tcBorders>
+              <w:top w:val="single" w:sz="2" w:space="0" w:color="000000"/>
+              <w:left w:val="single" w:sz="2" w:space="0" w:color="000000"/>
+              <w:bottom w:val="single" w:sz="2" w:space="0" w:color="000000"/>
+              <w:right w:val="single" w:sz="2" w:space="0" w:color="000000"/>
+            </w:tcBorders>
+            <w:shd w:val="clear" w:color="auto" w:fill="FFFFFF"/>
+            <w:tcMar>
+              <w:top w:w="60" w:type="dxa"/>
+              <w:left w:w="80" w:type="dxa"/>
+              <w:bottom w:w="60" w:type="dxa"/>
+              <w:right w:w="80" w:type="dxa"/>
+            </w:tcMar>
+            <w:vAlign w:val="center"/>
+            <w:hideMark/>
+          </w:tcPr>
+          <w:p>
+            <w:pPr>
+              <w:spacing w:line="240" w:lineRule="auto"/>
+              <w:rPr>
+                <w:rFonts w:ascii="Times New Roman" w:eastAsia="Times New Roman" w:hAnsi="Times New Roman" w:cs="Times New Roman"/>
+                <w:sz w:val="20"/>
+                <w:szCs w:val="20"/>
+                <w:lang w:val="en-PH"/>
+              </w:rPr>
+            </w:pPr>
+            <w:r>
+              <w:rPr>
+                <w:rFonts w:ascii="Times New Roman" w:eastAsia="Times New Roman" w:hAnsi="Times New Roman" w:cs="Times New Roman"/>
+                <w:sz w:val="20"/>
+                <w:szCs w:val="20"/>
+                <w:lang w:val="en-PH"/>
+              </w:rPr>
+              <w:t>1</w:t>
+            </w:r>
+          </w:p>
+        </w:tc>
+        <w:tc>
+          <w:tcPr>
+            <w:tcW w:w="4140" w:type="dxa"/>
+            <w:tcBorders>
+              <w:top w:val="single" w:sz="2" w:space="0" w:color="000000"/>
+              <w:left w:val="single" w:sz="2" w:space="0" w:color="000000"/>
+              <w:bottom w:val="single" w:sz="2" w:space="0" w:color="000000"/>
+              <w:right w:val="single" w:sz="2" w:space="0" w:color="000000"/>
+            </w:tcBorders>
+            <w:shd w:val="clear" w:color="auto" w:fill="FFFFFF"/>
+            <w:tcMar>
+              <w:top w:w="60" w:type="dxa"/>
+              <w:left w:w="80" w:type="dxa"/>
+              <w:bottom w:w="60" w:type="dxa"/>
+              <w:right w:w="80" w:type="dxa"/>
+            </w:tcMar>
+            <w:vAlign w:val="center"/>
+            <w:hideMark/>
+          </w:tcPr>
+          <w:p>
+            <w:pPr>
+              <w:spacing w:line="240" w:lineRule="auto"/>
+              <w:rPr>
+                <w:rFonts w:ascii="Times New Roman" w:eastAsia="Times New Roman" w:hAnsi="Times New Roman" w:cs="Times New Roman"/>
+                <w:sz w:val="20"/>
+                <w:szCs w:val="20"/>
+                <w:lang w:val="en-PH"/>
+              </w:rPr>
+            </w:pPr>
+            <w:r>
+              <w:rPr>
+                <w:rFonts w:ascii="Times New Roman" w:eastAsia="Times New Roman" w:hAnsi="Times New Roman" w:cs="Times New Roman"/>
+                <w:sz w:val="20"/>
+                <w:szCs w:val="20"/>
+                <w:lang w:val="en-PH"/>
+              </w:rPr>
+              <w:t>Overall, I am satisfied with how easy it is to use this system.</w:t>
+            </w:r>
+          </w:p>
+        </w:tc>
+        <w:tc>
+          <w:tcPr>
+            <w:tcW w:w="828" w:type="dxa"/>
+            <w:tcBorders>
+              <w:top w:val="single" w:sz="2" w:space="0" w:color="000000"/>
+              <w:left w:val="single" w:sz="2" w:space="0" w:color="000000"/>
+              <w:bottom w:val="single" w:sz="2" w:space="0" w:color="000000"/>
+              <w:right w:val="single" w:sz="2" w:space="0" w:color="000000"/>
+            </w:tcBorders>
+            <w:shd w:val="clear" w:color="auto" w:fill="FFFFFF"/>
+            <w:tcMar>
+              <w:top w:w="60" w:type="dxa"/>
+              <w:left w:w="80" w:type="dxa"/>
+              <w:bottom w:w="60" w:type="dxa"/>
+              <w:right w:w="80" w:type="dxa"/>
+            </w:tcMar>
+            <w:vAlign w:val="center"/>
+            <w:hideMark/>
+          </w:tcPr>
+          <w:p>
+            <w:pPr>
+              <w:spacing w:line="240" w:lineRule="auto"/>
+              <w:rPr>
+                <w:rFonts w:ascii="Times New Roman" w:eastAsia="Times New Roman" w:hAnsi="Times New Roman" w:cs="Times New Roman"/>
+                <w:sz w:val="20"/>
+                <w:szCs w:val="20"/>
+                <w:lang w:val="en-PH"/>
+              </w:rPr>
+            </w:pPr>
+            <w:r>
+              <w:rPr>
+                <w:rFonts w:ascii="Segoe UI Symbol" w:eastAsia="Times New Roman" w:hAnsi="Segoe UI Symbol" w:cs="Segoe UI Symbol"/>
+                <w:sz w:val="20"/>
+                <w:szCs w:val="20"/>
+                <w:lang w:val="en-PH"/>
+              </w:rPr>
+              <w:t>☐</w:t>
+            </w:r>
+          </w:p>
+        </w:tc>
+        <w:tc>
+          <w:tcPr>
+            <w:tcW w:w="828" w:type="dxa"/>
+            <w:tcBorders>
+              <w:top w:val="single" w:sz="2" w:space="0" w:color="000000"/>
+              <w:left w:val="single" w:sz="2" w:space="0" w:color="000000"/>
+              <w:bottom w:val="single" w:sz="2" w:space="0" w:color="000000"/>
+              <w:right w:val="single" w:sz="2" w:space="0" w:color="000000"/>
+            </w:tcBorders>
+            <w:shd w:val="clear" w:color="auto" w:fill="FFFFFF"/>
+            <w:tcMar>
+              <w:top w:w="60" w:type="dxa"/>
+              <w:left w:w="80" w:type="dxa"/>
+              <w:bottom w:w="60" w:type="dxa"/>
+              <w:right w:w="80" w:type="dxa"/>
+            </w:tcMar>
+            <w:vAlign w:val="center"/>
+            <w:hideMark/>
+          </w:tcPr>
+          <w:p>
+            <w:pPr>
+              <w:spacing w:line="240" w:lineRule="auto"/>
+              <w:rPr>
+                <w:rFonts w:ascii="Times New Roman" w:eastAsia="Times New Roman" w:hAnsi="Times New Roman" w:cs="Times New Roman"/>
+                <w:sz w:val="20"/>
+                <w:szCs w:val="20"/>
+                <w:lang w:val="en-PH"/>
+              </w:rPr>
+            </w:pPr>
+            <w:r>
+              <w:rPr>
+                <w:rFonts w:ascii="Segoe UI Symbol" w:eastAsia="Times New Roman" w:hAnsi="Segoe UI Symbol" w:cs="Segoe UI Symbol"/>
+                <w:sz w:val="20"/>
+                <w:szCs w:val="20"/>
+                <w:lang w:val="en-PH"/>
+              </w:rPr>
+              <w:t>☐</w:t>
+            </w:r>
+          </w:p>
+        </w:tc>
+        <w:tc>
+          <w:tcPr>
+            <w:tcW w:w="745" w:type="dxa"/>
+            <w:tcBorders>
+              <w:top w:val="single" w:sz="2" w:space="0" w:color="000000"/>
+              <w:left w:val="single" w:sz="2" w:space="0" w:color="000000"/>
+              <w:bottom w:val="single" w:sz="2" w:space="0" w:color="000000"/>
+              <w:right w:val="single" w:sz="2" w:space="0" w:color="000000"/>
+            </w:tcBorders>
+            <w:shd w:val="clear" w:color="auto" w:fill="FFFFFF"/>
+            <w:tcMar>
+              <w:top w:w="60" w:type="dxa"/>
+              <w:left w:w="80" w:type="dxa"/>
+              <w:bottom w:w="60" w:type="dxa"/>
+              <w:right w:w="80" w:type="dxa"/>
+            </w:tcMar>
+            <w:vAlign w:val="center"/>
+            <w:hideMark/>
+          </w:tcPr>
+          <w:p>
+            <w:pPr>
+              <w:spacing w:line="240" w:lineRule="auto"/>
+              <w:rPr>
+                <w:rFonts w:ascii="Times New Roman" w:eastAsia="Times New Roman" w:hAnsi="Times New Roman" w:cs="Times New Roman"/>
+                <w:sz w:val="20"/>
+                <w:szCs w:val="20"/>
+                <w:lang w:val="en-PH"/>
+              </w:rPr>
+            </w:pPr>
+            <w:r>
+              <w:rPr>
+                <w:rFonts w:ascii="Segoe UI Symbol" w:eastAsia="Times New Roman" w:hAnsi="Segoe UI Symbol" w:cs="Segoe UI Symbol"/>
+                <w:sz w:val="20"/>
+                <w:szCs w:val="20"/>
+                <w:lang w:val="en-PH"/>
+              </w:rPr>
+              <w:t>☐</w:t>
+            </w:r>
+          </w:p>
+        </w:tc>
+        <w:tc>
+          <w:tcPr>
+            <w:tcW w:w="1656" w:type="dxa"/>
+            <w:tcBorders>
+              <w:top w:val="single" w:sz="2" w:space="0" w:color="000000"/>
+              <w:left w:val="single" w:sz="2" w:space="0" w:color="000000"/>
+              <w:bottom w:val="single" w:sz="2" w:space="0" w:color="000000"/>
+              <w:right w:val="single" w:sz="2" w:space="0" w:color="000000"/>
+            </w:tcBorders>
+            <w:shd w:val="clear" w:color="auto" w:fill="FFFFFF"/>
+            <w:tcMar>
+              <w:top w:w="60" w:type="dxa"/>
+              <w:left w:w="80" w:type="dxa"/>
+              <w:bottom w:w="60" w:type="dxa"/>
+              <w:right w:w="80" w:type="dxa"/>
+            </w:tcMar>
+            <w:vAlign w:val="center"/>
+          </w:tcPr>
+          <w:p>
+            <w:pPr>
+              <w:spacing w:line="240" w:lineRule="auto"/>
+              <w:rPr>
+                <w:rFonts w:ascii="Times New Roman" w:eastAsia="Times New Roman" w:hAnsi="Times New Roman" w:cs="Times New Roman"/>
+                <w:sz w:val="20"/>
+                <w:szCs w:val="20"/>
+                <w:lang w:val="en-PH"/>
+              </w:rPr>
+            </w:pPr>
+          </w:p>
+        </w:tc>
+      </w:tr>
+      <w:tr>
+        <w:trPr>
+          <w:trHeight w:val="468"/>
+        </w:trPr>
+        <w:tc>
+          <w:tcPr>
+            <w:tcW w:w="414" w:type="dxa"/>
+            <w:tcBorders>
+              <w:top w:val="single" w:sz="2" w:space="0" w:color="000000"/>
+              <w:left w:val="single" w:sz="2" w:space="0" w:color="000000"/>
+              <w:bottom w:val="single" w:sz="2" w:space="0" w:color="000000"/>
+              <w:right w:val="single" w:sz="2" w:space="0" w:color="000000"/>
+            </w:tcBorders>
+            <w:shd w:val="clear" w:color="auto" w:fill="FFFFFF"/>
+            <w:tcMar>
+              <w:top w:w="60" w:type="dxa"/>
+              <w:left w:w="80" w:type="dxa"/>
+              <w:bottom w:w="60" w:type="dxa"/>
+              <w:right w:w="80" w:type="dxa"/>
+            </w:tcMar>
+            <w:vAlign w:val="center"/>
+            <w:hideMark/>
+          </w:tcPr>
+          <w:p>
+            <w:pPr>
+              <w:spacing w:line="240" w:lineRule="auto"/>
+              <w:rPr>
+                <w:rFonts w:ascii="Times New Roman" w:eastAsia="Times New Roman" w:hAnsi="Times New Roman" w:cs="Times New Roman"/>
+                <w:sz w:val="20"/>
+                <w:szCs w:val="20"/>
+                <w:lang w:val="en-PH"/>
+              </w:rPr>
+            </w:pPr>
+            <w:r>
+              <w:rPr>
+                <w:rFonts w:ascii="Times New Roman" w:eastAsia="Times New Roman" w:hAnsi="Times New Roman" w:cs="Times New Roman"/>
+                <w:sz w:val="20"/>
+                <w:szCs w:val="20"/>
+                <w:lang w:val="en-PH"/>
+              </w:rPr>
+              <w:t>2</w:t>
+            </w:r>
+          </w:p>
+        </w:tc>
+        <w:tc>
+          <w:tcPr>
+            <w:tcW w:w="4140" w:type="dxa"/>
+            <w:tcBorders>
+              <w:top w:val="single" w:sz="2" w:space="0" w:color="000000"/>
+              <w:left w:val="single" w:sz="2" w:space="0" w:color="000000"/>
+              <w:bottom w:val="single" w:sz="2" w:space="0" w:color="000000"/>
+              <w:right w:val="single" w:sz="2" w:space="0" w:color="000000"/>
+            </w:tcBorders>
+            <w:shd w:val="clear" w:color="auto" w:fill="FFFFFF"/>
+            <w:tcMar>
+              <w:top w:w="60" w:type="dxa"/>
+              <w:left w:w="80" w:type="dxa"/>
+              <w:bottom w:w="60" w:type="dxa"/>
+              <w:right w:w="80" w:type="dxa"/>
+            </w:tcMar>
+            <w:vAlign w:val="center"/>
+            <w:hideMark/>
+          </w:tcPr>
+          <w:p>
+            <w:pPr>
+              <w:spacing w:line="240" w:lineRule="auto"/>
+              <w:rPr>
+                <w:rFonts w:ascii="Times New Roman" w:eastAsia="Times New Roman" w:hAnsi="Times New Roman" w:cs="Times New Roman"/>
+                <w:sz w:val="20"/>
+                <w:szCs w:val="20"/>
+                <w:lang w:val="en-PH"/>
+              </w:rPr>
+            </w:pPr>
+            <w:r>
+              <w:rPr>
+                <w:rFonts w:ascii="Times New Roman" w:eastAsia="Times New Roman" w:hAnsi="Times New Roman" w:cs="Times New Roman"/>
+                <w:sz w:val="20"/>
+                <w:szCs w:val="20"/>
+                <w:lang w:val="en-PH"/>
+              </w:rPr>
+              <w:t>It was simple to use this system.</w:t>
+            </w:r>
+          </w:p>
+        </w:tc>
+        <w:tc>
+          <w:tcPr>
+            <w:tcW w:w="828" w:type="dxa"/>
+            <w:tcBorders>
+              <w:top w:val="single" w:sz="2" w:space="0" w:color="000000"/>
+              <w:left w:val="single" w:sz="2" w:space="0" w:color="000000"/>
+              <w:bottom w:val="single" w:sz="2" w:space="0" w:color="000000"/>
+              <w:right w:val="single" w:sz="2" w:space="0" w:color="000000"/>
+            </w:tcBorders>
+            <w:shd w:val="clear" w:color="auto" w:fill="FFFFFF"/>
+            <w:tcMar>
+              <w:top w:w="60" w:type="dxa"/>
+              <w:left w:w="80" w:type="dxa"/>
+              <w:bottom w:w="60" w:type="dxa"/>
+              <w:right w:w="80" w:type="dxa"/>
+            </w:tcMar>
+            <w:vAlign w:val="center"/>
+            <w:hideMark/>
+          </w:tcPr>
+          <w:p>
+            <w:pPr>
+              <w:spacing w:line="240" w:lineRule="auto"/>
+              <w:rPr>
+                <w:rFonts w:ascii="Times New Roman" w:eastAsia="Times New Roman" w:hAnsi="Times New Roman" w:cs="Times New Roman"/>
+                <w:sz w:val="20"/>
+                <w:szCs w:val="20"/>
+                <w:lang w:val="en-PH"/>
+              </w:rPr>
+            </w:pPr>
+            <w:r>
+              <w:rPr>
+                <w:rFonts w:ascii="Segoe UI Symbol" w:eastAsia="Times New Roman" w:hAnsi="Segoe UI Symbol" w:cs="Segoe UI Symbol"/>
+                <w:sz w:val="20"/>
+                <w:szCs w:val="20"/>
+                <w:lang w:val="en-PH"/>
+              </w:rPr>
+              <w:t>☐</w:t>
+            </w:r>
+          </w:p>
+        </w:tc>
+        <w:tc>
+          <w:tcPr>
+            <w:tcW w:w="828" w:type="dxa"/>
+            <w:tcBorders>
+              <w:top w:val="single" w:sz="2" w:space="0" w:color="000000"/>
+              <w:left w:val="single" w:sz="2" w:space="0" w:color="000000"/>
+              <w:bottom w:val="single" w:sz="2" w:space="0" w:color="000000"/>
+              <w:right w:val="single" w:sz="2" w:space="0" w:color="000000"/>
+            </w:tcBorders>
+            <w:shd w:val="clear" w:color="auto" w:fill="FFFFFF"/>
+            <w:tcMar>
+              <w:top w:w="60" w:type="dxa"/>
+              <w:left w:w="80" w:type="dxa"/>
+              <w:bottom w:w="60" w:type="dxa"/>
+              <w:right w:w="80" w:type="dxa"/>
+            </w:tcMar>
+            <w:vAlign w:val="center"/>
+            <w:hideMark/>
+          </w:tcPr>
+          <w:p>
+            <w:pPr>
+              <w:spacing w:line="240" w:lineRule="auto"/>
+              <w:rPr>
+                <w:rFonts w:ascii="Times New Roman" w:eastAsia="Times New Roman" w:hAnsi="Times New Roman" w:cs="Times New Roman"/>
+                <w:sz w:val="20"/>
+                <w:szCs w:val="20"/>
+                <w:lang w:val="en-PH"/>
+              </w:rPr>
+            </w:pPr>
+            <w:r>
+              <w:rPr>
+                <w:rFonts w:ascii="Segoe UI Symbol" w:eastAsia="Times New Roman" w:hAnsi="Segoe UI Symbol" w:cs="Segoe UI Symbol"/>
+                <w:sz w:val="20"/>
+                <w:szCs w:val="20"/>
+                <w:lang w:val="en-PH"/>
+              </w:rPr>
+              <w:t>☐</w:t>
+            </w:r>
+          </w:p>
+        </w:tc>
+        <w:tc>
+          <w:tcPr>
+            <w:tcW w:w="745" w:type="dxa"/>
+            <w:tcBorders>
+              <w:top w:val="single" w:sz="2" w:space="0" w:color="000000"/>
+              <w:left w:val="single" w:sz="2" w:space="0" w:color="000000"/>
+              <w:bottom w:val="single" w:sz="2" w:space="0" w:color="000000"/>
+              <w:right w:val="single" w:sz="2" w:space="0" w:color="000000"/>
+            </w:tcBorders>
+            <w:shd w:val="clear" w:color="auto" w:fill="FFFFFF"/>
+            <w:tcMar>
+              <w:top w:w="60" w:type="dxa"/>
+              <w:left w:w="80" w:type="dxa"/>
+              <w:bottom w:w="60" w:type="dxa"/>
+              <w:right w:w="80" w:type="dxa"/>
+            </w:tcMar>
+            <w:vAlign w:val="center"/>
+            <w:hideMark/>
+          </w:tcPr>
+          <w:p>
+            <w:pPr>
+              <w:spacing w:line="240" w:lineRule="auto"/>
+              <w:rPr>
+                <w:rFonts w:ascii="Times New Roman" w:eastAsia="Times New Roman" w:hAnsi="Times New Roman" w:cs="Times New Roman"/>
+                <w:sz w:val="20"/>
+                <w:szCs w:val="20"/>
+                <w:lang w:val="en-PH"/>
+              </w:rPr>
+            </w:pPr>
+            <w:r>
+              <w:rPr>
+                <w:rFonts w:ascii="Segoe UI Symbol" w:eastAsia="Times New Roman" w:hAnsi="Segoe UI Symbol" w:cs="Segoe UI Symbol"/>
+                <w:sz w:val="20"/>
+                <w:szCs w:val="20"/>
+                <w:lang w:val="en-PH"/>
+              </w:rPr>
+              <w:t>☐</w:t>
+            </w:r>
+          </w:p>
+        </w:tc>
+        <w:tc>
+          <w:tcPr>
+            <w:tcW w:w="1656" w:type="dxa"/>
+            <w:tcBorders>
+              <w:top w:val="single" w:sz="2" w:space="0" w:color="000000"/>
+              <w:left w:val="single" w:sz="2" w:space="0" w:color="000000"/>
+              <w:bottom w:val="single" w:sz="2" w:space="0" w:color="000000"/>
+              <w:right w:val="single" w:sz="2" w:space="0" w:color="000000"/>
+            </w:tcBorders>
+            <w:shd w:val="clear" w:color="auto" w:fill="FFFFFF"/>
+            <w:tcMar>
+              <w:top w:w="60" w:type="dxa"/>
+              <w:left w:w="80" w:type="dxa"/>
+              <w:bottom w:w="60" w:type="dxa"/>
+              <w:right w:w="80" w:type="dxa"/>
+            </w:tcMar>
+            <w:vAlign w:val="center"/>
+          </w:tcPr>
+          <w:p>
+            <w:pPr>
+              <w:spacing w:line="240" w:lineRule="auto"/>
+              <w:rPr>
+                <w:rFonts w:ascii="Times New Roman" w:eastAsia="Times New Roman" w:hAnsi="Times New Roman" w:cs="Times New Roman"/>
+                <w:sz w:val="20"/>
+                <w:szCs w:val="20"/>
+                <w:lang w:val="en-PH"/>
+              </w:rPr>
+            </w:pPr>
+          </w:p>
+        </w:tc>
+      </w:tr>
+      <w:tr>
+        <w:trPr>
+          <w:trHeight w:val="660"/>
+        </w:trPr>
+        <w:tc>
+          <w:tcPr>
+            <w:tcW w:w="414" w:type="dxa"/>
+            <w:tcBorders>
+              <w:top w:val="single" w:sz="2" w:space="0" w:color="000000"/>
+              <w:left w:val="single" w:sz="2" w:space="0" w:color="000000"/>
+              <w:bottom w:val="single" w:sz="2" w:space="0" w:color="000000"/>
+              <w:right w:val="single" w:sz="2" w:space="0" w:color="000000"/>
+            </w:tcBorders>
+            <w:shd w:val="clear" w:color="auto" w:fill="FFFFFF"/>
+            <w:tcMar>
+              <w:top w:w="60" w:type="dxa"/>
+              <w:left w:w="80" w:type="dxa"/>
+              <w:bottom w:w="60" w:type="dxa"/>
+              <w:right w:w="80" w:type="dxa"/>
+            </w:tcMar>
+            <w:vAlign w:val="center"/>
+            <w:hideMark/>
+          </w:tcPr>
+          <w:p>
+            <w:pPr>
+              <w:spacing w:line="240" w:lineRule="auto"/>
+              <w:rPr>
+                <w:rFonts w:ascii="Times New Roman" w:eastAsia="Times New Roman" w:hAnsi="Times New Roman" w:cs="Times New Roman"/>
+                <w:sz w:val="20"/>
+                <w:szCs w:val="20"/>
+                <w:lang w:val="en-PH"/>
+              </w:rPr>
+            </w:pPr>
+            <w:r>
+              <w:rPr>
+                <w:rFonts w:ascii="Times New Roman" w:eastAsia="Times New Roman" w:hAnsi="Times New Roman" w:cs="Times New Roman"/>
+                <w:sz w:val="20"/>
+                <w:szCs w:val="20"/>
+                <w:lang w:val="en-PH"/>
+              </w:rPr>
+              <w:t>3</w:t>
+            </w:r>
+          </w:p>
+        </w:tc>
+        <w:tc>
+          <w:tcPr>
+            <w:tcW w:w="4140" w:type="dxa"/>
+            <w:tcBorders>
+              <w:top w:val="single" w:sz="2" w:space="0" w:color="000000"/>
+              <w:left w:val="single" w:sz="2" w:space="0" w:color="000000"/>
+              <w:bottom w:val="single" w:sz="2" w:space="0" w:color="000000"/>
+              <w:right w:val="single" w:sz="2" w:space="0" w:color="000000"/>
+            </w:tcBorders>
+            <w:shd w:val="clear" w:color="auto" w:fill="FFFFFF"/>
+            <w:tcMar>
+              <w:top w:w="60" w:type="dxa"/>
+              <w:left w:w="80" w:type="dxa"/>
+              <w:bottom w:w="60" w:type="dxa"/>
+              <w:right w:w="80" w:type="dxa"/>
+            </w:tcMar>
+            <w:vAlign w:val="center"/>
+            <w:hideMark/>
+          </w:tcPr>
+          <w:p>
+            <w:pPr>
+              <w:spacing w:line="240" w:lineRule="auto"/>
+              <w:rPr>
+                <w:rFonts w:ascii="Times New Roman" w:eastAsia="Times New Roman" w:hAnsi="Times New Roman" w:cs="Times New Roman"/>
+                <w:sz w:val="20"/>
+                <w:szCs w:val="20"/>
+                <w:lang w:val="en-PH"/>
+              </w:rPr>
+            </w:pPr>
+            <w:r>
+              <w:rPr>
+                <w:rFonts w:ascii="Times New Roman" w:eastAsia="Times New Roman" w:hAnsi="Times New Roman" w:cs="Times New Roman"/>
+                <w:sz w:val="20"/>
+                <w:szCs w:val="20"/>
+                <w:lang w:val="en-PH"/>
+              </w:rPr>
+              <w:t>I was able to complete the tasks and scenarios quickly using this system.</w:t>
+            </w:r>
+          </w:p>
+        </w:tc>
+        <w:tc>
+          <w:tcPr>
+            <w:tcW w:w="828" w:type="dxa"/>
+            <w:tcBorders>
+              <w:top w:val="single" w:sz="2" w:space="0" w:color="000000"/>
+              <w:left w:val="single" w:sz="2" w:space="0" w:color="000000"/>
+              <w:bottom w:val="single" w:sz="2" w:space="0" w:color="000000"/>
+              <w:right w:val="single" w:sz="2" w:space="0" w:color="000000"/>
+            </w:tcBorders>
+            <w:shd w:val="clear" w:color="auto" w:fill="FFFFFF"/>
+            <w:tcMar>
+              <w:top w:w="60" w:type="dxa"/>
+              <w:left w:w="80" w:type="dxa"/>
+              <w:bottom w:w="60" w:type="dxa"/>
+              <w:right w:w="80" w:type="dxa"/>
+            </w:tcMar>
+            <w:vAlign w:val="center"/>
+            <w:hideMark/>
+          </w:tcPr>
+          <w:p>
+            <w:pPr>
+              <w:spacing w:line="240" w:lineRule="auto"/>
+              <w:rPr>
+                <w:rFonts w:ascii="Times New Roman" w:eastAsia="Times New Roman" w:hAnsi="Times New Roman" w:cs="Times New Roman"/>
+                <w:sz w:val="20"/>
+                <w:szCs w:val="20"/>
+                <w:lang w:val="en-PH"/>
+              </w:rPr>
+            </w:pPr>
+            <w:r>
+              <w:rPr>
+                <w:rFonts w:ascii="Segoe UI Symbol" w:eastAsia="Times New Roman" w:hAnsi="Segoe UI Symbol" w:cs="Segoe UI Symbol"/>
+                <w:sz w:val="20"/>
+                <w:szCs w:val="20"/>
+                <w:lang w:val="en-PH"/>
+              </w:rPr>
+              <w:t>☐</w:t>
+            </w:r>
+          </w:p>
+        </w:tc>
+        <w:tc>
+          <w:tcPr>
+            <w:tcW w:w="828" w:type="dxa"/>
+            <w:tcBorders>
+              <w:top w:val="single" w:sz="2" w:space="0" w:color="000000"/>
+              <w:left w:val="single" w:sz="2" w:space="0" w:color="000000"/>
+              <w:bottom w:val="single" w:sz="2" w:space="0" w:color="000000"/>
+              <w:right w:val="single" w:sz="2" w:space="0" w:color="000000"/>
+            </w:tcBorders>
+            <w:shd w:val="clear" w:color="auto" w:fill="FFFFFF"/>
+            <w:tcMar>
+              <w:top w:w="60" w:type="dxa"/>
+              <w:left w:w="80" w:type="dxa"/>
+              <w:bottom w:w="60" w:type="dxa"/>
+              <w:right w:w="80" w:type="dxa"/>
+            </w:tcMar>
+            <w:vAlign w:val="center"/>
+            <w:hideMark/>
+          </w:tcPr>
+          <w:p>
+            <w:pPr>
+              <w:spacing w:line="240" w:lineRule="auto"/>
+              <w:rPr>
+                <w:rFonts w:ascii="Times New Roman" w:eastAsia="Times New Roman" w:hAnsi="Times New Roman" w:cs="Times New Roman"/>
+                <w:sz w:val="20"/>
+                <w:szCs w:val="20"/>
+                <w:lang w:val="en-PH"/>
+              </w:rPr>
+            </w:pPr>
+            <w:r>
+              <w:rPr>
+                <w:rFonts w:ascii="Segoe UI Symbol" w:eastAsia="Times New Roman" w:hAnsi="Segoe UI Symbol" w:cs="Segoe UI Symbol"/>
+                <w:sz w:val="20"/>
+                <w:szCs w:val="20"/>
+                <w:lang w:val="en-PH"/>
+              </w:rPr>
+              <w:t>☐</w:t>
+            </w:r>
+          </w:p>
+        </w:tc>
+        <w:tc>
+          <w:tcPr>
+            <w:tcW w:w="745" w:type="dxa"/>
+            <w:tcBorders>
+              <w:top w:val="single" w:sz="2" w:space="0" w:color="000000"/>
+              <w:left w:val="single" w:sz="2" w:space="0" w:color="000000"/>
+              <w:bottom w:val="single" w:sz="2" w:space="0" w:color="000000"/>
+              <w:right w:val="single" w:sz="2" w:space="0" w:color="000000"/>
+            </w:tcBorders>
+            <w:shd w:val="clear" w:color="auto" w:fill="FFFFFF"/>
+            <w:tcMar>
+              <w:top w:w="60" w:type="dxa"/>
+              <w:left w:w="80" w:type="dxa"/>
+              <w:bottom w:w="60" w:type="dxa"/>
+              <w:right w:w="80" w:type="dxa"/>
+            </w:tcMar>
+            <w:vAlign w:val="center"/>
+            <w:hideMark/>
+          </w:tcPr>
+          <w:p>
+            <w:pPr>
+              <w:spacing w:line="240" w:lineRule="auto"/>
+              <w:rPr>
+                <w:rFonts w:ascii="Times New Roman" w:eastAsia="Times New Roman" w:hAnsi="Times New Roman" w:cs="Times New Roman"/>
+                <w:sz w:val="20"/>
+                <w:szCs w:val="20"/>
+                <w:lang w:val="en-PH"/>
+              </w:rPr>
+            </w:pPr>
+            <w:r>
+              <w:rPr>
+                <w:rFonts w:ascii="Segoe UI Symbol" w:eastAsia="Times New Roman" w:hAnsi="Segoe UI Symbol" w:cs="Segoe UI Symbol"/>
+                <w:sz w:val="20"/>
+                <w:szCs w:val="20"/>
+                <w:lang w:val="en-PH"/>
+              </w:rPr>
+              <w:t>☐</w:t>
+            </w:r>
+          </w:p>
+        </w:tc>
+        <w:tc>
+          <w:tcPr>
+            <w:tcW w:w="1656" w:type="dxa"/>
+            <w:tcBorders>
+              <w:top w:val="single" w:sz="2" w:space="0" w:color="000000"/>
+              <w:left w:val="single" w:sz="2" w:space="0" w:color="000000"/>
+              <w:bottom w:val="single" w:sz="2" w:space="0" w:color="000000"/>
+              <w:right w:val="single" w:sz="2" w:space="0" w:color="000000"/>
+            </w:tcBorders>
+            <w:shd w:val="clear" w:color="auto" w:fill="FFFFFF"/>
+            <w:tcMar>
+              <w:top w:w="60" w:type="dxa"/>
+              <w:left w:w="80" w:type="dxa"/>
+              <w:bottom w:w="60" w:type="dxa"/>
+              <w:right w:w="80" w:type="dxa"/>
+            </w:tcMar>
+            <w:vAlign w:val="center"/>
+          </w:tcPr>
+          <w:p>
+            <w:pPr>
+              <w:spacing w:line="240" w:lineRule="auto"/>
+              <w:rPr>
+                <w:rFonts w:ascii="Times New Roman" w:eastAsia="Times New Roman" w:hAnsi="Times New Roman" w:cs="Times New Roman"/>
+                <w:sz w:val="20"/>
+                <w:szCs w:val="20"/>
+                <w:lang w:val="en-PH"/>
+              </w:rPr>
+            </w:pPr>
+          </w:p>
+        </w:tc>
+      </w:tr>
+      <w:tr>
+        <w:trPr>
+          <w:trHeight w:val="480"/>
+        </w:trPr>
+        <w:tc>
+          <w:tcPr>
+            <w:tcW w:w="414" w:type="dxa"/>
+            <w:tcBorders>
+              <w:top w:val="single" w:sz="2" w:space="0" w:color="000000"/>
+              <w:left w:val="single" w:sz="2" w:space="0" w:color="000000"/>
+              <w:bottom w:val="single" w:sz="2" w:space="0" w:color="000000"/>
+              <w:right w:val="single" w:sz="2" w:space="0" w:color="000000"/>
+            </w:tcBorders>
+            <w:shd w:val="clear" w:color="auto" w:fill="FFFFFF"/>
+            <w:tcMar>
+              <w:top w:w="60" w:type="dxa"/>
+              <w:left w:w="80" w:type="dxa"/>
+              <w:bottom w:w="60" w:type="dxa"/>
+              <w:right w:w="80" w:type="dxa"/>
+            </w:tcMar>
+            <w:vAlign w:val="center"/>
+            <w:hideMark/>
+          </w:tcPr>
+          <w:p>
+            <w:pPr>
+              <w:spacing w:line="240" w:lineRule="auto"/>
+              <w:rPr>
+                <w:rFonts w:ascii="Times New Roman" w:eastAsia="Times New Roman" w:hAnsi="Times New Roman" w:cs="Times New Roman"/>
+                <w:sz w:val="20"/>
+                <w:szCs w:val="20"/>
+                <w:lang w:val="en-PH"/>
+              </w:rPr>
+            </w:pPr>
+            <w:r>
+              <w:rPr>
+                <w:rFonts w:ascii="Times New Roman" w:eastAsia="Times New Roman" w:hAnsi="Times New Roman" w:cs="Times New Roman"/>
+                <w:sz w:val="20"/>
+                <w:szCs w:val="20"/>
+                <w:lang w:val="en-PH"/>
+              </w:rPr>
+              <w:t>4</w:t>
+            </w:r>
+          </w:p>
+        </w:tc>
+        <w:tc>
+          <w:tcPr>
+            <w:tcW w:w="4140" w:type="dxa"/>
+            <w:tcBorders>
+              <w:top w:val="single" w:sz="2" w:space="0" w:color="000000"/>
+              <w:left w:val="single" w:sz="2" w:space="0" w:color="000000"/>
+              <w:bottom w:val="single" w:sz="2" w:space="0" w:color="000000"/>
+              <w:right w:val="single" w:sz="2" w:space="0" w:color="000000"/>
+            </w:tcBorders>
+            <w:shd w:val="clear" w:color="auto" w:fill="FFFFFF"/>
+            <w:tcMar>
+              <w:top w:w="60" w:type="dxa"/>
+              <w:left w:w="80" w:type="dxa"/>
+              <w:bottom w:w="60" w:type="dxa"/>
+              <w:right w:w="80" w:type="dxa"/>
+            </w:tcMar>
+            <w:vAlign w:val="center"/>
+            <w:hideMark/>
+          </w:tcPr>
+          <w:p>
+            <w:pPr>
+              <w:spacing w:line="240" w:lineRule="auto"/>
+              <w:rPr>
+                <w:rFonts w:ascii="Times New Roman" w:eastAsia="Times New Roman" w:hAnsi="Times New Roman" w:cs="Times New Roman"/>
+                <w:sz w:val="20"/>
+                <w:szCs w:val="20"/>
+                <w:lang w:val="en-PH"/>
+              </w:rPr>
+            </w:pPr>
+            <w:r>
+              <w:rPr>
+                <w:rFonts w:ascii="Times New Roman" w:eastAsia="Times New Roman" w:hAnsi="Times New Roman" w:cs="Times New Roman"/>
+                <w:sz w:val="20"/>
+                <w:szCs w:val="20"/>
+                <w:lang w:val="en-PH"/>
+              </w:rPr>
+              <w:t>I felt comfortable using this system.</w:t>
+            </w:r>
+          </w:p>
+        </w:tc>
+        <w:tc>
+          <w:tcPr>
+            <w:tcW w:w="828" w:type="dxa"/>
+            <w:tcBorders>
+              <w:top w:val="single" w:sz="2" w:space="0" w:color="000000"/>
+              <w:left w:val="single" w:sz="2" w:space="0" w:color="000000"/>
+              <w:bottom w:val="single" w:sz="2" w:space="0" w:color="000000"/>
+              <w:right w:val="single" w:sz="2" w:space="0" w:color="000000"/>
+            </w:tcBorders>
+            <w:shd w:val="clear" w:color="auto" w:fill="FFFFFF"/>
+            <w:tcMar>
+              <w:top w:w="60" w:type="dxa"/>
+              <w:left w:w="80" w:type="dxa"/>
+              <w:bottom w:w="60" w:type="dxa"/>
+              <w:right w:w="80" w:type="dxa"/>
+            </w:tcMar>
+            <w:vAlign w:val="center"/>
+            <w:hideMark/>
+          </w:tcPr>
+          <w:p>
+            <w:pPr>
+              <w:spacing w:line="240" w:lineRule="auto"/>
+              <w:rPr>
+                <w:rFonts w:ascii="Times New Roman" w:eastAsia="Times New Roman" w:hAnsi="Times New Roman" w:cs="Times New Roman"/>
+                <w:sz w:val="20"/>
+                <w:szCs w:val="20"/>
+                <w:lang w:val="en-PH"/>
+              </w:rPr>
+            </w:pPr>
+            <w:r>
+              <w:rPr>
+                <w:rFonts w:ascii="Segoe UI Symbol" w:eastAsia="Times New Roman" w:hAnsi="Segoe UI Symbol" w:cs="Segoe UI Symbol"/>
+                <w:sz w:val="20"/>
+                <w:szCs w:val="20"/>
+                <w:lang w:val="en-PH"/>
+              </w:rPr>
+              <w:t>☐</w:t>
+            </w:r>
+          </w:p>
+        </w:tc>
+        <w:tc>
+          <w:tcPr>
+            <w:tcW w:w="828" w:type="dxa"/>
+            <w:tcBorders>
+              <w:top w:val="single" w:sz="2" w:space="0" w:color="000000"/>
+              <w:left w:val="single" w:sz="2" w:space="0" w:color="000000"/>
+              <w:bottom w:val="single" w:sz="2" w:space="0" w:color="000000"/>
+              <w:right w:val="single" w:sz="2" w:space="0" w:color="000000"/>
+            </w:tcBorders>
+            <w:shd w:val="clear" w:color="auto" w:fill="FFFFFF"/>
+            <w:tcMar>
+              <w:top w:w="60" w:type="dxa"/>
+              <w:left w:w="80" w:type="dxa"/>
+              <w:bottom w:w="60" w:type="dxa"/>
+              <w:right w:w="80" w:type="dxa"/>
+            </w:tcMar>
+            <w:vAlign w:val="center"/>
+            <w:hideMark/>
+          </w:tcPr>
+          <w:p>
+            <w:pPr>
+              <w:spacing w:line="240" w:lineRule="auto"/>
+              <w:rPr>
+                <w:rFonts w:ascii="Times New Roman" w:eastAsia="Times New Roman" w:hAnsi="Times New Roman" w:cs="Times New Roman"/>
+                <w:sz w:val="20"/>
+                <w:szCs w:val="20"/>
+                <w:lang w:val="en-PH"/>
+              </w:rPr>
+            </w:pPr>
+            <w:r>
+              <w:rPr>
+                <w:rFonts w:ascii="Segoe UI Symbol" w:eastAsia="Times New Roman" w:hAnsi="Segoe UI Symbol" w:cs="Segoe UI Symbol"/>
+                <w:sz w:val="20"/>
+                <w:szCs w:val="20"/>
+                <w:lang w:val="en-PH"/>
+              </w:rPr>
+              <w:t>☐</w:t>
+            </w:r>
+          </w:p>
+        </w:tc>
+        <w:tc>
+          <w:tcPr>
+            <w:tcW w:w="745" w:type="dxa"/>
+            <w:tcBorders>
+              <w:top w:val="single" w:sz="2" w:space="0" w:color="000000"/>
+              <w:left w:val="single" w:sz="2" w:space="0" w:color="000000"/>
+              <w:bottom w:val="single" w:sz="2" w:space="0" w:color="000000"/>
+              <w:right w:val="single" w:sz="2" w:space="0" w:color="000000"/>
+            </w:tcBorders>
+            <w:shd w:val="clear" w:color="auto" w:fill="FFFFFF"/>
+            <w:tcMar>
+              <w:top w:w="60" w:type="dxa"/>
+              <w:left w:w="80" w:type="dxa"/>
+              <w:bottom w:w="60" w:type="dxa"/>
+              <w:right w:w="80" w:type="dxa"/>
+            </w:tcMar>
+            <w:vAlign w:val="center"/>
+            <w:hideMark/>
+          </w:tcPr>
+          <w:p>
+            <w:pPr>
+              <w:spacing w:line="240" w:lineRule="auto"/>
+              <w:rPr>
+                <w:rFonts w:ascii="Times New Roman" w:eastAsia="Times New Roman" w:hAnsi="Times New Roman" w:cs="Times New Roman"/>
+                <w:sz w:val="20"/>
+                <w:szCs w:val="20"/>
+                <w:lang w:val="en-PH"/>
+              </w:rPr>
+            </w:pPr>
+            <w:r>
+              <w:rPr>
+                <w:rFonts w:ascii="Segoe UI Symbol" w:eastAsia="Times New Roman" w:hAnsi="Segoe UI Symbol" w:cs="Segoe UI Symbol"/>
+                <w:sz w:val="20"/>
+                <w:szCs w:val="20"/>
+                <w:lang w:val="en-PH"/>
+              </w:rPr>
+              <w:t>☐</w:t>
+            </w:r>
+          </w:p>
+        </w:tc>
+        <w:tc>
+          <w:tcPr>
+            <w:tcW w:w="1656" w:type="dxa"/>
+            <w:tcBorders>
+              <w:top w:val="single" w:sz="2" w:space="0" w:color="000000"/>
+              <w:left w:val="single" w:sz="2" w:space="0" w:color="000000"/>
+              <w:bottom w:val="single" w:sz="2" w:space="0" w:color="000000"/>
+              <w:right w:val="single" w:sz="2" w:space="0" w:color="000000"/>
+            </w:tcBorders>
+            <w:shd w:val="clear" w:color="auto" w:fill="FFFFFF"/>
+            <w:tcMar>
+              <w:top w:w="60" w:type="dxa"/>
+              <w:left w:w="80" w:type="dxa"/>
+              <w:bottom w:w="60" w:type="dxa"/>
+              <w:right w:w="80" w:type="dxa"/>
+            </w:tcMar>
+            <w:vAlign w:val="center"/>
+          </w:tcPr>
+          <w:p>
+            <w:pPr>
+              <w:spacing w:line="240" w:lineRule="auto"/>
+              <w:rPr>
+                <w:rFonts w:ascii="Times New Roman" w:eastAsia="Times New Roman" w:hAnsi="Times New Roman" w:cs="Times New Roman"/>
+                <w:sz w:val="20"/>
+                <w:szCs w:val="20"/>
+                <w:lang w:val="en-PH"/>
+              </w:rPr>
+            </w:pPr>
+          </w:p>
+        </w:tc>
+      </w:tr>
+      <w:tr>
+        <w:trPr>
+          <w:trHeight w:val="468"/>
+        </w:trPr>
+        <w:tc>
+          <w:tcPr>
+            <w:tcW w:w="414" w:type="dxa"/>
+            <w:tcBorders>
+              <w:top w:val="single" w:sz="2" w:space="0" w:color="000000"/>
+              <w:left w:val="single" w:sz="2" w:space="0" w:color="000000"/>
+              <w:bottom w:val="single" w:sz="2" w:space="0" w:color="000000"/>
+              <w:right w:val="single" w:sz="2" w:space="0" w:color="000000"/>
+            </w:tcBorders>
+            <w:shd w:val="clear" w:color="auto" w:fill="FFFFFF"/>
+            <w:tcMar>
+              <w:top w:w="60" w:type="dxa"/>
+              <w:left w:w="80" w:type="dxa"/>
+              <w:bottom w:w="60" w:type="dxa"/>
+              <w:right w:w="80" w:type="dxa"/>
+            </w:tcMar>
+            <w:vAlign w:val="center"/>
+            <w:hideMark/>
+          </w:tcPr>
+          <w:p>
+            <w:pPr>
+              <w:spacing w:line="240" w:lineRule="auto"/>
+              <w:rPr>
+                <w:rFonts w:ascii="Times New Roman" w:eastAsia="Times New Roman" w:hAnsi="Times New Roman" w:cs="Times New Roman"/>
+                <w:sz w:val="20"/>
+                <w:szCs w:val="20"/>
+                <w:lang w:val="en-PH"/>
+              </w:rPr>
+            </w:pPr>
+            <w:r>
+              <w:rPr>
+                <w:rFonts w:ascii="Times New Roman" w:eastAsia="Times New Roman" w:hAnsi="Times New Roman" w:cs="Times New Roman"/>
+                <w:sz w:val="20"/>
+                <w:szCs w:val="20"/>
+                <w:lang w:val="en-PH"/>
+              </w:rPr>
+              <w:t>5</w:t>
+            </w:r>
+          </w:p>
+        </w:tc>
+        <w:tc>
+          <w:tcPr>
+            <w:tcW w:w="4140" w:type="dxa"/>
+            <w:tcBorders>
+              <w:top w:val="single" w:sz="2" w:space="0" w:color="000000"/>
+              <w:left w:val="single" w:sz="2" w:space="0" w:color="000000"/>
+              <w:bottom w:val="single" w:sz="2" w:space="0" w:color="000000"/>
+              <w:right w:val="single" w:sz="2" w:space="0" w:color="000000"/>
+            </w:tcBorders>
+            <w:shd w:val="clear" w:color="auto" w:fill="FFFFFF"/>
+            <w:tcMar>
+              <w:top w:w="60" w:type="dxa"/>
+              <w:left w:w="80" w:type="dxa"/>
+              <w:bottom w:w="60" w:type="dxa"/>
+              <w:right w:w="80" w:type="dxa"/>
+            </w:tcMar>
+            <w:vAlign w:val="center"/>
+            <w:hideMark/>
+          </w:tcPr>
+          <w:p>
+            <w:pPr>
+              <w:spacing w:line="240" w:lineRule="auto"/>
+              <w:rPr>
+                <w:rFonts w:ascii="Times New Roman" w:eastAsia="Times New Roman" w:hAnsi="Times New Roman" w:cs="Times New Roman"/>
+                <w:sz w:val="20"/>
+                <w:szCs w:val="20"/>
+                <w:lang w:val="en-PH"/>
+              </w:rPr>
+            </w:pPr>
+            <w:r>
+              <w:rPr>
+                <w:rFonts w:ascii="Times New Roman" w:eastAsia="Times New Roman" w:hAnsi="Times New Roman" w:cs="Times New Roman"/>
+                <w:sz w:val="20"/>
+                <w:szCs w:val="20"/>
+                <w:lang w:val="en-PH"/>
+              </w:rPr>
+              <w:t>It was easy to learn to use this system.</w:t>
+            </w:r>
+          </w:p>
+        </w:tc>
+        <w:tc>
+          <w:tcPr>
+            <w:tcW w:w="828" w:type="dxa"/>
+            <w:tcBorders>
+              <w:top w:val="single" w:sz="2" w:space="0" w:color="000000"/>
+              <w:left w:val="single" w:sz="2" w:space="0" w:color="000000"/>
+              <w:bottom w:val="single" w:sz="2" w:space="0" w:color="000000"/>
+              <w:right w:val="single" w:sz="2" w:space="0" w:color="000000"/>
+            </w:tcBorders>
+            <w:shd w:val="clear" w:color="auto" w:fill="FFFFFF"/>
+            <w:tcMar>
+              <w:top w:w="60" w:type="dxa"/>
+              <w:left w:w="80" w:type="dxa"/>
+              <w:bottom w:w="60" w:type="dxa"/>
+              <w:right w:w="80" w:type="dxa"/>
+            </w:tcMar>
+            <w:vAlign w:val="center"/>
+            <w:hideMark/>
+          </w:tcPr>
+          <w:p>
+            <w:pPr>
+              <w:spacing w:line="240" w:lineRule="auto"/>
+              <w:rPr>
+                <w:rFonts w:ascii="Times New Roman" w:eastAsia="Times New Roman" w:hAnsi="Times New Roman" w:cs="Times New Roman"/>
+                <w:sz w:val="20"/>
+                <w:szCs w:val="20"/>
+                <w:lang w:val="en-PH"/>
+              </w:rPr>
+            </w:pPr>
+            <w:r>
+              <w:rPr>
+                <w:rFonts w:ascii="Segoe UI Symbol" w:eastAsia="Times New Roman" w:hAnsi="Segoe UI Symbol" w:cs="Segoe UI Symbol"/>
+                <w:sz w:val="20"/>
+                <w:szCs w:val="20"/>
+                <w:lang w:val="en-PH"/>
+              </w:rPr>
+              <w:t>☐</w:t>
+            </w:r>
+          </w:p>
+        </w:tc>
+        <w:tc>
+          <w:tcPr>
+            <w:tcW w:w="828" w:type="dxa"/>
+            <w:tcBorders>
+              <w:top w:val="single" w:sz="2" w:space="0" w:color="000000"/>
+              <w:left w:val="single" w:sz="2" w:space="0" w:color="000000"/>
+              <w:bottom w:val="single" w:sz="2" w:space="0" w:color="000000"/>
+              <w:right w:val="single" w:sz="2" w:space="0" w:color="000000"/>
+            </w:tcBorders>
+            <w:shd w:val="clear" w:color="auto" w:fill="FFFFFF"/>
+            <w:tcMar>
+              <w:top w:w="60" w:type="dxa"/>
+              <w:left w:w="80" w:type="dxa"/>
+              <w:bottom w:w="60" w:type="dxa"/>
+              <w:right w:w="80" w:type="dxa"/>
+            </w:tcMar>
+            <w:vAlign w:val="center"/>
+            <w:hideMark/>
+          </w:tcPr>
+          <w:p>
+            <w:pPr>
+              <w:spacing w:line="240" w:lineRule="auto"/>
+              <w:rPr>
+                <w:rFonts w:ascii="Times New Roman" w:eastAsia="Times New Roman" w:hAnsi="Times New Roman" w:cs="Times New Roman"/>
+                <w:sz w:val="20"/>
+                <w:szCs w:val="20"/>
+                <w:lang w:val="en-PH"/>
+              </w:rPr>
+            </w:pPr>
+            <w:r>
+              <w:rPr>
+                <w:rFonts w:ascii="Segoe UI Symbol" w:eastAsia="Times New Roman" w:hAnsi="Segoe UI Symbol" w:cs="Segoe UI Symbol"/>
+                <w:sz w:val="20"/>
+                <w:szCs w:val="20"/>
+                <w:lang w:val="en-PH"/>
+              </w:rPr>
+              <w:t>☐</w:t>
+            </w:r>
+          </w:p>
+        </w:tc>
+        <w:tc>
+          <w:tcPr>
+            <w:tcW w:w="745" w:type="dxa"/>
+            <w:tcBorders>
+              <w:top w:val="single" w:sz="2" w:space="0" w:color="000000"/>
+              <w:left w:val="single" w:sz="2" w:space="0" w:color="000000"/>
+              <w:bottom w:val="single" w:sz="2" w:space="0" w:color="000000"/>
+              <w:right w:val="single" w:sz="2" w:space="0" w:color="000000"/>
+            </w:tcBorders>
+            <w:shd w:val="clear" w:color="auto" w:fill="FFFFFF"/>
+            <w:tcMar>
+              <w:top w:w="60" w:type="dxa"/>
+              <w:left w:w="80" w:type="dxa"/>
+              <w:bottom w:w="60" w:type="dxa"/>
+              <w:right w:w="80" w:type="dxa"/>
+            </w:tcMar>
+            <w:vAlign w:val="center"/>
+            <w:hideMark/>
+          </w:tcPr>
+          <w:p>
+            <w:pPr>
+              <w:spacing w:line="240" w:lineRule="auto"/>
+              <w:rPr>
+                <w:rFonts w:ascii="Times New Roman" w:eastAsia="Times New Roman" w:hAnsi="Times New Roman" w:cs="Times New Roman"/>
+                <w:sz w:val="20"/>
+                <w:szCs w:val="20"/>
+                <w:lang w:val="en-PH"/>
+              </w:rPr>
+            </w:pPr>
+            <w:r>
+              <w:rPr>
+                <w:rFonts w:ascii="Segoe UI Symbol" w:eastAsia="Times New Roman" w:hAnsi="Segoe UI Symbol" w:cs="Segoe UI Symbol"/>
+                <w:sz w:val="20"/>
+                <w:szCs w:val="20"/>
+                <w:lang w:val="en-PH"/>
+              </w:rPr>
+              <w:t>☐</w:t>
+            </w:r>
+          </w:p>
+        </w:tc>
+        <w:tc>
+          <w:tcPr>
+            <w:tcW w:w="1656" w:type="dxa"/>
+            <w:tcBorders>
+              <w:top w:val="single" w:sz="2" w:space="0" w:color="000000"/>
+              <w:left w:val="single" w:sz="2" w:space="0" w:color="000000"/>
+              <w:bottom w:val="single" w:sz="2" w:space="0" w:color="000000"/>
+              <w:right w:val="single" w:sz="2" w:space="0" w:color="000000"/>
+            </w:tcBorders>
+            <w:shd w:val="clear" w:color="auto" w:fill="FFFFFF"/>
+            <w:tcMar>
+              <w:top w:w="60" w:type="dxa"/>
+              <w:left w:w="80" w:type="dxa"/>
+              <w:bottom w:w="60" w:type="dxa"/>
+              <w:right w:w="80" w:type="dxa"/>
+            </w:tcMar>
+            <w:vAlign w:val="center"/>
+          </w:tcPr>
+          <w:p>
+            <w:pPr>
+              <w:spacing w:line="240" w:lineRule="auto"/>
+              <w:rPr>
+                <w:rFonts w:ascii="Times New Roman" w:eastAsia="Times New Roman" w:hAnsi="Times New Roman" w:cs="Times New Roman"/>
+                <w:sz w:val="20"/>
+                <w:szCs w:val="20"/>
+                <w:lang w:val="en-PH"/>
+              </w:rPr>
+            </w:pPr>
+          </w:p>
+        </w:tc>
+      </w:tr>
+      <w:tr>
+        <w:trPr>
+          <w:trHeight w:val="660"/>
+        </w:trPr>
+        <w:tc>
+          <w:tcPr>
+            <w:tcW w:w="414" w:type="dxa"/>
+            <w:tcBorders>
+              <w:top w:val="single" w:sz="2" w:space="0" w:color="000000"/>
+              <w:left w:val="single" w:sz="2" w:space="0" w:color="000000"/>
+              <w:bottom w:val="single" w:sz="2" w:space="0" w:color="000000"/>
+              <w:right w:val="single" w:sz="2" w:space="0" w:color="000000"/>
+            </w:tcBorders>
+            <w:shd w:val="clear" w:color="auto" w:fill="FFFFFF"/>
+            <w:tcMar>
+              <w:top w:w="60" w:type="dxa"/>
+              <w:left w:w="80" w:type="dxa"/>
+              <w:bottom w:w="60" w:type="dxa"/>
+              <w:right w:w="80" w:type="dxa"/>
+            </w:tcMar>
+            <w:vAlign w:val="center"/>
+            <w:hideMark/>
+          </w:tcPr>
+          <w:p>
+            <w:pPr>
+              <w:spacing w:line="240" w:lineRule="auto"/>
+              <w:rPr>
+                <w:rFonts w:ascii="Times New Roman" w:eastAsia="Times New Roman" w:hAnsi="Times New Roman" w:cs="Times New Roman"/>
+                <w:sz w:val="20"/>
+                <w:szCs w:val="20"/>
+                <w:lang w:val="en-PH"/>
+              </w:rPr>
+            </w:pPr>
+            <w:r>
+              <w:rPr>
+                <w:rFonts w:ascii="Times New Roman" w:eastAsia="Times New Roman" w:hAnsi="Times New Roman" w:cs="Times New Roman"/>
+                <w:sz w:val="20"/>
+                <w:szCs w:val="20"/>
+                <w:lang w:val="en-PH"/>
+              </w:rPr>
+              <w:t>6</w:t>
+            </w:r>
+          </w:p>
+        </w:tc>
+        <w:tc>
+          <w:tcPr>
+            <w:tcW w:w="4140" w:type="dxa"/>
+            <w:tcBorders>
+              <w:top w:val="single" w:sz="2" w:space="0" w:color="000000"/>
+              <w:left w:val="single" w:sz="2" w:space="0" w:color="000000"/>
+              <w:bottom w:val="single" w:sz="2" w:space="0" w:color="000000"/>
+              <w:right w:val="single" w:sz="2" w:space="0" w:color="000000"/>
+            </w:tcBorders>
+            <w:shd w:val="clear" w:color="auto" w:fill="FFFFFF"/>
+            <w:tcMar>
+              <w:top w:w="60" w:type="dxa"/>
+              <w:left w:w="80" w:type="dxa"/>
+              <w:bottom w:w="60" w:type="dxa"/>
+              <w:right w:w="80" w:type="dxa"/>
+            </w:tcMar>
+            <w:vAlign w:val="center"/>
+            <w:hideMark/>
+          </w:tcPr>
+          <w:p>
+            <w:pPr>
+              <w:spacing w:line="240" w:lineRule="auto"/>
+              <w:rPr>
+                <w:rFonts w:ascii="Times New Roman" w:eastAsia="Times New Roman" w:hAnsi="Times New Roman" w:cs="Times New Roman"/>
+                <w:sz w:val="20"/>
+                <w:szCs w:val="20"/>
+                <w:lang w:val="en-PH"/>
+              </w:rPr>
+            </w:pPr>
+            <w:r>
+              <w:rPr>
+                <w:rFonts w:ascii="Times New Roman" w:eastAsia="Times New Roman" w:hAnsi="Times New Roman" w:cs="Times New Roman"/>
+                <w:sz w:val="20"/>
+                <w:szCs w:val="20"/>
+                <w:lang w:val="en-PH"/>
+              </w:rPr>
+              <w:t>I believe I could become productive quickly using this system.</w:t>
+            </w:r>
+          </w:p>
+        </w:tc>
+        <w:tc>
+          <w:tcPr>
+            <w:tcW w:w="828" w:type="dxa"/>
+            <w:tcBorders>
+              <w:top w:val="single" w:sz="2" w:space="0" w:color="000000"/>
+              <w:left w:val="single" w:sz="2" w:space="0" w:color="000000"/>
+              <w:bottom w:val="single" w:sz="2" w:space="0" w:color="000000"/>
+              <w:right w:val="single" w:sz="2" w:space="0" w:color="000000"/>
+            </w:tcBorders>
+            <w:shd w:val="clear" w:color="auto" w:fill="FFFFFF"/>
+            <w:tcMar>
+              <w:top w:w="60" w:type="dxa"/>
+              <w:left w:w="80" w:type="dxa"/>
+              <w:bottom w:w="60" w:type="dxa"/>
+              <w:right w:w="80" w:type="dxa"/>
+            </w:tcMar>
+            <w:vAlign w:val="center"/>
+            <w:hideMark/>
+          </w:tcPr>
+          <w:p>
+            <w:pPr>
+              <w:spacing w:line="240" w:lineRule="auto"/>
+              <w:rPr>
+                <w:rFonts w:ascii="Times New Roman" w:eastAsia="Times New Roman" w:hAnsi="Times New Roman" w:cs="Times New Roman"/>
+                <w:sz w:val="20"/>
+                <w:szCs w:val="20"/>
+                <w:lang w:val="en-PH"/>
+              </w:rPr>
+            </w:pPr>
+            <w:r>
+              <w:rPr>
+                <w:rFonts w:ascii="Segoe UI Symbol" w:eastAsia="Times New Roman" w:hAnsi="Segoe UI Symbol" w:cs="Segoe UI Symbol"/>
+                <w:sz w:val="20"/>
+                <w:szCs w:val="20"/>
+                <w:lang w:val="en-PH"/>
+              </w:rPr>
+              <w:t>☐</w:t>
+            </w:r>
+          </w:p>
+        </w:tc>
+        <w:tc>
+          <w:tcPr>
+            <w:tcW w:w="828" w:type="dxa"/>
+            <w:tcBorders>
+              <w:top w:val="single" w:sz="2" w:space="0" w:color="000000"/>
+              <w:left w:val="single" w:sz="2" w:space="0" w:color="000000"/>
+              <w:bottom w:val="single" w:sz="2" w:space="0" w:color="000000"/>
+              <w:right w:val="single" w:sz="2" w:space="0" w:color="000000"/>
+            </w:tcBorders>
+            <w:shd w:val="clear" w:color="auto" w:fill="FFFFFF"/>
+            <w:tcMar>
+              <w:top w:w="60" w:type="dxa"/>
+              <w:left w:w="80" w:type="dxa"/>
+              <w:bottom w:w="60" w:type="dxa"/>
+              <w:right w:w="80" w:type="dxa"/>
+            </w:tcMar>
+            <w:vAlign w:val="center"/>
+            <w:hideMark/>
+          </w:tcPr>
+          <w:p>
+            <w:pPr>
+              <w:spacing w:line="240" w:lineRule="auto"/>
+              <w:rPr>
+                <w:rFonts w:ascii="Times New Roman" w:eastAsia="Times New Roman" w:hAnsi="Times New Roman" w:cs="Times New Roman"/>
+                <w:sz w:val="20"/>
+                <w:szCs w:val="20"/>
+                <w:lang w:val="en-PH"/>
+              </w:rPr>
+            </w:pPr>
+            <w:r>
+              <w:rPr>
+                <w:rFonts w:ascii="Segoe UI Symbol" w:eastAsia="Times New Roman" w:hAnsi="Segoe UI Symbol" w:cs="Segoe UI Symbol"/>
+                <w:sz w:val="20"/>
+                <w:szCs w:val="20"/>
+                <w:lang w:val="en-PH"/>
+              </w:rPr>
+              <w:t>☐</w:t>
+            </w:r>
+          </w:p>
+        </w:tc>
+        <w:tc>
+          <w:tcPr>
+            <w:tcW w:w="745" w:type="dxa"/>
+            <w:tcBorders>
+              <w:top w:val="single" w:sz="2" w:space="0" w:color="000000"/>
+              <w:left w:val="single" w:sz="2" w:space="0" w:color="000000"/>
+              <w:bottom w:val="single" w:sz="2" w:space="0" w:color="000000"/>
+              <w:right w:val="single" w:sz="2" w:space="0" w:color="000000"/>
+            </w:tcBorders>
+            <w:shd w:val="clear" w:color="auto" w:fill="FFFFFF"/>
+            <w:tcMar>
+              <w:top w:w="60" w:type="dxa"/>
+              <w:left w:w="80" w:type="dxa"/>
+              <w:bottom w:w="60" w:type="dxa"/>
+              <w:right w:w="80" w:type="dxa"/>
+            </w:tcMar>
+            <w:vAlign w:val="center"/>
+            <w:hideMark/>
+          </w:tcPr>
+          <w:p>
+            <w:pPr>
+              <w:spacing w:line="240" w:lineRule="auto"/>
+              <w:rPr>
+                <w:rFonts w:ascii="Times New Roman" w:eastAsia="Times New Roman" w:hAnsi="Times New Roman" w:cs="Times New Roman"/>
+                <w:sz w:val="20"/>
+                <w:szCs w:val="20"/>
+                <w:lang w:val="en-PH"/>
+              </w:rPr>
+            </w:pPr>
+            <w:r>
+              <w:rPr>
+                <w:rFonts w:ascii="Segoe UI Symbol" w:eastAsia="Times New Roman" w:hAnsi="Segoe UI Symbol" w:cs="Segoe UI Symbol"/>
+                <w:sz w:val="20"/>
+                <w:szCs w:val="20"/>
+                <w:lang w:val="en-PH"/>
+              </w:rPr>
+              <w:t>☐</w:t>
+            </w:r>
+          </w:p>
+        </w:tc>
+        <w:tc>
+          <w:tcPr>
+            <w:tcW w:w="1656" w:type="dxa"/>
+            <w:tcBorders>
+              <w:top w:val="single" w:sz="2" w:space="0" w:color="000000"/>
+              <w:left w:val="single" w:sz="2" w:space="0" w:color="000000"/>
+              <w:bottom w:val="single" w:sz="2" w:space="0" w:color="000000"/>
+              <w:right w:val="single" w:sz="2" w:space="0" w:color="000000"/>
+            </w:tcBorders>
+            <w:shd w:val="clear" w:color="auto" w:fill="FFFFFF"/>
+            <w:tcMar>
+              <w:top w:w="60" w:type="dxa"/>
+              <w:left w:w="80" w:type="dxa"/>
+              <w:bottom w:w="60" w:type="dxa"/>
+              <w:right w:w="80" w:type="dxa"/>
+            </w:tcMar>
+            <w:vAlign w:val="center"/>
+          </w:tcPr>
+          <w:p>
+            <w:pPr>
+              <w:spacing w:line="240" w:lineRule="auto"/>
+              <w:rPr>
+                <w:rFonts w:ascii="Times New Roman" w:eastAsia="Times New Roman" w:hAnsi="Times New Roman" w:cs="Times New Roman"/>
+                <w:sz w:val="20"/>
+                <w:szCs w:val="20"/>
+                <w:lang w:val="en-PH"/>
+              </w:rPr>
+            </w:pPr>
+          </w:p>
+        </w:tc>
+      </w:tr>
+      <w:tr>
+        <w:trPr>
+          <w:trHeight w:val="672"/>
+        </w:trPr>
+        <w:tc>
+          <w:tcPr>
+            <w:tcW w:w="414" w:type="dxa"/>
+            <w:tcBorders>
+              <w:top w:val="single" w:sz="2" w:space="0" w:color="000000"/>
+              <w:left w:val="single" w:sz="2" w:space="0" w:color="000000"/>
+              <w:bottom w:val="single" w:sz="2" w:space="0" w:color="000000"/>
+              <w:right w:val="single" w:sz="2" w:space="0" w:color="000000"/>
+            </w:tcBorders>
+            <w:shd w:val="clear" w:color="auto" w:fill="FFFFFF"/>
+            <w:tcMar>
+              <w:top w:w="60" w:type="dxa"/>
+              <w:left w:w="80" w:type="dxa"/>
+              <w:bottom w:w="60" w:type="dxa"/>
+              <w:right w:w="80" w:type="dxa"/>
+            </w:tcMar>
+            <w:vAlign w:val="center"/>
+            <w:hideMark/>
+          </w:tcPr>
+          <w:p>
+            <w:pPr>
+              <w:spacing w:line="240" w:lineRule="auto"/>
+              <w:rPr>
+                <w:rFonts w:ascii="Times New Roman" w:eastAsia="Times New Roman" w:hAnsi="Times New Roman" w:cs="Times New Roman"/>
+                <w:sz w:val="20"/>
+                <w:szCs w:val="20"/>
+                <w:lang w:val="en-PH"/>
+              </w:rPr>
+            </w:pPr>
+            <w:r>
+              <w:rPr>
+                <w:rFonts w:ascii="Times New Roman" w:eastAsia="Times New Roman" w:hAnsi="Times New Roman" w:cs="Times New Roman"/>
+                <w:sz w:val="20"/>
+                <w:szCs w:val="20"/>
+                <w:lang w:val="en-PH"/>
+              </w:rPr>
+              <w:t>7</w:t>
+            </w:r>
+          </w:p>
+        </w:tc>
+        <w:tc>
+          <w:tcPr>
+            <w:tcW w:w="4140" w:type="dxa"/>
+            <w:tcBorders>
+              <w:top w:val="single" w:sz="2" w:space="0" w:color="000000"/>
+              <w:left w:val="single" w:sz="2" w:space="0" w:color="000000"/>
+              <w:bottom w:val="single" w:sz="2" w:space="0" w:color="000000"/>
+              <w:right w:val="single" w:sz="2" w:space="0" w:color="000000"/>
+            </w:tcBorders>
+            <w:shd w:val="clear" w:color="auto" w:fill="FFFFFF"/>
+            <w:tcMar>
+              <w:top w:w="60" w:type="dxa"/>
+              <w:left w:w="80" w:type="dxa"/>
+              <w:bottom w:w="60" w:type="dxa"/>
+              <w:right w:w="80" w:type="dxa"/>
+            </w:tcMar>
+            <w:vAlign w:val="center"/>
+            <w:hideMark/>
+          </w:tcPr>
+          <w:p>
+            <w:pPr>
+              <w:spacing w:line="240" w:lineRule="auto"/>
+              <w:rPr>
+                <w:rFonts w:ascii="Times New Roman" w:eastAsia="Times New Roman" w:hAnsi="Times New Roman" w:cs="Times New Roman"/>
+                <w:sz w:val="20"/>
+                <w:szCs w:val="20"/>
+                <w:lang w:val="en-PH"/>
+              </w:rPr>
+            </w:pPr>
+            <w:r>
+              <w:rPr>
+                <w:rFonts w:ascii="Times New Roman" w:eastAsia="Times New Roman" w:hAnsi="Times New Roman" w:cs="Times New Roman"/>
+                <w:sz w:val="20"/>
+                <w:szCs w:val="20"/>
+                <w:lang w:val="en-PH"/>
+              </w:rPr>
+              <w:t>The system gave error messages that clearly told me how to fix problems.</w:t>
+            </w:r>
+          </w:p>
+        </w:tc>
+        <w:tc>
+          <w:tcPr>
+            <w:tcW w:w="828" w:type="dxa"/>
+            <w:tcBorders>
+              <w:top w:val="single" w:sz="2" w:space="0" w:color="000000"/>
+              <w:left w:val="single" w:sz="2" w:space="0" w:color="000000"/>
+              <w:bottom w:val="single" w:sz="2" w:space="0" w:color="000000"/>
+              <w:right w:val="single" w:sz="2" w:space="0" w:color="000000"/>
+            </w:tcBorders>
+            <w:shd w:val="clear" w:color="auto" w:fill="FFFFFF"/>
+            <w:tcMar>
+              <w:top w:w="60" w:type="dxa"/>
+              <w:left w:w="80" w:type="dxa"/>
+              <w:bottom w:w="60" w:type="dxa"/>
+              <w:right w:w="80" w:type="dxa"/>
+            </w:tcMar>
+            <w:vAlign w:val="center"/>
+            <w:hideMark/>
+          </w:tcPr>
+          <w:p>
+            <w:pPr>
+              <w:spacing w:line="240" w:lineRule="auto"/>
+              <w:rPr>
+                <w:rFonts w:ascii="Times New Roman" w:eastAsia="Times New Roman" w:hAnsi="Times New Roman" w:cs="Times New Roman"/>
+                <w:sz w:val="20"/>
+                <w:szCs w:val="20"/>
+                <w:lang w:val="en-PH"/>
+              </w:rPr>
+            </w:pPr>
+            <w:r>
+              <w:rPr>
+                <w:rFonts w:ascii="Segoe UI Symbol" w:eastAsia="Times New Roman" w:hAnsi="Segoe UI Symbol" w:cs="Segoe UI Symbol"/>
+                <w:sz w:val="20"/>
+                <w:szCs w:val="20"/>
+                <w:lang w:val="en-PH"/>
+              </w:rPr>
+              <w:t>☐</w:t>
+            </w:r>
+          </w:p>
+        </w:tc>
+        <w:tc>
+          <w:tcPr>
+            <w:tcW w:w="828" w:type="dxa"/>
+            <w:tcBorders>
+              <w:top w:val="single" w:sz="2" w:space="0" w:color="000000"/>
+              <w:left w:val="single" w:sz="2" w:space="0" w:color="000000"/>
+              <w:bottom w:val="single" w:sz="2" w:space="0" w:color="000000"/>
+              <w:right w:val="single" w:sz="2" w:space="0" w:color="000000"/>
+            </w:tcBorders>
+            <w:shd w:val="clear" w:color="auto" w:fill="FFFFFF"/>
+            <w:tcMar>
+              <w:top w:w="60" w:type="dxa"/>
+              <w:left w:w="80" w:type="dxa"/>
+              <w:bottom w:w="60" w:type="dxa"/>
+              <w:right w:w="80" w:type="dxa"/>
+            </w:tcMar>
+            <w:vAlign w:val="center"/>
+            <w:hideMark/>
+          </w:tcPr>
+          <w:p>
+            <w:pPr>
+              <w:spacing w:line="240" w:lineRule="auto"/>
+              <w:rPr>
+                <w:rFonts w:ascii="Times New Roman" w:eastAsia="Times New Roman" w:hAnsi="Times New Roman" w:cs="Times New Roman"/>
+                <w:sz w:val="20"/>
+                <w:szCs w:val="20"/>
+                <w:lang w:val="en-PH"/>
+              </w:rPr>
+            </w:pPr>
+            <w:r>
+              <w:rPr>
+                <w:rFonts w:ascii="Segoe UI Symbol" w:eastAsia="Times New Roman" w:hAnsi="Segoe UI Symbol" w:cs="Segoe UI Symbol"/>
+                <w:sz w:val="20"/>
+                <w:szCs w:val="20"/>
+                <w:lang w:val="en-PH"/>
+              </w:rPr>
+              <w:t>☐</w:t>
+            </w:r>
+          </w:p>
+        </w:tc>
+        <w:tc>
+          <w:tcPr>
+            <w:tcW w:w="745" w:type="dxa"/>
+            <w:tcBorders>
+              <w:top w:val="single" w:sz="2" w:space="0" w:color="000000"/>
+              <w:left w:val="single" w:sz="2" w:space="0" w:color="000000"/>
+              <w:bottom w:val="single" w:sz="2" w:space="0" w:color="000000"/>
+              <w:right w:val="single" w:sz="2" w:space="0" w:color="000000"/>
+            </w:tcBorders>
+            <w:shd w:val="clear" w:color="auto" w:fill="FFFFFF"/>
+            <w:tcMar>
+              <w:top w:w="60" w:type="dxa"/>
+              <w:left w:w="80" w:type="dxa"/>
+              <w:bottom w:w="60" w:type="dxa"/>
+              <w:right w:w="80" w:type="dxa"/>
+            </w:tcMar>
+            <w:vAlign w:val="center"/>
+            <w:hideMark/>
+          </w:tcPr>
+          <w:p>
+            <w:pPr>
+              <w:spacing w:line="240" w:lineRule="auto"/>
+              <w:rPr>
+                <w:rFonts w:ascii="Times New Roman" w:eastAsia="Times New Roman" w:hAnsi="Times New Roman" w:cs="Times New Roman"/>
+                <w:sz w:val="20"/>
+                <w:szCs w:val="20"/>
+                <w:lang w:val="en-PH"/>
+              </w:rPr>
+            </w:pPr>
+            <w:r>
+              <w:rPr>
+                <w:rFonts w:ascii="Segoe UI Symbol" w:eastAsia="Times New Roman" w:hAnsi="Segoe UI Symbol" w:cs="Segoe UI Symbol"/>
+                <w:sz w:val="20"/>
+                <w:szCs w:val="20"/>
+                <w:lang w:val="en-PH"/>
+              </w:rPr>
+              <w:t>☐</w:t>
+            </w:r>
+          </w:p>
+        </w:tc>
+        <w:tc>
+          <w:tcPr>
+            <w:tcW w:w="1656" w:type="dxa"/>
+            <w:tcBorders>
+              <w:top w:val="single" w:sz="2" w:space="0" w:color="000000"/>
+              <w:left w:val="single" w:sz="2" w:space="0" w:color="000000"/>
+              <w:bottom w:val="single" w:sz="2" w:space="0" w:color="000000"/>
+              <w:right w:val="single" w:sz="2" w:space="0" w:color="000000"/>
+            </w:tcBorders>
+            <w:shd w:val="clear" w:color="auto" w:fill="FFFFFF"/>
+            <w:tcMar>
+              <w:top w:w="60" w:type="dxa"/>
+              <w:left w:w="80" w:type="dxa"/>
+              <w:bottom w:w="60" w:type="dxa"/>
+              <w:right w:w="80" w:type="dxa"/>
+            </w:tcMar>
+            <w:vAlign w:val="center"/>
+          </w:tcPr>
+          <w:p>
+            <w:pPr>
+              <w:spacing w:line="240" w:lineRule="auto"/>
+              <w:rPr>
+                <w:rFonts w:ascii="Times New Roman" w:eastAsia="Times New Roman" w:hAnsi="Times New Roman" w:cs="Times New Roman"/>
+                <w:sz w:val="20"/>
+                <w:szCs w:val="20"/>
+                <w:lang w:val="en-PH"/>
+              </w:rPr>
+            </w:pPr>
+          </w:p>
+        </w:tc>
+      </w:tr>
+      <w:tr>
+        <w:trPr>
+          <w:trHeight w:val="660"/>
+        </w:trPr>
+        <w:tc>
+          <w:tcPr>
+            <w:tcW w:w="414" w:type="dxa"/>
+            <w:tcBorders>
+              <w:top w:val="single" w:sz="2" w:space="0" w:color="000000"/>
+              <w:left w:val="single" w:sz="2" w:space="0" w:color="000000"/>
+              <w:bottom w:val="single" w:sz="2" w:space="0" w:color="000000"/>
+              <w:right w:val="single" w:sz="2" w:space="0" w:color="000000"/>
+            </w:tcBorders>
+            <w:shd w:val="clear" w:color="auto" w:fill="FFFFFF"/>
+            <w:tcMar>
+              <w:top w:w="60" w:type="dxa"/>
+              <w:left w:w="80" w:type="dxa"/>
+              <w:bottom w:w="60" w:type="dxa"/>
+              <w:right w:w="80" w:type="dxa"/>
+            </w:tcMar>
+            <w:vAlign w:val="center"/>
+            <w:hideMark/>
+          </w:tcPr>
+          <w:p>
+            <w:pPr>
+              <w:spacing w:line="240" w:lineRule="auto"/>
+              <w:rPr>
+                <w:rFonts w:ascii="Times New Roman" w:eastAsia="Times New Roman" w:hAnsi="Times New Roman" w:cs="Times New Roman"/>
+                <w:sz w:val="20"/>
+                <w:szCs w:val="20"/>
+                <w:lang w:val="en-PH"/>
+              </w:rPr>
+            </w:pPr>
+            <w:r>
+              <w:rPr>
+                <w:rFonts w:ascii="Times New Roman" w:eastAsia="Times New Roman" w:hAnsi="Times New Roman" w:cs="Times New Roman"/>
+                <w:sz w:val="20"/>
+                <w:szCs w:val="20"/>
+                <w:lang w:val="en-PH"/>
+              </w:rPr>
+              <w:t>8</w:t>
+            </w:r>
+          </w:p>
+        </w:tc>
+        <w:tc>
+          <w:tcPr>
+            <w:tcW w:w="4140" w:type="dxa"/>
+            <w:tcBorders>
+              <w:top w:val="single" w:sz="2" w:space="0" w:color="000000"/>
+              <w:left w:val="single" w:sz="2" w:space="0" w:color="000000"/>
+              <w:bottom w:val="single" w:sz="2" w:space="0" w:color="000000"/>
+              <w:right w:val="single" w:sz="2" w:space="0" w:color="000000"/>
+            </w:tcBorders>
+            <w:shd w:val="clear" w:color="auto" w:fill="FFFFFF"/>
+            <w:tcMar>
+              <w:top w:w="60" w:type="dxa"/>
+              <w:left w:w="80" w:type="dxa"/>
+              <w:bottom w:w="60" w:type="dxa"/>
+              <w:right w:w="80" w:type="dxa"/>
+            </w:tcMar>
+            <w:vAlign w:val="center"/>
+            <w:hideMark/>
+          </w:tcPr>
+          <w:p>
+            <w:pPr>
+              <w:spacing w:line="240" w:lineRule="auto"/>
+              <w:rPr>
+                <w:rFonts w:ascii="Times New Roman" w:eastAsia="Times New Roman" w:hAnsi="Times New Roman" w:cs="Times New Roman"/>
+                <w:sz w:val="20"/>
+                <w:szCs w:val="20"/>
+                <w:lang w:val="en-PH"/>
+              </w:rPr>
+            </w:pPr>
+            <w:r>
+              <w:rPr>
+                <w:rFonts w:ascii="Times New Roman" w:eastAsia="Times New Roman" w:hAnsi="Times New Roman" w:cs="Times New Roman"/>
+                <w:sz w:val="20"/>
+                <w:szCs w:val="20"/>
+                <w:lang w:val="en-PH"/>
+              </w:rPr>
+              <w:t>Whenever I made a mistake using the system, I could recover easily and quickly.</w:t>
+            </w:r>
+          </w:p>
+        </w:tc>
+        <w:tc>
+          <w:tcPr>
+            <w:tcW w:w="828" w:type="dxa"/>
+            <w:tcBorders>
+              <w:top w:val="single" w:sz="2" w:space="0" w:color="000000"/>
+              <w:left w:val="single" w:sz="2" w:space="0" w:color="000000"/>
+              <w:bottom w:val="single" w:sz="2" w:space="0" w:color="000000"/>
+              <w:right w:val="single" w:sz="2" w:space="0" w:color="000000"/>
+            </w:tcBorders>
+            <w:shd w:val="clear" w:color="auto" w:fill="FFFFFF"/>
+            <w:tcMar>
+              <w:top w:w="60" w:type="dxa"/>
+              <w:left w:w="80" w:type="dxa"/>
+              <w:bottom w:w="60" w:type="dxa"/>
+              <w:right w:w="80" w:type="dxa"/>
+            </w:tcMar>
+            <w:vAlign w:val="center"/>
+            <w:hideMark/>
+          </w:tcPr>
+          <w:p>
+            <w:pPr>
+              <w:spacing w:line="240" w:lineRule="auto"/>
+              <w:rPr>
+                <w:rFonts w:ascii="Times New Roman" w:eastAsia="Times New Roman" w:hAnsi="Times New Roman" w:cs="Times New Roman"/>
+                <w:sz w:val="20"/>
+                <w:szCs w:val="20"/>
+                <w:lang w:val="en-PH"/>
+              </w:rPr>
+            </w:pPr>
+            <w:r>
+              <w:rPr>
+                <w:rFonts w:ascii="Segoe UI Symbol" w:eastAsia="Times New Roman" w:hAnsi="Segoe UI Symbol" w:cs="Segoe UI Symbol"/>
+                <w:sz w:val="20"/>
+                <w:szCs w:val="20"/>
+                <w:lang w:val="en-PH"/>
+              </w:rPr>
+              <w:t>☐</w:t>
+            </w:r>
+          </w:p>
+        </w:tc>
+        <w:tc>
+          <w:tcPr>
+            <w:tcW w:w="828" w:type="dxa"/>
+            <w:tcBorders>
+              <w:top w:val="single" w:sz="2" w:space="0" w:color="000000"/>
+              <w:left w:val="single" w:sz="2" w:space="0" w:color="000000"/>
+              <w:bottom w:val="single" w:sz="2" w:space="0" w:color="000000"/>
+              <w:right w:val="single" w:sz="2" w:space="0" w:color="000000"/>
+            </w:tcBorders>
+            <w:shd w:val="clear" w:color="auto" w:fill="FFFFFF"/>
+            <w:tcMar>
+              <w:top w:w="60" w:type="dxa"/>
+              <w:left w:w="80" w:type="dxa"/>
+              <w:bottom w:w="60" w:type="dxa"/>
+              <w:right w:w="80" w:type="dxa"/>
+            </w:tcMar>
+            <w:vAlign w:val="center"/>
+            <w:hideMark/>
+          </w:tcPr>
+          <w:p>
+            <w:pPr>
+              <w:spacing w:line="240" w:lineRule="auto"/>
+              <w:rPr>
+                <w:rFonts w:ascii="Times New Roman" w:eastAsia="Times New Roman" w:hAnsi="Times New Roman" w:cs="Times New Roman"/>
+                <w:sz w:val="20"/>
+                <w:szCs w:val="20"/>
+                <w:lang w:val="en-PH"/>
+              </w:rPr>
+            </w:pPr>
+            <w:r>
+              <w:rPr>
+                <w:rFonts w:ascii="Segoe UI Symbol" w:eastAsia="Times New Roman" w:hAnsi="Segoe UI Symbol" w:cs="Segoe UI Symbol"/>
+                <w:sz w:val="20"/>
+                <w:szCs w:val="20"/>
+                <w:lang w:val="en-PH"/>
+              </w:rPr>
+              <w:t>☐</w:t>
+            </w:r>
+          </w:p>
+        </w:tc>
+        <w:tc>
+          <w:tcPr>
+            <w:tcW w:w="745" w:type="dxa"/>
+            <w:tcBorders>
+              <w:top w:val="single" w:sz="2" w:space="0" w:color="000000"/>
+              <w:left w:val="single" w:sz="2" w:space="0" w:color="000000"/>
+              <w:bottom w:val="single" w:sz="2" w:space="0" w:color="000000"/>
+              <w:right w:val="single" w:sz="2" w:space="0" w:color="000000"/>
+            </w:tcBorders>
+            <w:shd w:val="clear" w:color="auto" w:fill="FFFFFF"/>
+            <w:tcMar>
+              <w:top w:w="60" w:type="dxa"/>
+              <w:left w:w="80" w:type="dxa"/>
+              <w:bottom w:w="60" w:type="dxa"/>
+              <w:right w:w="80" w:type="dxa"/>
+            </w:tcMar>
+            <w:vAlign w:val="center"/>
+            <w:hideMark/>
+          </w:tcPr>
+          <w:p>
+            <w:pPr>
+              <w:spacing w:line="240" w:lineRule="auto"/>
+              <w:rPr>
+                <w:rFonts w:ascii="Times New Roman" w:eastAsia="Times New Roman" w:hAnsi="Times New Roman" w:cs="Times New Roman"/>
+                <w:sz w:val="20"/>
+                <w:szCs w:val="20"/>
+                <w:lang w:val="en-PH"/>
+              </w:rPr>
+            </w:pPr>
+            <w:r>
+              <w:rPr>
+                <w:rFonts w:ascii="Segoe UI Symbol" w:eastAsia="Times New Roman" w:hAnsi="Segoe UI Symbol" w:cs="Segoe UI Symbol"/>
+                <w:sz w:val="20"/>
+                <w:szCs w:val="20"/>
+                <w:lang w:val="en-PH"/>
+              </w:rPr>
+              <w:t>☐</w:t>
+            </w:r>
+          </w:p>
+        </w:tc>
+        <w:tc>
+          <w:tcPr>
+            <w:tcW w:w="1656" w:type="dxa"/>
+            <w:tcBorders>
+              <w:top w:val="single" w:sz="2" w:space="0" w:color="000000"/>
+              <w:left w:val="single" w:sz="2" w:space="0" w:color="000000"/>
+              <w:bottom w:val="single" w:sz="2" w:space="0" w:color="000000"/>
+              <w:right w:val="single" w:sz="2" w:space="0" w:color="000000"/>
+            </w:tcBorders>
+            <w:shd w:val="clear" w:color="auto" w:fill="FFFFFF"/>
+            <w:tcMar>
+              <w:top w:w="60" w:type="dxa"/>
+              <w:left w:w="80" w:type="dxa"/>
+              <w:bottom w:w="60" w:type="dxa"/>
+              <w:right w:w="80" w:type="dxa"/>
+            </w:tcMar>
+            <w:vAlign w:val="center"/>
+          </w:tcPr>
+          <w:p>
+            <w:pPr>
+              <w:spacing w:line="240" w:lineRule="auto"/>
+              <w:rPr>
+                <w:rFonts w:ascii="Times New Roman" w:eastAsia="Times New Roman" w:hAnsi="Times New Roman" w:cs="Times New Roman"/>
+                <w:sz w:val="20"/>
+                <w:szCs w:val="20"/>
+                <w:lang w:val="en-PH"/>
+              </w:rPr>
+            </w:pPr>
+          </w:p>
+        </w:tc>
+      </w:tr>
+      <w:tr>
+        <w:trPr>
+          <w:trHeight w:val="900"/>
+        </w:trPr>
+        <w:tc>
+          <w:tcPr>
+            <w:tcW w:w="414" w:type="dxa"/>
+            <w:tcBorders>
+              <w:top w:val="single" w:sz="2" w:space="0" w:color="000000"/>
+              <w:left w:val="single" w:sz="2" w:space="0" w:color="000000"/>
+              <w:bottom w:val="single" w:sz="2" w:space="0" w:color="000000"/>
+              <w:right w:val="single" w:sz="2" w:space="0" w:color="000000"/>
+            </w:tcBorders>
+            <w:shd w:val="clear" w:color="auto" w:fill="FFFFFF"/>
+            <w:tcMar>
+              <w:top w:w="60" w:type="dxa"/>
+              <w:left w:w="80" w:type="dxa"/>
+              <w:bottom w:w="60" w:type="dxa"/>
+              <w:right w:w="80" w:type="dxa"/>
+            </w:tcMar>
+            <w:vAlign w:val="center"/>
+            <w:hideMark/>
+          </w:tcPr>
+          <w:p>
+            <w:pPr>
+              <w:spacing w:line="240" w:lineRule="auto"/>
+              <w:rPr>
+                <w:rFonts w:ascii="Times New Roman" w:eastAsia="Times New Roman" w:hAnsi="Times New Roman" w:cs="Times New Roman"/>
+                <w:sz w:val="20"/>
+                <w:szCs w:val="20"/>
+                <w:lang w:val="en-PH"/>
+              </w:rPr>
+            </w:pPr>
+            <w:r>
+              <w:rPr>
+                <w:rFonts w:ascii="Times New Roman" w:eastAsia="Times New Roman" w:hAnsi="Times New Roman" w:cs="Times New Roman"/>
+                <w:sz w:val="20"/>
+                <w:szCs w:val="20"/>
+                <w:lang w:val="en-PH"/>
+              </w:rPr>
+              <w:t>9</w:t>
+            </w:r>
+          </w:p>
+        </w:tc>
+        <w:tc>
+          <w:tcPr>
+            <w:tcW w:w="4140" w:type="dxa"/>
+            <w:tcBorders>
+              <w:top w:val="single" w:sz="2" w:space="0" w:color="000000"/>
+              <w:left w:val="single" w:sz="2" w:space="0" w:color="000000"/>
+              <w:bottom w:val="single" w:sz="2" w:space="0" w:color="000000"/>
+              <w:right w:val="single" w:sz="2" w:space="0" w:color="000000"/>
+            </w:tcBorders>
+            <w:shd w:val="clear" w:color="auto" w:fill="FFFFFF"/>
+            <w:tcMar>
+              <w:top w:w="60" w:type="dxa"/>
+              <w:left w:w="80" w:type="dxa"/>
+              <w:bottom w:w="60" w:type="dxa"/>
+              <w:right w:w="80" w:type="dxa"/>
+            </w:tcMar>
+            <w:vAlign w:val="center"/>
+            <w:hideMark/>
+          </w:tcPr>
+          <w:p>
+            <w:pPr>
+              <w:spacing w:line="240" w:lineRule="auto"/>
+              <w:rPr>
+                <w:rFonts w:ascii="Times New Roman" w:eastAsia="Times New Roman" w:hAnsi="Times New Roman" w:cs="Times New Roman"/>
+                <w:sz w:val="20"/>
+                <w:szCs w:val="20"/>
+                <w:lang w:val="en-PH"/>
+              </w:rPr>
+            </w:pPr>
+            <w:r>
+              <w:rPr>
+                <w:rFonts w:ascii="Times New Roman" w:eastAsia="Times New Roman" w:hAnsi="Times New Roman" w:cs="Times New Roman"/>
+                <w:sz w:val="20"/>
+                <w:szCs w:val="20"/>
+                <w:lang w:val="en-PH"/>
+              </w:rPr>
+              <w:t>The information (such as online help, on-screen messages, and other documentation) provided with this system was clear.</w:t>
+            </w:r>
+          </w:p>
+        </w:tc>
+        <w:tc>
+          <w:tcPr>
+            <w:tcW w:w="828" w:type="dxa"/>
+            <w:tcBorders>
+              <w:top w:val="single" w:sz="2" w:space="0" w:color="000000"/>
+              <w:left w:val="single" w:sz="2" w:space="0" w:color="000000"/>
+              <w:bottom w:val="single" w:sz="2" w:space="0" w:color="000000"/>
+              <w:right w:val="single" w:sz="2" w:space="0" w:color="000000"/>
+            </w:tcBorders>
+            <w:shd w:val="clear" w:color="auto" w:fill="FFFFFF"/>
+            <w:tcMar>
+              <w:top w:w="60" w:type="dxa"/>
+              <w:left w:w="80" w:type="dxa"/>
+              <w:bottom w:w="60" w:type="dxa"/>
+              <w:right w:w="80" w:type="dxa"/>
+            </w:tcMar>
+            <w:vAlign w:val="center"/>
+            <w:hideMark/>
+          </w:tcPr>
+          <w:p>
+            <w:pPr>
+              <w:spacing w:line="240" w:lineRule="auto"/>
+              <w:rPr>
+                <w:rFonts w:ascii="Times New Roman" w:eastAsia="Times New Roman" w:hAnsi="Times New Roman" w:cs="Times New Roman"/>
+                <w:sz w:val="20"/>
+                <w:szCs w:val="20"/>
+                <w:lang w:val="en-PH"/>
+              </w:rPr>
+            </w:pPr>
+            <w:r>
+              <w:rPr>
+                <w:rFonts w:ascii="Segoe UI Symbol" w:eastAsia="Times New Roman" w:hAnsi="Segoe UI Symbol" w:cs="Segoe UI Symbol"/>
+                <w:sz w:val="20"/>
+                <w:szCs w:val="20"/>
+                <w:lang w:val="en-PH"/>
+              </w:rPr>
+              <w:t>☐</w:t>
+            </w:r>
+          </w:p>
+        </w:tc>
+        <w:tc>
+          <w:tcPr>
+            <w:tcW w:w="828" w:type="dxa"/>
+            <w:tcBorders>
+              <w:top w:val="single" w:sz="2" w:space="0" w:color="000000"/>
+              <w:left w:val="single" w:sz="2" w:space="0" w:color="000000"/>
+              <w:bottom w:val="single" w:sz="2" w:space="0" w:color="000000"/>
+              <w:right w:val="single" w:sz="2" w:space="0" w:color="000000"/>
+            </w:tcBorders>
+            <w:shd w:val="clear" w:color="auto" w:fill="FFFFFF"/>
+            <w:tcMar>
+              <w:top w:w="60" w:type="dxa"/>
+              <w:left w:w="80" w:type="dxa"/>
+              <w:bottom w:w="60" w:type="dxa"/>
+              <w:right w:w="80" w:type="dxa"/>
+            </w:tcMar>
+            <w:vAlign w:val="center"/>
+            <w:hideMark/>
+          </w:tcPr>
+          <w:p>
+            <w:pPr>
+              <w:spacing w:line="240" w:lineRule="auto"/>
+              <w:rPr>
+                <w:rFonts w:ascii="Times New Roman" w:eastAsia="Times New Roman" w:hAnsi="Times New Roman" w:cs="Times New Roman"/>
+                <w:sz w:val="20"/>
+                <w:szCs w:val="20"/>
+                <w:lang w:val="en-PH"/>
+              </w:rPr>
+            </w:pPr>
+            <w:r>
+              <w:rPr>
+                <w:rFonts w:ascii="Segoe UI Symbol" w:eastAsia="Times New Roman" w:hAnsi="Segoe UI Symbol" w:cs="Segoe UI Symbol"/>
+                <w:sz w:val="20"/>
+                <w:szCs w:val="20"/>
+                <w:lang w:val="en-PH"/>
+              </w:rPr>
+              <w:t>☐</w:t>
+            </w:r>
+          </w:p>
+        </w:tc>
+        <w:tc>
+          <w:tcPr>
+            <w:tcW w:w="745" w:type="dxa"/>
+            <w:tcBorders>
+              <w:top w:val="single" w:sz="2" w:space="0" w:color="000000"/>
+              <w:left w:val="single" w:sz="2" w:space="0" w:color="000000"/>
+              <w:bottom w:val="single" w:sz="2" w:space="0" w:color="000000"/>
+              <w:right w:val="single" w:sz="2" w:space="0" w:color="000000"/>
+            </w:tcBorders>
+            <w:shd w:val="clear" w:color="auto" w:fill="FFFFFF"/>
+            <w:tcMar>
+              <w:top w:w="60" w:type="dxa"/>
+              <w:left w:w="80" w:type="dxa"/>
+              <w:bottom w:w="60" w:type="dxa"/>
+              <w:right w:w="80" w:type="dxa"/>
+            </w:tcMar>
+            <w:vAlign w:val="center"/>
+            <w:hideMark/>
+          </w:tcPr>
+          <w:p>
+            <w:pPr>
+              <w:spacing w:line="240" w:lineRule="auto"/>
+              <w:rPr>
+                <w:rFonts w:ascii="Times New Roman" w:eastAsia="Times New Roman" w:hAnsi="Times New Roman" w:cs="Times New Roman"/>
+                <w:sz w:val="20"/>
+                <w:szCs w:val="20"/>
+                <w:lang w:val="en-PH"/>
+              </w:rPr>
+            </w:pPr>
+            <w:r>
+              <w:rPr>
+                <w:rFonts w:ascii="Segoe UI Symbol" w:eastAsia="Times New Roman" w:hAnsi="Segoe UI Symbol" w:cs="Segoe UI Symbol"/>
+                <w:sz w:val="20"/>
+                <w:szCs w:val="20"/>
+                <w:lang w:val="en-PH"/>
+              </w:rPr>
+              <w:t>☐</w:t>
+            </w:r>
+          </w:p>
+        </w:tc>
+        <w:tc>
+          <w:tcPr>
+            <w:tcW w:w="1656" w:type="dxa"/>
+            <w:tcBorders>
+              <w:top w:val="single" w:sz="2" w:space="0" w:color="000000"/>
+              <w:left w:val="single" w:sz="2" w:space="0" w:color="000000"/>
+              <w:bottom w:val="single" w:sz="2" w:space="0" w:color="000000"/>
+              <w:right w:val="single" w:sz="2" w:space="0" w:color="000000"/>
+            </w:tcBorders>
+            <w:shd w:val="clear" w:color="auto" w:fill="FFFFFF"/>
+            <w:tcMar>
+              <w:top w:w="60" w:type="dxa"/>
+              <w:left w:w="80" w:type="dxa"/>
+              <w:bottom w:w="60" w:type="dxa"/>
+              <w:right w:w="80" w:type="dxa"/>
+            </w:tcMar>
+            <w:vAlign w:val="center"/>
+          </w:tcPr>
+          <w:p>
+            <w:pPr>
+              <w:spacing w:line="240" w:lineRule="auto"/>
+              <w:rPr>
+                <w:rFonts w:ascii="Times New Roman" w:eastAsia="Times New Roman" w:hAnsi="Times New Roman" w:cs="Times New Roman"/>
+                <w:sz w:val="20"/>
+                <w:szCs w:val="20"/>
+                <w:lang w:val="en-PH"/>
+              </w:rPr>
+            </w:pPr>
+          </w:p>
+        </w:tc>
+      </w:tr>
+      <w:tr>
+        <w:trPr>
+          <w:trHeight w:val="468"/>
+        </w:trPr>
+        <w:tc>
+          <w:tcPr>
+            <w:tcW w:w="414" w:type="dxa"/>
+            <w:tcBorders>
+              <w:top w:val="single" w:sz="2" w:space="0" w:color="000000"/>
+              <w:left w:val="single" w:sz="2" w:space="0" w:color="000000"/>
+              <w:bottom w:val="single" w:sz="2" w:space="0" w:color="000000"/>
+              <w:right w:val="single" w:sz="2" w:space="0" w:color="000000"/>
+            </w:tcBorders>
+            <w:shd w:val="clear" w:color="auto" w:fill="FFFFFF"/>
+            <w:tcMar>
+              <w:top w:w="60" w:type="dxa"/>
+              <w:left w:w="80" w:type="dxa"/>
+              <w:bottom w:w="60" w:type="dxa"/>
+              <w:right w:w="80" w:type="dxa"/>
+            </w:tcMar>
+            <w:vAlign w:val="center"/>
+            <w:hideMark/>
+          </w:tcPr>
+          <w:p>
+            <w:pPr>
+              <w:spacing w:line="240" w:lineRule="auto"/>
+              <w:rPr>
+                <w:rFonts w:ascii="Times New Roman" w:eastAsia="Times New Roman" w:hAnsi="Times New Roman" w:cs="Times New Roman"/>
+                <w:sz w:val="20"/>
+                <w:szCs w:val="20"/>
+                <w:lang w:val="en-PH"/>
+              </w:rPr>
+            </w:pPr>
+            <w:r>
+              <w:rPr>
+                <w:rFonts w:ascii="Times New Roman" w:eastAsia="Times New Roman" w:hAnsi="Times New Roman" w:cs="Times New Roman"/>
+                <w:sz w:val="20"/>
+                <w:szCs w:val="20"/>
+                <w:lang w:val="en-PH"/>
+              </w:rPr>
+              <w:t>10</w:t>
+            </w:r>
+          </w:p>
+        </w:tc>
+        <w:tc>
+          <w:tcPr>
+            <w:tcW w:w="4140" w:type="dxa"/>
+            <w:tcBorders>
+              <w:top w:val="single" w:sz="2" w:space="0" w:color="000000"/>
+              <w:left w:val="single" w:sz="2" w:space="0" w:color="000000"/>
+              <w:bottom w:val="single" w:sz="2" w:space="0" w:color="000000"/>
+              <w:right w:val="single" w:sz="2" w:space="0" w:color="000000"/>
+            </w:tcBorders>
+            <w:shd w:val="clear" w:color="auto" w:fill="FFFFFF"/>
+            <w:tcMar>
+              <w:top w:w="60" w:type="dxa"/>
+              <w:left w:w="80" w:type="dxa"/>
+              <w:bottom w:w="60" w:type="dxa"/>
+              <w:right w:w="80" w:type="dxa"/>
+            </w:tcMar>
+            <w:vAlign w:val="center"/>
+            <w:hideMark/>
+          </w:tcPr>
+          <w:p>
+            <w:pPr>
+              <w:spacing w:line="240" w:lineRule="auto"/>
+              <w:rPr>
+                <w:rFonts w:ascii="Times New Roman" w:eastAsia="Times New Roman" w:hAnsi="Times New Roman" w:cs="Times New Roman"/>
+                <w:sz w:val="20"/>
+                <w:szCs w:val="20"/>
+                <w:lang w:val="en-PH"/>
+              </w:rPr>
+            </w:pPr>
+            <w:r>
+              <w:rPr>
+                <w:rFonts w:ascii="Times New Roman" w:eastAsia="Times New Roman" w:hAnsi="Times New Roman" w:cs="Times New Roman"/>
+                <w:sz w:val="20"/>
+                <w:szCs w:val="20"/>
+                <w:lang w:val="en-PH"/>
+              </w:rPr>
+              <w:t>It was easy to find the information I needed.</w:t>
+            </w:r>
+          </w:p>
+        </w:tc>
+        <w:tc>
+          <w:tcPr>
+            <w:tcW w:w="828" w:type="dxa"/>
+            <w:tcBorders>
+              <w:top w:val="single" w:sz="2" w:space="0" w:color="000000"/>
+              <w:left w:val="single" w:sz="2" w:space="0" w:color="000000"/>
+              <w:bottom w:val="single" w:sz="2" w:space="0" w:color="000000"/>
+              <w:right w:val="single" w:sz="2" w:space="0" w:color="000000"/>
+            </w:tcBorders>
+            <w:shd w:val="clear" w:color="auto" w:fill="FFFFFF"/>
+            <w:tcMar>
+              <w:top w:w="60" w:type="dxa"/>
+              <w:left w:w="80" w:type="dxa"/>
+              <w:bottom w:w="60" w:type="dxa"/>
+              <w:right w:w="80" w:type="dxa"/>
+            </w:tcMar>
+            <w:vAlign w:val="center"/>
+            <w:hideMark/>
+          </w:tcPr>
+          <w:p>
+            <w:pPr>
+              <w:spacing w:line="240" w:lineRule="auto"/>
+              <w:rPr>
+                <w:rFonts w:ascii="Times New Roman" w:eastAsia="Times New Roman" w:hAnsi="Times New Roman" w:cs="Times New Roman"/>
+                <w:sz w:val="20"/>
+                <w:szCs w:val="20"/>
+                <w:lang w:val="en-PH"/>
+              </w:rPr>
+            </w:pPr>
+            <w:r>
+              <w:rPr>
+                <w:rFonts w:ascii="Segoe UI Symbol" w:eastAsia="Times New Roman" w:hAnsi="Segoe UI Symbol" w:cs="Segoe UI Symbol"/>
+                <w:sz w:val="20"/>
+                <w:szCs w:val="20"/>
+                <w:lang w:val="en-PH"/>
+              </w:rPr>
+              <w:t>☐</w:t>
+            </w:r>
+          </w:p>
+        </w:tc>
+        <w:tc>
+          <w:tcPr>
+            <w:tcW w:w="828" w:type="dxa"/>
+            <w:tcBorders>
+              <w:top w:val="single" w:sz="2" w:space="0" w:color="000000"/>
+              <w:left w:val="single" w:sz="2" w:space="0" w:color="000000"/>
+              <w:bottom w:val="single" w:sz="2" w:space="0" w:color="000000"/>
+              <w:right w:val="single" w:sz="2" w:space="0" w:color="000000"/>
+            </w:tcBorders>
+            <w:shd w:val="clear" w:color="auto" w:fill="FFFFFF"/>
+            <w:tcMar>
+              <w:top w:w="60" w:type="dxa"/>
+              <w:left w:w="80" w:type="dxa"/>
+              <w:bottom w:w="60" w:type="dxa"/>
+              <w:right w:w="80" w:type="dxa"/>
+            </w:tcMar>
+            <w:vAlign w:val="center"/>
+            <w:hideMark/>
+          </w:tcPr>
+          <w:p>
+            <w:pPr>
+              <w:spacing w:line="240" w:lineRule="auto"/>
+              <w:rPr>
+                <w:rFonts w:ascii="Times New Roman" w:eastAsia="Times New Roman" w:hAnsi="Times New Roman" w:cs="Times New Roman"/>
+                <w:sz w:val="20"/>
+                <w:szCs w:val="20"/>
+                <w:lang w:val="en-PH"/>
+              </w:rPr>
+            </w:pPr>
+            <w:r>
+              <w:rPr>
+                <w:rFonts w:ascii="Segoe UI Symbol" w:eastAsia="Times New Roman" w:hAnsi="Segoe UI Symbol" w:cs="Segoe UI Symbol"/>
+                <w:sz w:val="20"/>
+                <w:szCs w:val="20"/>
+                <w:lang w:val="en-PH"/>
+              </w:rPr>
+              <w:t>☐</w:t>
+            </w:r>
+          </w:p>
+        </w:tc>
+        <w:tc>
+          <w:tcPr>
+            <w:tcW w:w="745" w:type="dxa"/>
+            <w:tcBorders>
+              <w:top w:val="single" w:sz="2" w:space="0" w:color="000000"/>
+              <w:left w:val="single" w:sz="2" w:space="0" w:color="000000"/>
+              <w:bottom w:val="single" w:sz="2" w:space="0" w:color="000000"/>
+              <w:right w:val="single" w:sz="2" w:space="0" w:color="000000"/>
+            </w:tcBorders>
+            <w:shd w:val="clear" w:color="auto" w:fill="FFFFFF"/>
+            <w:tcMar>
+              <w:top w:w="60" w:type="dxa"/>
+              <w:left w:w="80" w:type="dxa"/>
+              <w:bottom w:w="60" w:type="dxa"/>
+              <w:right w:w="80" w:type="dxa"/>
+            </w:tcMar>
+            <w:vAlign w:val="center"/>
+            <w:hideMark/>
+          </w:tcPr>
+          <w:p>
+            <w:pPr>
+              <w:spacing w:line="240" w:lineRule="auto"/>
+              <w:rPr>
+                <w:rFonts w:ascii="Times New Roman" w:eastAsia="Times New Roman" w:hAnsi="Times New Roman" w:cs="Times New Roman"/>
+                <w:sz w:val="20"/>
+                <w:szCs w:val="20"/>
+                <w:lang w:val="en-PH"/>
+              </w:rPr>
+            </w:pPr>
+            <w:r>
+              <w:rPr>
+                <w:rFonts w:ascii="Segoe UI Symbol" w:eastAsia="Times New Roman" w:hAnsi="Segoe UI Symbol" w:cs="Segoe UI Symbol"/>
+                <w:sz w:val="20"/>
+                <w:szCs w:val="20"/>
+                <w:lang w:val="en-PH"/>
+              </w:rPr>
+              <w:t>☐</w:t>
+            </w:r>
+          </w:p>
+        </w:tc>
+        <w:tc>
+          <w:tcPr>
+            <w:tcW w:w="1656" w:type="dxa"/>
+            <w:tcBorders>
+              <w:top w:val="single" w:sz="2" w:space="0" w:color="000000"/>
+              <w:left w:val="single" w:sz="2" w:space="0" w:color="000000"/>
+              <w:bottom w:val="single" w:sz="2" w:space="0" w:color="000000"/>
+              <w:right w:val="single" w:sz="2" w:space="0" w:color="000000"/>
+            </w:tcBorders>
+            <w:shd w:val="clear" w:color="auto" w:fill="FFFFFF"/>
+            <w:tcMar>
+              <w:top w:w="60" w:type="dxa"/>
+              <w:left w:w="80" w:type="dxa"/>
+              <w:bottom w:w="60" w:type="dxa"/>
+              <w:right w:w="80" w:type="dxa"/>
+            </w:tcMar>
+            <w:vAlign w:val="center"/>
+          </w:tcPr>
+          <w:p>
+            <w:pPr>
+              <w:spacing w:line="240" w:lineRule="auto"/>
+              <w:rPr>
+                <w:rFonts w:ascii="Times New Roman" w:eastAsia="Times New Roman" w:hAnsi="Times New Roman" w:cs="Times New Roman"/>
+                <w:sz w:val="20"/>
+                <w:szCs w:val="20"/>
+                <w:lang w:val="en-PH"/>
+              </w:rPr>
+            </w:pPr>
+          </w:p>
+        </w:tc>
+      </w:tr>
+      <w:tr>
+        <w:trPr>
+          <w:trHeight w:val="672"/>
+        </w:trPr>
+        <w:tc>
+          <w:tcPr>
+            <w:tcW w:w="414" w:type="dxa"/>
+            <w:tcBorders>
+              <w:top w:val="single" w:sz="2" w:space="0" w:color="000000"/>
+              <w:left w:val="single" w:sz="2" w:space="0" w:color="000000"/>
+              <w:bottom w:val="single" w:sz="2" w:space="0" w:color="000000"/>
+              <w:right w:val="single" w:sz="2" w:space="0" w:color="000000"/>
+            </w:tcBorders>
+            <w:shd w:val="clear" w:color="auto" w:fill="FFFFFF"/>
+            <w:tcMar>
+              <w:top w:w="60" w:type="dxa"/>
+              <w:left w:w="80" w:type="dxa"/>
+              <w:bottom w:w="60" w:type="dxa"/>
+              <w:right w:w="80" w:type="dxa"/>
+            </w:tcMar>
+            <w:vAlign w:val="center"/>
+            <w:hideMark/>
+          </w:tcPr>
+          <w:p>
+            <w:pPr>
+              <w:spacing w:line="240" w:lineRule="auto"/>
+              <w:rPr>
+                <w:rFonts w:ascii="Times New Roman" w:eastAsia="Times New Roman" w:hAnsi="Times New Roman" w:cs="Times New Roman"/>
+                <w:sz w:val="20"/>
+                <w:szCs w:val="20"/>
+                <w:lang w:val="en-PH"/>
+              </w:rPr>
+            </w:pPr>
+            <w:r>
+              <w:rPr>
+                <w:rFonts w:ascii="Times New Roman" w:eastAsia="Times New Roman" w:hAnsi="Times New Roman" w:cs="Times New Roman"/>
+                <w:sz w:val="20"/>
+                <w:szCs w:val="20"/>
+                <w:lang w:val="en-PH"/>
+              </w:rPr>
+              <w:lastRenderedPageBreak/>
+              <w:t>11</w:t>
+            </w:r>
+          </w:p>
+        </w:tc>
+        <w:tc>
+          <w:tcPr>
+            <w:tcW w:w="4140" w:type="dxa"/>
+            <w:tcBorders>
+              <w:top w:val="single" w:sz="2" w:space="0" w:color="000000"/>
+              <w:left w:val="single" w:sz="2" w:space="0" w:color="000000"/>
+              <w:bottom w:val="single" w:sz="2" w:space="0" w:color="000000"/>
+              <w:right w:val="single" w:sz="2" w:space="0" w:color="000000"/>
+            </w:tcBorders>
+            <w:shd w:val="clear" w:color="auto" w:fill="FFFFFF"/>
+            <w:tcMar>
+              <w:top w:w="60" w:type="dxa"/>
+              <w:left w:w="80" w:type="dxa"/>
+              <w:bottom w:w="60" w:type="dxa"/>
+              <w:right w:w="80" w:type="dxa"/>
+            </w:tcMar>
+            <w:vAlign w:val="center"/>
+            <w:hideMark/>
+          </w:tcPr>
+          <w:p>
+            <w:pPr>
+              <w:spacing w:line="240" w:lineRule="auto"/>
+              <w:rPr>
+                <w:rFonts w:ascii="Times New Roman" w:eastAsia="Times New Roman" w:hAnsi="Times New Roman" w:cs="Times New Roman"/>
+                <w:sz w:val="20"/>
+                <w:szCs w:val="20"/>
+                <w:lang w:val="en-PH"/>
+              </w:rPr>
+            </w:pPr>
+            <w:r>
+              <w:rPr>
+                <w:rFonts w:ascii="Times New Roman" w:eastAsia="Times New Roman" w:hAnsi="Times New Roman" w:cs="Times New Roman"/>
+                <w:sz w:val="20"/>
+                <w:szCs w:val="20"/>
+                <w:lang w:val="en-PH"/>
+              </w:rPr>
+              <w:t>The information provided for the system was easy to understand.</w:t>
+            </w:r>
+          </w:p>
+        </w:tc>
+        <w:tc>
+          <w:tcPr>
+            <w:tcW w:w="828" w:type="dxa"/>
+            <w:tcBorders>
+              <w:top w:val="single" w:sz="2" w:space="0" w:color="000000"/>
+              <w:left w:val="single" w:sz="2" w:space="0" w:color="000000"/>
+              <w:bottom w:val="single" w:sz="2" w:space="0" w:color="000000"/>
+              <w:right w:val="single" w:sz="2" w:space="0" w:color="000000"/>
+            </w:tcBorders>
+            <w:shd w:val="clear" w:color="auto" w:fill="FFFFFF"/>
+            <w:tcMar>
+              <w:top w:w="60" w:type="dxa"/>
+              <w:left w:w="80" w:type="dxa"/>
+              <w:bottom w:w="60" w:type="dxa"/>
+              <w:right w:w="80" w:type="dxa"/>
+            </w:tcMar>
+            <w:vAlign w:val="center"/>
+            <w:hideMark/>
+          </w:tcPr>
+          <w:p>
+            <w:pPr>
+              <w:spacing w:line="240" w:lineRule="auto"/>
+              <w:rPr>
+                <w:rFonts w:ascii="Times New Roman" w:eastAsia="Times New Roman" w:hAnsi="Times New Roman" w:cs="Times New Roman"/>
+                <w:sz w:val="20"/>
+                <w:szCs w:val="20"/>
+                <w:lang w:val="en-PH"/>
+              </w:rPr>
+            </w:pPr>
+            <w:r>
+              <w:rPr>
+                <w:rFonts w:ascii="Segoe UI Symbol" w:eastAsia="Times New Roman" w:hAnsi="Segoe UI Symbol" w:cs="Segoe UI Symbol"/>
+                <w:sz w:val="20"/>
+                <w:szCs w:val="20"/>
+                <w:lang w:val="en-PH"/>
+              </w:rPr>
+              <w:t>☐</w:t>
+            </w:r>
+          </w:p>
+        </w:tc>
+        <w:tc>
+          <w:tcPr>
+            <w:tcW w:w="828" w:type="dxa"/>
+            <w:tcBorders>
+              <w:top w:val="single" w:sz="2" w:space="0" w:color="000000"/>
+              <w:left w:val="single" w:sz="2" w:space="0" w:color="000000"/>
+              <w:bottom w:val="single" w:sz="2" w:space="0" w:color="000000"/>
+              <w:right w:val="single" w:sz="2" w:space="0" w:color="000000"/>
+            </w:tcBorders>
+            <w:shd w:val="clear" w:color="auto" w:fill="FFFFFF"/>
+            <w:tcMar>
+              <w:top w:w="60" w:type="dxa"/>
+              <w:left w:w="80" w:type="dxa"/>
+              <w:bottom w:w="60" w:type="dxa"/>
+              <w:right w:w="80" w:type="dxa"/>
+            </w:tcMar>
+            <w:vAlign w:val="center"/>
+            <w:hideMark/>
+          </w:tcPr>
+          <w:p>
+            <w:pPr>
+              <w:spacing w:line="240" w:lineRule="auto"/>
+              <w:rPr>
+                <w:rFonts w:ascii="Times New Roman" w:eastAsia="Times New Roman" w:hAnsi="Times New Roman" w:cs="Times New Roman"/>
+                <w:sz w:val="20"/>
+                <w:szCs w:val="20"/>
+                <w:lang w:val="en-PH"/>
+              </w:rPr>
+            </w:pPr>
+            <w:r>
+              <w:rPr>
+                <w:rFonts w:ascii="Segoe UI Symbol" w:eastAsia="Times New Roman" w:hAnsi="Segoe UI Symbol" w:cs="Segoe UI Symbol"/>
+                <w:sz w:val="20"/>
+                <w:szCs w:val="20"/>
+                <w:lang w:val="en-PH"/>
+              </w:rPr>
+              <w:t>☐</w:t>
+            </w:r>
+          </w:p>
+        </w:tc>
+        <w:tc>
+          <w:tcPr>
+            <w:tcW w:w="745" w:type="dxa"/>
+            <w:tcBorders>
+              <w:top w:val="single" w:sz="2" w:space="0" w:color="000000"/>
+              <w:left w:val="single" w:sz="2" w:space="0" w:color="000000"/>
+              <w:bottom w:val="single" w:sz="2" w:space="0" w:color="000000"/>
+              <w:right w:val="single" w:sz="2" w:space="0" w:color="000000"/>
+            </w:tcBorders>
+            <w:shd w:val="clear" w:color="auto" w:fill="FFFFFF"/>
+            <w:tcMar>
+              <w:top w:w="60" w:type="dxa"/>
+              <w:left w:w="80" w:type="dxa"/>
+              <w:bottom w:w="60" w:type="dxa"/>
+              <w:right w:w="80" w:type="dxa"/>
+            </w:tcMar>
+            <w:vAlign w:val="center"/>
+            <w:hideMark/>
+          </w:tcPr>
+          <w:p>
+            <w:pPr>
+              <w:spacing w:line="240" w:lineRule="auto"/>
+              <w:rPr>
+                <w:rFonts w:ascii="Times New Roman" w:eastAsia="Times New Roman" w:hAnsi="Times New Roman" w:cs="Times New Roman"/>
+                <w:sz w:val="20"/>
+                <w:szCs w:val="20"/>
+                <w:lang w:val="en-PH"/>
+              </w:rPr>
+            </w:pPr>
+            <w:r>
+              <w:rPr>
+                <w:rFonts w:ascii="Segoe UI Symbol" w:eastAsia="Times New Roman" w:hAnsi="Segoe UI Symbol" w:cs="Segoe UI Symbol"/>
+                <w:sz w:val="20"/>
+                <w:szCs w:val="20"/>
+                <w:lang w:val="en-PH"/>
+              </w:rPr>
+              <w:t>☐</w:t>
+            </w:r>
+          </w:p>
+        </w:tc>
+        <w:tc>
+          <w:tcPr>
+            <w:tcW w:w="1656" w:type="dxa"/>
+            <w:tcBorders>
+              <w:top w:val="single" w:sz="2" w:space="0" w:color="000000"/>
+              <w:left w:val="single" w:sz="2" w:space="0" w:color="000000"/>
+              <w:bottom w:val="single" w:sz="2" w:space="0" w:color="000000"/>
+              <w:right w:val="single" w:sz="2" w:space="0" w:color="000000"/>
+            </w:tcBorders>
+            <w:shd w:val="clear" w:color="auto" w:fill="FFFFFF"/>
+            <w:tcMar>
+              <w:top w:w="60" w:type="dxa"/>
+              <w:left w:w="80" w:type="dxa"/>
+              <w:bottom w:w="60" w:type="dxa"/>
+              <w:right w:w="80" w:type="dxa"/>
+            </w:tcMar>
+            <w:vAlign w:val="center"/>
+          </w:tcPr>
+          <w:p>
+            <w:pPr>
+              <w:spacing w:line="240" w:lineRule="auto"/>
+              <w:rPr>
+                <w:rFonts w:ascii="Times New Roman" w:eastAsia="Times New Roman" w:hAnsi="Times New Roman" w:cs="Times New Roman"/>
+                <w:sz w:val="20"/>
+                <w:szCs w:val="20"/>
+                <w:lang w:val="en-PH"/>
+              </w:rPr>
+            </w:pPr>
+          </w:p>
+        </w:tc>
+      </w:tr>
+      <w:tr>
+        <w:trPr>
+          <w:trHeight w:val="660"/>
+        </w:trPr>
+        <w:tc>
+          <w:tcPr>
+            <w:tcW w:w="414" w:type="dxa"/>
+            <w:tcBorders>
+              <w:top w:val="single" w:sz="2" w:space="0" w:color="000000"/>
+              <w:left w:val="single" w:sz="2" w:space="0" w:color="000000"/>
+              <w:bottom w:val="single" w:sz="2" w:space="0" w:color="000000"/>
+              <w:right w:val="single" w:sz="2" w:space="0" w:color="000000"/>
+            </w:tcBorders>
+            <w:shd w:val="clear" w:color="auto" w:fill="FFFFFF"/>
+            <w:tcMar>
+              <w:top w:w="60" w:type="dxa"/>
+              <w:left w:w="80" w:type="dxa"/>
+              <w:bottom w:w="60" w:type="dxa"/>
+              <w:right w:w="80" w:type="dxa"/>
+            </w:tcMar>
+            <w:vAlign w:val="center"/>
+            <w:hideMark/>
+          </w:tcPr>
+          <w:p>
+            <w:pPr>
+              <w:spacing w:line="240" w:lineRule="auto"/>
+              <w:rPr>
+                <w:rFonts w:ascii="Times New Roman" w:eastAsia="Times New Roman" w:hAnsi="Times New Roman" w:cs="Times New Roman"/>
+                <w:sz w:val="20"/>
+                <w:szCs w:val="20"/>
+                <w:lang w:val="en-PH"/>
+              </w:rPr>
+            </w:pPr>
+            <w:r>
+              <w:rPr>
+                <w:rFonts w:ascii="Times New Roman" w:eastAsia="Times New Roman" w:hAnsi="Times New Roman" w:cs="Times New Roman"/>
+                <w:sz w:val="20"/>
+                <w:szCs w:val="20"/>
+                <w:lang w:val="en-PH"/>
+              </w:rPr>
+              <w:t>12</w:t>
+            </w:r>
+          </w:p>
+        </w:tc>
+        <w:tc>
+          <w:tcPr>
+            <w:tcW w:w="4140" w:type="dxa"/>
+            <w:tcBorders>
+              <w:top w:val="single" w:sz="2" w:space="0" w:color="000000"/>
+              <w:left w:val="single" w:sz="2" w:space="0" w:color="000000"/>
+              <w:bottom w:val="single" w:sz="2" w:space="0" w:color="000000"/>
+              <w:right w:val="single" w:sz="2" w:space="0" w:color="000000"/>
+            </w:tcBorders>
+            <w:shd w:val="clear" w:color="auto" w:fill="FFFFFF"/>
+            <w:tcMar>
+              <w:top w:w="60" w:type="dxa"/>
+              <w:left w:w="80" w:type="dxa"/>
+              <w:bottom w:w="60" w:type="dxa"/>
+              <w:right w:w="80" w:type="dxa"/>
+            </w:tcMar>
+            <w:vAlign w:val="center"/>
+            <w:hideMark/>
+          </w:tcPr>
+          <w:p>
+            <w:pPr>
+              <w:spacing w:line="240" w:lineRule="auto"/>
+              <w:rPr>
+                <w:rFonts w:ascii="Times New Roman" w:eastAsia="Times New Roman" w:hAnsi="Times New Roman" w:cs="Times New Roman"/>
+                <w:sz w:val="20"/>
+                <w:szCs w:val="20"/>
+                <w:lang w:val="en-PH"/>
+              </w:rPr>
+            </w:pPr>
+            <w:r>
+              <w:rPr>
+                <w:rFonts w:ascii="Times New Roman" w:eastAsia="Times New Roman" w:hAnsi="Times New Roman" w:cs="Times New Roman"/>
+                <w:sz w:val="20"/>
+                <w:szCs w:val="20"/>
+                <w:lang w:val="en-PH"/>
+              </w:rPr>
+              <w:t>The information was effective in helping me complete the tasks and scenarios.</w:t>
+            </w:r>
+          </w:p>
+        </w:tc>
+        <w:tc>
+          <w:tcPr>
+            <w:tcW w:w="828" w:type="dxa"/>
+            <w:tcBorders>
+              <w:top w:val="single" w:sz="2" w:space="0" w:color="000000"/>
+              <w:left w:val="single" w:sz="2" w:space="0" w:color="000000"/>
+              <w:bottom w:val="single" w:sz="2" w:space="0" w:color="000000"/>
+              <w:right w:val="single" w:sz="2" w:space="0" w:color="000000"/>
+            </w:tcBorders>
+            <w:shd w:val="clear" w:color="auto" w:fill="FFFFFF"/>
+            <w:tcMar>
+              <w:top w:w="60" w:type="dxa"/>
+              <w:left w:w="80" w:type="dxa"/>
+              <w:bottom w:w="60" w:type="dxa"/>
+              <w:right w:w="80" w:type="dxa"/>
+            </w:tcMar>
+            <w:vAlign w:val="center"/>
+            <w:hideMark/>
+          </w:tcPr>
+          <w:p>
+            <w:pPr>
+              <w:spacing w:line="240" w:lineRule="auto"/>
+              <w:rPr>
+                <w:rFonts w:ascii="Times New Roman" w:eastAsia="Times New Roman" w:hAnsi="Times New Roman" w:cs="Times New Roman"/>
+                <w:sz w:val="20"/>
+                <w:szCs w:val="20"/>
+                <w:lang w:val="en-PH"/>
+              </w:rPr>
+            </w:pPr>
+            <w:r>
+              <w:rPr>
+                <w:rFonts w:ascii="Segoe UI Symbol" w:eastAsia="Times New Roman" w:hAnsi="Segoe UI Symbol" w:cs="Segoe UI Symbol"/>
+                <w:sz w:val="20"/>
+                <w:szCs w:val="20"/>
+                <w:lang w:val="en-PH"/>
+              </w:rPr>
+              <w:t>☐</w:t>
+            </w:r>
+          </w:p>
+        </w:tc>
+        <w:tc>
+          <w:tcPr>
+            <w:tcW w:w="828" w:type="dxa"/>
+            <w:tcBorders>
+              <w:top w:val="single" w:sz="2" w:space="0" w:color="000000"/>
+              <w:left w:val="single" w:sz="2" w:space="0" w:color="000000"/>
+              <w:bottom w:val="single" w:sz="2" w:space="0" w:color="000000"/>
+              <w:right w:val="single" w:sz="2" w:space="0" w:color="000000"/>
+            </w:tcBorders>
+            <w:shd w:val="clear" w:color="auto" w:fill="FFFFFF"/>
+            <w:tcMar>
+              <w:top w:w="60" w:type="dxa"/>
+              <w:left w:w="80" w:type="dxa"/>
+              <w:bottom w:w="60" w:type="dxa"/>
+              <w:right w:w="80" w:type="dxa"/>
+            </w:tcMar>
+            <w:vAlign w:val="center"/>
+            <w:hideMark/>
+          </w:tcPr>
+          <w:p>
+            <w:pPr>
+              <w:spacing w:line="240" w:lineRule="auto"/>
+              <w:rPr>
+                <w:rFonts w:ascii="Times New Roman" w:eastAsia="Times New Roman" w:hAnsi="Times New Roman" w:cs="Times New Roman"/>
+                <w:sz w:val="20"/>
+                <w:szCs w:val="20"/>
+                <w:lang w:val="en-PH"/>
+              </w:rPr>
+            </w:pPr>
+            <w:r>
+              <w:rPr>
+                <w:rFonts w:ascii="Segoe UI Symbol" w:eastAsia="Times New Roman" w:hAnsi="Segoe UI Symbol" w:cs="Segoe UI Symbol"/>
+                <w:sz w:val="20"/>
+                <w:szCs w:val="20"/>
+                <w:lang w:val="en-PH"/>
+              </w:rPr>
+              <w:t>☐</w:t>
+            </w:r>
+          </w:p>
+        </w:tc>
+        <w:tc>
+          <w:tcPr>
+            <w:tcW w:w="745" w:type="dxa"/>
+            <w:tcBorders>
+              <w:top w:val="single" w:sz="2" w:space="0" w:color="000000"/>
+              <w:left w:val="single" w:sz="2" w:space="0" w:color="000000"/>
+              <w:bottom w:val="single" w:sz="2" w:space="0" w:color="000000"/>
+              <w:right w:val="single" w:sz="2" w:space="0" w:color="000000"/>
+            </w:tcBorders>
+            <w:shd w:val="clear" w:color="auto" w:fill="FFFFFF"/>
+            <w:tcMar>
+              <w:top w:w="60" w:type="dxa"/>
+              <w:left w:w="80" w:type="dxa"/>
+              <w:bottom w:w="60" w:type="dxa"/>
+              <w:right w:w="80" w:type="dxa"/>
+            </w:tcMar>
+            <w:vAlign w:val="center"/>
+            <w:hideMark/>
+          </w:tcPr>
+          <w:p>
+            <w:pPr>
+              <w:spacing w:line="240" w:lineRule="auto"/>
+              <w:rPr>
+                <w:rFonts w:ascii="Times New Roman" w:eastAsia="Times New Roman" w:hAnsi="Times New Roman" w:cs="Times New Roman"/>
+                <w:sz w:val="20"/>
+                <w:szCs w:val="20"/>
+                <w:lang w:val="en-PH"/>
+              </w:rPr>
+            </w:pPr>
+            <w:r>
+              <w:rPr>
+                <w:rFonts w:ascii="Segoe UI Symbol" w:eastAsia="Times New Roman" w:hAnsi="Segoe UI Symbol" w:cs="Segoe UI Symbol"/>
+                <w:sz w:val="20"/>
+                <w:szCs w:val="20"/>
+                <w:lang w:val="en-PH"/>
+              </w:rPr>
+              <w:t>☐</w:t>
+            </w:r>
+          </w:p>
+        </w:tc>
+        <w:tc>
+          <w:tcPr>
+            <w:tcW w:w="1656" w:type="dxa"/>
+            <w:tcBorders>
+              <w:top w:val="single" w:sz="2" w:space="0" w:color="000000"/>
+              <w:left w:val="single" w:sz="2" w:space="0" w:color="000000"/>
+              <w:bottom w:val="single" w:sz="2" w:space="0" w:color="000000"/>
+              <w:right w:val="single" w:sz="2" w:space="0" w:color="000000"/>
+            </w:tcBorders>
+            <w:shd w:val="clear" w:color="auto" w:fill="FFFFFF"/>
+            <w:tcMar>
+              <w:top w:w="60" w:type="dxa"/>
+              <w:left w:w="80" w:type="dxa"/>
+              <w:bottom w:w="60" w:type="dxa"/>
+              <w:right w:w="80" w:type="dxa"/>
+            </w:tcMar>
+            <w:vAlign w:val="center"/>
+          </w:tcPr>
+          <w:p>
+            <w:pPr>
+              <w:spacing w:line="240" w:lineRule="auto"/>
+              <w:rPr>
+                <w:rFonts w:ascii="Times New Roman" w:eastAsia="Times New Roman" w:hAnsi="Times New Roman" w:cs="Times New Roman"/>
+                <w:sz w:val="20"/>
+                <w:szCs w:val="20"/>
+                <w:lang w:val="en-PH"/>
+              </w:rPr>
+            </w:pPr>
+          </w:p>
+        </w:tc>
+      </w:tr>
+      <w:tr>
+        <w:trPr>
+          <w:trHeight w:val="672"/>
+        </w:trPr>
+        <w:tc>
+          <w:tcPr>
+            <w:tcW w:w="414" w:type="dxa"/>
+            <w:tcBorders>
+              <w:top w:val="single" w:sz="2" w:space="0" w:color="000000"/>
+              <w:left w:val="single" w:sz="2" w:space="0" w:color="000000"/>
+              <w:bottom w:val="single" w:sz="2" w:space="0" w:color="000000"/>
+              <w:right w:val="single" w:sz="2" w:space="0" w:color="000000"/>
+            </w:tcBorders>
+            <w:shd w:val="clear" w:color="auto" w:fill="FFFFFF"/>
+            <w:tcMar>
+              <w:top w:w="60" w:type="dxa"/>
+              <w:left w:w="80" w:type="dxa"/>
+              <w:bottom w:w="60" w:type="dxa"/>
+              <w:right w:w="80" w:type="dxa"/>
+            </w:tcMar>
+            <w:vAlign w:val="center"/>
+            <w:hideMark/>
+          </w:tcPr>
+          <w:p>
+            <w:pPr>
+              <w:spacing w:line="240" w:lineRule="auto"/>
+              <w:rPr>
+                <w:rFonts w:ascii="Times New Roman" w:eastAsia="Times New Roman" w:hAnsi="Times New Roman" w:cs="Times New Roman"/>
+                <w:sz w:val="20"/>
+                <w:szCs w:val="20"/>
+                <w:lang w:val="en-PH"/>
+              </w:rPr>
+            </w:pPr>
+            <w:r>
+              <w:rPr>
+                <w:rFonts w:ascii="Times New Roman" w:eastAsia="Times New Roman" w:hAnsi="Times New Roman" w:cs="Times New Roman"/>
+                <w:sz w:val="20"/>
+                <w:szCs w:val="20"/>
+                <w:lang w:val="en-PH"/>
+              </w:rPr>
+              <w:t>13</w:t>
+            </w:r>
+          </w:p>
+        </w:tc>
+        <w:tc>
+          <w:tcPr>
+            <w:tcW w:w="4140" w:type="dxa"/>
+            <w:tcBorders>
+              <w:top w:val="single" w:sz="2" w:space="0" w:color="000000"/>
+              <w:left w:val="single" w:sz="2" w:space="0" w:color="000000"/>
+              <w:bottom w:val="single" w:sz="2" w:space="0" w:color="000000"/>
+              <w:right w:val="single" w:sz="2" w:space="0" w:color="000000"/>
+            </w:tcBorders>
+            <w:shd w:val="clear" w:color="auto" w:fill="FFFFFF"/>
+            <w:tcMar>
+              <w:top w:w="60" w:type="dxa"/>
+              <w:left w:w="80" w:type="dxa"/>
+              <w:bottom w:w="60" w:type="dxa"/>
+              <w:right w:w="80" w:type="dxa"/>
+            </w:tcMar>
+            <w:vAlign w:val="center"/>
+            <w:hideMark/>
+          </w:tcPr>
+          <w:p>
+            <w:pPr>
+              <w:spacing w:line="240" w:lineRule="auto"/>
+              <w:rPr>
+                <w:rFonts w:ascii="Times New Roman" w:eastAsia="Times New Roman" w:hAnsi="Times New Roman" w:cs="Times New Roman"/>
+                <w:sz w:val="20"/>
+                <w:szCs w:val="20"/>
+                <w:lang w:val="en-PH"/>
+              </w:rPr>
+            </w:pPr>
+            <w:r>
+              <w:rPr>
+                <w:rFonts w:ascii="Times New Roman" w:eastAsia="Times New Roman" w:hAnsi="Times New Roman" w:cs="Times New Roman"/>
+                <w:sz w:val="20"/>
+                <w:szCs w:val="20"/>
+                <w:lang w:val="en-PH"/>
+              </w:rPr>
+              <w:t>The organization of information on the system screens was clear.</w:t>
+            </w:r>
+          </w:p>
+        </w:tc>
+        <w:tc>
+          <w:tcPr>
+            <w:tcW w:w="828" w:type="dxa"/>
+            <w:tcBorders>
+              <w:top w:val="single" w:sz="2" w:space="0" w:color="000000"/>
+              <w:left w:val="single" w:sz="2" w:space="0" w:color="000000"/>
+              <w:bottom w:val="single" w:sz="2" w:space="0" w:color="000000"/>
+              <w:right w:val="single" w:sz="2" w:space="0" w:color="000000"/>
+            </w:tcBorders>
+            <w:shd w:val="clear" w:color="auto" w:fill="FFFFFF"/>
+            <w:tcMar>
+              <w:top w:w="60" w:type="dxa"/>
+              <w:left w:w="80" w:type="dxa"/>
+              <w:bottom w:w="60" w:type="dxa"/>
+              <w:right w:w="80" w:type="dxa"/>
+            </w:tcMar>
+            <w:vAlign w:val="center"/>
+            <w:hideMark/>
+          </w:tcPr>
+          <w:p>
+            <w:pPr>
+              <w:spacing w:line="240" w:lineRule="auto"/>
+              <w:rPr>
+                <w:rFonts w:ascii="Times New Roman" w:eastAsia="Times New Roman" w:hAnsi="Times New Roman" w:cs="Times New Roman"/>
+                <w:sz w:val="20"/>
+                <w:szCs w:val="20"/>
+                <w:lang w:val="en-PH"/>
+              </w:rPr>
+            </w:pPr>
+            <w:r>
+              <w:rPr>
+                <w:rFonts w:ascii="Segoe UI Symbol" w:eastAsia="Times New Roman" w:hAnsi="Segoe UI Symbol" w:cs="Segoe UI Symbol"/>
+                <w:sz w:val="20"/>
+                <w:szCs w:val="20"/>
+                <w:lang w:val="en-PH"/>
+              </w:rPr>
+              <w:t>☐</w:t>
+            </w:r>
+          </w:p>
+        </w:tc>
+        <w:tc>
+          <w:tcPr>
+            <w:tcW w:w="828" w:type="dxa"/>
+            <w:tcBorders>
+              <w:top w:val="single" w:sz="2" w:space="0" w:color="000000"/>
+              <w:left w:val="single" w:sz="2" w:space="0" w:color="000000"/>
+              <w:bottom w:val="single" w:sz="2" w:space="0" w:color="000000"/>
+              <w:right w:val="single" w:sz="2" w:space="0" w:color="000000"/>
+            </w:tcBorders>
+            <w:shd w:val="clear" w:color="auto" w:fill="FFFFFF"/>
+            <w:tcMar>
+              <w:top w:w="60" w:type="dxa"/>
+              <w:left w:w="80" w:type="dxa"/>
+              <w:bottom w:w="60" w:type="dxa"/>
+              <w:right w:w="80" w:type="dxa"/>
+            </w:tcMar>
+            <w:vAlign w:val="center"/>
+            <w:hideMark/>
+          </w:tcPr>
+          <w:p>
+            <w:pPr>
+              <w:spacing w:line="240" w:lineRule="auto"/>
+              <w:rPr>
+                <w:rFonts w:ascii="Times New Roman" w:eastAsia="Times New Roman" w:hAnsi="Times New Roman" w:cs="Times New Roman"/>
+                <w:sz w:val="20"/>
+                <w:szCs w:val="20"/>
+                <w:lang w:val="en-PH"/>
+              </w:rPr>
+            </w:pPr>
+            <w:r>
+              <w:rPr>
+                <w:rFonts w:ascii="Segoe UI Symbol" w:eastAsia="Times New Roman" w:hAnsi="Segoe UI Symbol" w:cs="Segoe UI Symbol"/>
+                <w:sz w:val="20"/>
+                <w:szCs w:val="20"/>
+                <w:lang w:val="en-PH"/>
+              </w:rPr>
+              <w:t>☐</w:t>
+            </w:r>
+          </w:p>
+        </w:tc>
+        <w:tc>
+          <w:tcPr>
+            <w:tcW w:w="745" w:type="dxa"/>
+            <w:tcBorders>
+              <w:top w:val="single" w:sz="2" w:space="0" w:color="000000"/>
+              <w:left w:val="single" w:sz="2" w:space="0" w:color="000000"/>
+              <w:bottom w:val="single" w:sz="2" w:space="0" w:color="000000"/>
+              <w:right w:val="single" w:sz="2" w:space="0" w:color="000000"/>
+            </w:tcBorders>
+            <w:shd w:val="clear" w:color="auto" w:fill="FFFFFF"/>
+            <w:tcMar>
+              <w:top w:w="60" w:type="dxa"/>
+              <w:left w:w="80" w:type="dxa"/>
+              <w:bottom w:w="60" w:type="dxa"/>
+              <w:right w:w="80" w:type="dxa"/>
+            </w:tcMar>
+            <w:vAlign w:val="center"/>
+            <w:hideMark/>
+          </w:tcPr>
+          <w:p>
+            <w:pPr>
+              <w:spacing w:line="240" w:lineRule="auto"/>
+              <w:rPr>
+                <w:rFonts w:ascii="Times New Roman" w:eastAsia="Times New Roman" w:hAnsi="Times New Roman" w:cs="Times New Roman"/>
+                <w:sz w:val="20"/>
+                <w:szCs w:val="20"/>
+                <w:lang w:val="en-PH"/>
+              </w:rPr>
+            </w:pPr>
+            <w:r>
+              <w:rPr>
+                <w:rFonts w:ascii="Segoe UI Symbol" w:eastAsia="Times New Roman" w:hAnsi="Segoe UI Symbol" w:cs="Segoe UI Symbol"/>
+                <w:sz w:val="20"/>
+                <w:szCs w:val="20"/>
+                <w:lang w:val="en-PH"/>
+              </w:rPr>
+              <w:t>☐</w:t>
+            </w:r>
+          </w:p>
+        </w:tc>
+        <w:tc>
+          <w:tcPr>
+            <w:tcW w:w="1656" w:type="dxa"/>
+            <w:tcBorders>
+              <w:top w:val="single" w:sz="2" w:space="0" w:color="000000"/>
+              <w:left w:val="single" w:sz="2" w:space="0" w:color="000000"/>
+              <w:bottom w:val="single" w:sz="2" w:space="0" w:color="000000"/>
+              <w:right w:val="single" w:sz="2" w:space="0" w:color="000000"/>
+            </w:tcBorders>
+            <w:shd w:val="clear" w:color="auto" w:fill="FFFFFF"/>
+            <w:tcMar>
+              <w:top w:w="60" w:type="dxa"/>
+              <w:left w:w="80" w:type="dxa"/>
+              <w:bottom w:w="60" w:type="dxa"/>
+              <w:right w:w="80" w:type="dxa"/>
+            </w:tcMar>
+            <w:vAlign w:val="center"/>
+          </w:tcPr>
+          <w:p>
+            <w:pPr>
+              <w:spacing w:line="240" w:lineRule="auto"/>
+              <w:rPr>
+                <w:rFonts w:ascii="Times New Roman" w:eastAsia="Times New Roman" w:hAnsi="Times New Roman" w:cs="Times New Roman"/>
+                <w:sz w:val="20"/>
+                <w:szCs w:val="20"/>
+                <w:lang w:val="en-PH"/>
+              </w:rPr>
+            </w:pPr>
+          </w:p>
+        </w:tc>
+      </w:tr>
+      <w:tr>
+        <w:trPr>
+          <w:trHeight w:val="468"/>
+        </w:trPr>
+        <w:tc>
+          <w:tcPr>
+            <w:tcW w:w="414" w:type="dxa"/>
+            <w:tcBorders>
+              <w:top w:val="single" w:sz="2" w:space="0" w:color="000000"/>
+              <w:left w:val="single" w:sz="2" w:space="0" w:color="000000"/>
+              <w:bottom w:val="single" w:sz="2" w:space="0" w:color="000000"/>
+              <w:right w:val="single" w:sz="2" w:space="0" w:color="000000"/>
+            </w:tcBorders>
+            <w:shd w:val="clear" w:color="auto" w:fill="FFFFFF"/>
+            <w:tcMar>
+              <w:top w:w="60" w:type="dxa"/>
+              <w:left w:w="80" w:type="dxa"/>
+              <w:bottom w:w="60" w:type="dxa"/>
+              <w:right w:w="80" w:type="dxa"/>
+            </w:tcMar>
+            <w:vAlign w:val="center"/>
+            <w:hideMark/>
+          </w:tcPr>
+          <w:p>
+            <w:pPr>
+              <w:spacing w:line="240" w:lineRule="auto"/>
+              <w:rPr>
+                <w:rFonts w:ascii="Times New Roman" w:eastAsia="Times New Roman" w:hAnsi="Times New Roman" w:cs="Times New Roman"/>
+                <w:sz w:val="20"/>
+                <w:szCs w:val="20"/>
+                <w:lang w:val="en-PH"/>
+              </w:rPr>
+            </w:pPr>
+            <w:r>
+              <w:rPr>
+                <w:rFonts w:ascii="Times New Roman" w:eastAsia="Times New Roman" w:hAnsi="Times New Roman" w:cs="Times New Roman"/>
+                <w:sz w:val="20"/>
+                <w:szCs w:val="20"/>
+                <w:lang w:val="en-PH"/>
+              </w:rPr>
+              <w:t>14</w:t>
+            </w:r>
+          </w:p>
+        </w:tc>
+        <w:tc>
+          <w:tcPr>
+            <w:tcW w:w="4140" w:type="dxa"/>
+            <w:tcBorders>
+              <w:top w:val="single" w:sz="2" w:space="0" w:color="000000"/>
+              <w:left w:val="single" w:sz="2" w:space="0" w:color="000000"/>
+              <w:bottom w:val="single" w:sz="2" w:space="0" w:color="000000"/>
+              <w:right w:val="single" w:sz="2" w:space="0" w:color="000000"/>
+            </w:tcBorders>
+            <w:shd w:val="clear" w:color="auto" w:fill="FFFFFF"/>
+            <w:tcMar>
+              <w:top w:w="60" w:type="dxa"/>
+              <w:left w:w="80" w:type="dxa"/>
+              <w:bottom w:w="60" w:type="dxa"/>
+              <w:right w:w="80" w:type="dxa"/>
+            </w:tcMar>
+            <w:vAlign w:val="center"/>
+            <w:hideMark/>
+          </w:tcPr>
+          <w:p>
+            <w:pPr>
+              <w:spacing w:line="240" w:lineRule="auto"/>
+              <w:rPr>
+                <w:rFonts w:ascii="Times New Roman" w:eastAsia="Times New Roman" w:hAnsi="Times New Roman" w:cs="Times New Roman"/>
+                <w:sz w:val="20"/>
+                <w:szCs w:val="20"/>
+                <w:lang w:val="en-PH"/>
+              </w:rPr>
+            </w:pPr>
+            <w:r>
+              <w:rPr>
+                <w:rFonts w:ascii="Times New Roman" w:eastAsia="Times New Roman" w:hAnsi="Times New Roman" w:cs="Times New Roman"/>
+                <w:sz w:val="20"/>
+                <w:szCs w:val="20"/>
+                <w:lang w:val="en-PH"/>
+              </w:rPr>
+              <w:t>The interface of this system was pleasant.</w:t>
+            </w:r>
+          </w:p>
+        </w:tc>
+        <w:tc>
+          <w:tcPr>
+            <w:tcW w:w="828" w:type="dxa"/>
+            <w:tcBorders>
+              <w:top w:val="single" w:sz="2" w:space="0" w:color="000000"/>
+              <w:left w:val="single" w:sz="2" w:space="0" w:color="000000"/>
+              <w:bottom w:val="single" w:sz="2" w:space="0" w:color="000000"/>
+              <w:right w:val="single" w:sz="2" w:space="0" w:color="000000"/>
+            </w:tcBorders>
+            <w:shd w:val="clear" w:color="auto" w:fill="FFFFFF"/>
+            <w:tcMar>
+              <w:top w:w="60" w:type="dxa"/>
+              <w:left w:w="80" w:type="dxa"/>
+              <w:bottom w:w="60" w:type="dxa"/>
+              <w:right w:w="80" w:type="dxa"/>
+            </w:tcMar>
+            <w:vAlign w:val="center"/>
+            <w:hideMark/>
+          </w:tcPr>
+          <w:p>
+            <w:pPr>
+              <w:spacing w:line="240" w:lineRule="auto"/>
+              <w:rPr>
+                <w:rFonts w:ascii="Times New Roman" w:eastAsia="Times New Roman" w:hAnsi="Times New Roman" w:cs="Times New Roman"/>
+                <w:sz w:val="20"/>
+                <w:szCs w:val="20"/>
+                <w:lang w:val="en-PH"/>
+              </w:rPr>
+            </w:pPr>
+            <w:r>
+              <w:rPr>
+                <w:rFonts w:ascii="Segoe UI Symbol" w:eastAsia="Times New Roman" w:hAnsi="Segoe UI Symbol" w:cs="Segoe UI Symbol"/>
+                <w:sz w:val="20"/>
+                <w:szCs w:val="20"/>
+                <w:lang w:val="en-PH"/>
+              </w:rPr>
+              <w:t>☐</w:t>
+            </w:r>
+          </w:p>
+        </w:tc>
+        <w:tc>
+          <w:tcPr>
+            <w:tcW w:w="828" w:type="dxa"/>
+            <w:tcBorders>
+              <w:top w:val="single" w:sz="2" w:space="0" w:color="000000"/>
+              <w:left w:val="single" w:sz="2" w:space="0" w:color="000000"/>
+              <w:bottom w:val="single" w:sz="2" w:space="0" w:color="000000"/>
+              <w:right w:val="single" w:sz="2" w:space="0" w:color="000000"/>
+            </w:tcBorders>
+            <w:shd w:val="clear" w:color="auto" w:fill="FFFFFF"/>
+            <w:tcMar>
+              <w:top w:w="60" w:type="dxa"/>
+              <w:left w:w="80" w:type="dxa"/>
+              <w:bottom w:w="60" w:type="dxa"/>
+              <w:right w:w="80" w:type="dxa"/>
+            </w:tcMar>
+            <w:vAlign w:val="center"/>
+            <w:hideMark/>
+          </w:tcPr>
+          <w:p>
+            <w:pPr>
+              <w:spacing w:line="240" w:lineRule="auto"/>
+              <w:rPr>
+                <w:rFonts w:ascii="Times New Roman" w:eastAsia="Times New Roman" w:hAnsi="Times New Roman" w:cs="Times New Roman"/>
+                <w:sz w:val="20"/>
+                <w:szCs w:val="20"/>
+                <w:lang w:val="en-PH"/>
+              </w:rPr>
+            </w:pPr>
+            <w:r>
+              <w:rPr>
+                <w:rFonts w:ascii="Segoe UI Symbol" w:eastAsia="Times New Roman" w:hAnsi="Segoe UI Symbol" w:cs="Segoe UI Symbol"/>
+                <w:sz w:val="20"/>
+                <w:szCs w:val="20"/>
+                <w:lang w:val="en-PH"/>
+              </w:rPr>
+              <w:t>☐</w:t>
+            </w:r>
+          </w:p>
+        </w:tc>
+        <w:tc>
+          <w:tcPr>
+            <w:tcW w:w="745" w:type="dxa"/>
+            <w:tcBorders>
+              <w:top w:val="single" w:sz="2" w:space="0" w:color="000000"/>
+              <w:left w:val="single" w:sz="2" w:space="0" w:color="000000"/>
+              <w:bottom w:val="single" w:sz="2" w:space="0" w:color="000000"/>
+              <w:right w:val="single" w:sz="2" w:space="0" w:color="000000"/>
+            </w:tcBorders>
+            <w:shd w:val="clear" w:color="auto" w:fill="FFFFFF"/>
+            <w:tcMar>
+              <w:top w:w="60" w:type="dxa"/>
+              <w:left w:w="80" w:type="dxa"/>
+              <w:bottom w:w="60" w:type="dxa"/>
+              <w:right w:w="80" w:type="dxa"/>
+            </w:tcMar>
+            <w:vAlign w:val="center"/>
+            <w:hideMark/>
+          </w:tcPr>
+          <w:p>
+            <w:pPr>
+              <w:spacing w:line="240" w:lineRule="auto"/>
+              <w:rPr>
+                <w:rFonts w:ascii="Times New Roman" w:eastAsia="Times New Roman" w:hAnsi="Times New Roman" w:cs="Times New Roman"/>
+                <w:sz w:val="20"/>
+                <w:szCs w:val="20"/>
+                <w:lang w:val="en-PH"/>
+              </w:rPr>
+            </w:pPr>
+            <w:r>
+              <w:rPr>
+                <w:rFonts w:ascii="Segoe UI Symbol" w:eastAsia="Times New Roman" w:hAnsi="Segoe UI Symbol" w:cs="Segoe UI Symbol"/>
+                <w:sz w:val="20"/>
+                <w:szCs w:val="20"/>
+                <w:lang w:val="en-PH"/>
+              </w:rPr>
+              <w:t>☐</w:t>
+            </w:r>
+          </w:p>
+        </w:tc>
+        <w:tc>
+          <w:tcPr>
+            <w:tcW w:w="1656" w:type="dxa"/>
+            <w:tcBorders>
+              <w:top w:val="single" w:sz="2" w:space="0" w:color="000000"/>
+              <w:left w:val="single" w:sz="2" w:space="0" w:color="000000"/>
+              <w:bottom w:val="single" w:sz="2" w:space="0" w:color="000000"/>
+              <w:right w:val="single" w:sz="2" w:space="0" w:color="000000"/>
+            </w:tcBorders>
+            <w:shd w:val="clear" w:color="auto" w:fill="FFFFFF"/>
+            <w:tcMar>
+              <w:top w:w="60" w:type="dxa"/>
+              <w:left w:w="80" w:type="dxa"/>
+              <w:bottom w:w="60" w:type="dxa"/>
+              <w:right w:w="80" w:type="dxa"/>
+            </w:tcMar>
+            <w:vAlign w:val="center"/>
+          </w:tcPr>
+          <w:p>
+            <w:pPr>
+              <w:spacing w:line="240" w:lineRule="auto"/>
+              <w:rPr>
+                <w:rFonts w:ascii="Times New Roman" w:eastAsia="Times New Roman" w:hAnsi="Times New Roman" w:cs="Times New Roman"/>
+                <w:sz w:val="20"/>
+                <w:szCs w:val="20"/>
+                <w:lang w:val="en-PH"/>
+              </w:rPr>
+            </w:pPr>
+          </w:p>
+        </w:tc>
+      </w:tr>
+      <w:tr>
+        <w:trPr>
+          <w:trHeight w:val="468"/>
+        </w:trPr>
+        <w:tc>
+          <w:tcPr>
+            <w:tcW w:w="414" w:type="dxa"/>
+            <w:tcBorders>
+              <w:top w:val="single" w:sz="2" w:space="0" w:color="000000"/>
+              <w:left w:val="single" w:sz="2" w:space="0" w:color="000000"/>
+              <w:bottom w:val="single" w:sz="2" w:space="0" w:color="000000"/>
+              <w:right w:val="single" w:sz="2" w:space="0" w:color="000000"/>
+            </w:tcBorders>
+            <w:shd w:val="clear" w:color="auto" w:fill="FFFFFF"/>
+            <w:tcMar>
+              <w:top w:w="60" w:type="dxa"/>
+              <w:left w:w="80" w:type="dxa"/>
+              <w:bottom w:w="60" w:type="dxa"/>
+              <w:right w:w="80" w:type="dxa"/>
+            </w:tcMar>
+            <w:vAlign w:val="center"/>
+            <w:hideMark/>
+          </w:tcPr>
+          <w:p>
+            <w:pPr>
+              <w:spacing w:line="240" w:lineRule="auto"/>
+              <w:rPr>
+                <w:rFonts w:ascii="Times New Roman" w:eastAsia="Times New Roman" w:hAnsi="Times New Roman" w:cs="Times New Roman"/>
+                <w:sz w:val="20"/>
+                <w:szCs w:val="20"/>
+                <w:lang w:val="en-PH"/>
+              </w:rPr>
+            </w:pPr>
+            <w:r>
+              <w:rPr>
+                <w:rFonts w:ascii="Times New Roman" w:eastAsia="Times New Roman" w:hAnsi="Times New Roman" w:cs="Times New Roman"/>
+                <w:sz w:val="20"/>
+                <w:szCs w:val="20"/>
+                <w:lang w:val="en-PH"/>
+              </w:rPr>
+              <w:t>15</w:t>
+            </w:r>
+          </w:p>
+        </w:tc>
+        <w:tc>
+          <w:tcPr>
+            <w:tcW w:w="4140" w:type="dxa"/>
+            <w:tcBorders>
+              <w:top w:val="single" w:sz="2" w:space="0" w:color="000000"/>
+              <w:left w:val="single" w:sz="2" w:space="0" w:color="000000"/>
+              <w:bottom w:val="single" w:sz="2" w:space="0" w:color="000000"/>
+              <w:right w:val="single" w:sz="2" w:space="0" w:color="000000"/>
+            </w:tcBorders>
+            <w:shd w:val="clear" w:color="auto" w:fill="FFFFFF"/>
+            <w:tcMar>
+              <w:top w:w="60" w:type="dxa"/>
+              <w:left w:w="80" w:type="dxa"/>
+              <w:bottom w:w="60" w:type="dxa"/>
+              <w:right w:w="80" w:type="dxa"/>
+            </w:tcMar>
+            <w:vAlign w:val="center"/>
+            <w:hideMark/>
+          </w:tcPr>
+          <w:p>
+            <w:pPr>
+              <w:spacing w:line="240" w:lineRule="auto"/>
+              <w:rPr>
+                <w:rFonts w:ascii="Times New Roman" w:eastAsia="Times New Roman" w:hAnsi="Times New Roman" w:cs="Times New Roman"/>
+                <w:sz w:val="20"/>
+                <w:szCs w:val="20"/>
+                <w:lang w:val="en-PH"/>
+              </w:rPr>
+            </w:pPr>
+            <w:r>
+              <w:rPr>
+                <w:rFonts w:ascii="Times New Roman" w:eastAsia="Times New Roman" w:hAnsi="Times New Roman" w:cs="Times New Roman"/>
+                <w:sz w:val="20"/>
+                <w:szCs w:val="20"/>
+                <w:lang w:val="en-PH"/>
+              </w:rPr>
+              <w:t>I liked using the interface of this system.</w:t>
+            </w:r>
+          </w:p>
+        </w:tc>
+        <w:tc>
+          <w:tcPr>
+            <w:tcW w:w="828" w:type="dxa"/>
+            <w:tcBorders>
+              <w:top w:val="single" w:sz="2" w:space="0" w:color="000000"/>
+              <w:left w:val="single" w:sz="2" w:space="0" w:color="000000"/>
+              <w:bottom w:val="single" w:sz="2" w:space="0" w:color="000000"/>
+              <w:right w:val="single" w:sz="2" w:space="0" w:color="000000"/>
+            </w:tcBorders>
+            <w:shd w:val="clear" w:color="auto" w:fill="FFFFFF"/>
+            <w:tcMar>
+              <w:top w:w="60" w:type="dxa"/>
+              <w:left w:w="80" w:type="dxa"/>
+              <w:bottom w:w="60" w:type="dxa"/>
+              <w:right w:w="80" w:type="dxa"/>
+            </w:tcMar>
+            <w:vAlign w:val="center"/>
+            <w:hideMark/>
+          </w:tcPr>
+          <w:p>
+            <w:pPr>
+              <w:spacing w:line="240" w:lineRule="auto"/>
+              <w:rPr>
+                <w:rFonts w:ascii="Times New Roman" w:eastAsia="Times New Roman" w:hAnsi="Times New Roman" w:cs="Times New Roman"/>
+                <w:sz w:val="20"/>
+                <w:szCs w:val="20"/>
+                <w:lang w:val="en-PH"/>
+              </w:rPr>
+            </w:pPr>
+            <w:r>
+              <w:rPr>
+                <w:rFonts w:ascii="Segoe UI Symbol" w:eastAsia="Times New Roman" w:hAnsi="Segoe UI Symbol" w:cs="Segoe UI Symbol"/>
+                <w:sz w:val="20"/>
+                <w:szCs w:val="20"/>
+                <w:lang w:val="en-PH"/>
+              </w:rPr>
+              <w:t>☐</w:t>
+            </w:r>
+          </w:p>
+        </w:tc>
+        <w:tc>
+          <w:tcPr>
+            <w:tcW w:w="828" w:type="dxa"/>
+            <w:tcBorders>
+              <w:top w:val="single" w:sz="2" w:space="0" w:color="000000"/>
+              <w:left w:val="single" w:sz="2" w:space="0" w:color="000000"/>
+              <w:bottom w:val="single" w:sz="2" w:space="0" w:color="000000"/>
+              <w:right w:val="single" w:sz="2" w:space="0" w:color="000000"/>
+            </w:tcBorders>
+            <w:shd w:val="clear" w:color="auto" w:fill="FFFFFF"/>
+            <w:tcMar>
+              <w:top w:w="60" w:type="dxa"/>
+              <w:left w:w="80" w:type="dxa"/>
+              <w:bottom w:w="60" w:type="dxa"/>
+              <w:right w:w="80" w:type="dxa"/>
+            </w:tcMar>
+            <w:vAlign w:val="center"/>
+            <w:hideMark/>
+          </w:tcPr>
+          <w:p>
+            <w:pPr>
+              <w:spacing w:line="240" w:lineRule="auto"/>
+              <w:rPr>
+                <w:rFonts w:ascii="Times New Roman" w:eastAsia="Times New Roman" w:hAnsi="Times New Roman" w:cs="Times New Roman"/>
+                <w:sz w:val="20"/>
+                <w:szCs w:val="20"/>
+                <w:lang w:val="en-PH"/>
+              </w:rPr>
+            </w:pPr>
+            <w:r>
+              <w:rPr>
+                <w:rFonts w:ascii="Segoe UI Symbol" w:eastAsia="Times New Roman" w:hAnsi="Segoe UI Symbol" w:cs="Segoe UI Symbol"/>
+                <w:sz w:val="20"/>
+                <w:szCs w:val="20"/>
+                <w:lang w:val="en-PH"/>
+              </w:rPr>
+              <w:t>☐</w:t>
+            </w:r>
+          </w:p>
+        </w:tc>
+        <w:tc>
+          <w:tcPr>
+            <w:tcW w:w="745" w:type="dxa"/>
+            <w:tcBorders>
+              <w:top w:val="single" w:sz="2" w:space="0" w:color="000000"/>
+              <w:left w:val="single" w:sz="2" w:space="0" w:color="000000"/>
+              <w:bottom w:val="single" w:sz="2" w:space="0" w:color="000000"/>
+              <w:right w:val="single" w:sz="2" w:space="0" w:color="000000"/>
+            </w:tcBorders>
+            <w:shd w:val="clear" w:color="auto" w:fill="FFFFFF"/>
+            <w:tcMar>
+              <w:top w:w="60" w:type="dxa"/>
+              <w:left w:w="80" w:type="dxa"/>
+              <w:bottom w:w="60" w:type="dxa"/>
+              <w:right w:w="80" w:type="dxa"/>
+            </w:tcMar>
+            <w:vAlign w:val="center"/>
+            <w:hideMark/>
+          </w:tcPr>
+          <w:p>
+            <w:pPr>
+              <w:spacing w:line="240" w:lineRule="auto"/>
+              <w:rPr>
+                <w:rFonts w:ascii="Times New Roman" w:eastAsia="Times New Roman" w:hAnsi="Times New Roman" w:cs="Times New Roman"/>
+                <w:sz w:val="20"/>
+                <w:szCs w:val="20"/>
+                <w:lang w:val="en-PH"/>
+              </w:rPr>
+            </w:pPr>
+            <w:r>
+              <w:rPr>
+                <w:rFonts w:ascii="Segoe UI Symbol" w:eastAsia="Times New Roman" w:hAnsi="Segoe UI Symbol" w:cs="Segoe UI Symbol"/>
+                <w:sz w:val="20"/>
+                <w:szCs w:val="20"/>
+                <w:lang w:val="en-PH"/>
+              </w:rPr>
+              <w:t>☐</w:t>
+            </w:r>
+          </w:p>
+        </w:tc>
+        <w:tc>
+          <w:tcPr>
+            <w:tcW w:w="1656" w:type="dxa"/>
+            <w:tcBorders>
+              <w:top w:val="single" w:sz="2" w:space="0" w:color="000000"/>
+              <w:left w:val="single" w:sz="2" w:space="0" w:color="000000"/>
+              <w:bottom w:val="single" w:sz="2" w:space="0" w:color="000000"/>
+              <w:right w:val="single" w:sz="2" w:space="0" w:color="000000"/>
+            </w:tcBorders>
+            <w:shd w:val="clear" w:color="auto" w:fill="FFFFFF"/>
+            <w:tcMar>
+              <w:top w:w="60" w:type="dxa"/>
+              <w:left w:w="80" w:type="dxa"/>
+              <w:bottom w:w="60" w:type="dxa"/>
+              <w:right w:w="80" w:type="dxa"/>
+            </w:tcMar>
+            <w:vAlign w:val="center"/>
+          </w:tcPr>
+          <w:p>
+            <w:pPr>
+              <w:spacing w:line="240" w:lineRule="auto"/>
+              <w:rPr>
+                <w:rFonts w:ascii="Times New Roman" w:eastAsia="Times New Roman" w:hAnsi="Times New Roman" w:cs="Times New Roman"/>
+                <w:sz w:val="20"/>
+                <w:szCs w:val="20"/>
+                <w:lang w:val="en-PH"/>
+              </w:rPr>
+            </w:pPr>
+          </w:p>
+        </w:tc>
+      </w:tr>
+      <w:tr>
+        <w:trPr>
+          <w:trHeight w:val="672"/>
+        </w:trPr>
+        <w:tc>
+          <w:tcPr>
+            <w:tcW w:w="414" w:type="dxa"/>
+            <w:tcBorders>
+              <w:top w:val="single" w:sz="2" w:space="0" w:color="000000"/>
+              <w:left w:val="single" w:sz="2" w:space="0" w:color="000000"/>
+              <w:bottom w:val="single" w:sz="2" w:space="0" w:color="000000"/>
+              <w:right w:val="single" w:sz="2" w:space="0" w:color="000000"/>
+            </w:tcBorders>
+            <w:shd w:val="clear" w:color="auto" w:fill="FFFFFF"/>
+            <w:tcMar>
+              <w:top w:w="60" w:type="dxa"/>
+              <w:left w:w="80" w:type="dxa"/>
+              <w:bottom w:w="60" w:type="dxa"/>
+              <w:right w:w="80" w:type="dxa"/>
+            </w:tcMar>
+            <w:vAlign w:val="center"/>
+            <w:hideMark/>
+          </w:tcPr>
+          <w:p>
+            <w:pPr>
+              <w:spacing w:line="240" w:lineRule="auto"/>
+              <w:rPr>
+                <w:rFonts w:ascii="Times New Roman" w:eastAsia="Times New Roman" w:hAnsi="Times New Roman" w:cs="Times New Roman"/>
+                <w:sz w:val="20"/>
+                <w:szCs w:val="20"/>
+                <w:lang w:val="en-PH"/>
+              </w:rPr>
+            </w:pPr>
+            <w:r>
+              <w:rPr>
+                <w:rFonts w:ascii="Times New Roman" w:eastAsia="Times New Roman" w:hAnsi="Times New Roman" w:cs="Times New Roman"/>
+                <w:sz w:val="20"/>
+                <w:szCs w:val="20"/>
+                <w:lang w:val="en-PH"/>
+              </w:rPr>
+              <w:t>16</w:t>
+            </w:r>
+          </w:p>
+        </w:tc>
+        <w:tc>
+          <w:tcPr>
+            <w:tcW w:w="4140" w:type="dxa"/>
+            <w:tcBorders>
+              <w:top w:val="single" w:sz="2" w:space="0" w:color="000000"/>
+              <w:left w:val="single" w:sz="2" w:space="0" w:color="000000"/>
+              <w:bottom w:val="single" w:sz="2" w:space="0" w:color="000000"/>
+              <w:right w:val="single" w:sz="2" w:space="0" w:color="000000"/>
+            </w:tcBorders>
+            <w:shd w:val="clear" w:color="auto" w:fill="FFFFFF"/>
+            <w:tcMar>
+              <w:top w:w="60" w:type="dxa"/>
+              <w:left w:w="80" w:type="dxa"/>
+              <w:bottom w:w="60" w:type="dxa"/>
+              <w:right w:w="80" w:type="dxa"/>
+            </w:tcMar>
+            <w:vAlign w:val="center"/>
+            <w:hideMark/>
+          </w:tcPr>
+          <w:p>
+            <w:pPr>
+              <w:spacing w:line="240" w:lineRule="auto"/>
+              <w:rPr>
+                <w:rFonts w:ascii="Times New Roman" w:eastAsia="Times New Roman" w:hAnsi="Times New Roman" w:cs="Times New Roman"/>
+                <w:sz w:val="20"/>
+                <w:szCs w:val="20"/>
+                <w:lang w:val="en-PH"/>
+              </w:rPr>
+            </w:pPr>
+            <w:r>
+              <w:rPr>
+                <w:rFonts w:ascii="Times New Roman" w:eastAsia="Times New Roman" w:hAnsi="Times New Roman" w:cs="Times New Roman"/>
+                <w:sz w:val="20"/>
+                <w:szCs w:val="20"/>
+                <w:lang w:val="en-PH"/>
+              </w:rPr>
+              <w:t>This system has all the functions and capabilities I expect it to have.</w:t>
+            </w:r>
+          </w:p>
+        </w:tc>
+        <w:tc>
+          <w:tcPr>
+            <w:tcW w:w="828" w:type="dxa"/>
+            <w:tcBorders>
+              <w:top w:val="single" w:sz="2" w:space="0" w:color="000000"/>
+              <w:left w:val="single" w:sz="2" w:space="0" w:color="000000"/>
+              <w:bottom w:val="single" w:sz="2" w:space="0" w:color="000000"/>
+              <w:right w:val="single" w:sz="2" w:space="0" w:color="000000"/>
+            </w:tcBorders>
+            <w:shd w:val="clear" w:color="auto" w:fill="FFFFFF"/>
+            <w:tcMar>
+              <w:top w:w="60" w:type="dxa"/>
+              <w:left w:w="80" w:type="dxa"/>
+              <w:bottom w:w="60" w:type="dxa"/>
+              <w:right w:w="80" w:type="dxa"/>
+            </w:tcMar>
+            <w:vAlign w:val="center"/>
+            <w:hideMark/>
+          </w:tcPr>
+          <w:p>
+            <w:pPr>
+              <w:spacing w:line="240" w:lineRule="auto"/>
+              <w:rPr>
+                <w:rFonts w:ascii="Times New Roman" w:eastAsia="Times New Roman" w:hAnsi="Times New Roman" w:cs="Times New Roman"/>
+                <w:sz w:val="20"/>
+                <w:szCs w:val="20"/>
+                <w:lang w:val="en-PH"/>
+              </w:rPr>
+            </w:pPr>
+            <w:r>
+              <w:rPr>
+                <w:rFonts w:ascii="Segoe UI Symbol" w:eastAsia="Times New Roman" w:hAnsi="Segoe UI Symbol" w:cs="Segoe UI Symbol"/>
+                <w:sz w:val="20"/>
+                <w:szCs w:val="20"/>
+                <w:lang w:val="en-PH"/>
+              </w:rPr>
+              <w:t>☐</w:t>
+            </w:r>
+          </w:p>
+        </w:tc>
+        <w:tc>
+          <w:tcPr>
+            <w:tcW w:w="828" w:type="dxa"/>
+            <w:tcBorders>
+              <w:top w:val="single" w:sz="2" w:space="0" w:color="000000"/>
+              <w:left w:val="single" w:sz="2" w:space="0" w:color="000000"/>
+              <w:bottom w:val="single" w:sz="2" w:space="0" w:color="000000"/>
+              <w:right w:val="single" w:sz="2" w:space="0" w:color="000000"/>
+            </w:tcBorders>
+            <w:shd w:val="clear" w:color="auto" w:fill="FFFFFF"/>
+            <w:tcMar>
+              <w:top w:w="60" w:type="dxa"/>
+              <w:left w:w="80" w:type="dxa"/>
+              <w:bottom w:w="60" w:type="dxa"/>
+              <w:right w:w="80" w:type="dxa"/>
+            </w:tcMar>
+            <w:vAlign w:val="center"/>
+            <w:hideMark/>
+          </w:tcPr>
+          <w:p>
+            <w:pPr>
+              <w:spacing w:line="240" w:lineRule="auto"/>
+              <w:rPr>
+                <w:rFonts w:ascii="Times New Roman" w:eastAsia="Times New Roman" w:hAnsi="Times New Roman" w:cs="Times New Roman"/>
+                <w:sz w:val="20"/>
+                <w:szCs w:val="20"/>
+                <w:lang w:val="en-PH"/>
+              </w:rPr>
+            </w:pPr>
+            <w:r>
+              <w:rPr>
+                <w:rFonts w:ascii="Segoe UI Symbol" w:eastAsia="Times New Roman" w:hAnsi="Segoe UI Symbol" w:cs="Segoe UI Symbol"/>
+                <w:sz w:val="20"/>
+                <w:szCs w:val="20"/>
+                <w:lang w:val="en-PH"/>
+              </w:rPr>
+              <w:t>☐</w:t>
+            </w:r>
+          </w:p>
+        </w:tc>
+        <w:tc>
+          <w:tcPr>
+            <w:tcW w:w="745" w:type="dxa"/>
+            <w:tcBorders>
+              <w:top w:val="single" w:sz="2" w:space="0" w:color="000000"/>
+              <w:left w:val="single" w:sz="2" w:space="0" w:color="000000"/>
+              <w:bottom w:val="single" w:sz="2" w:space="0" w:color="000000"/>
+              <w:right w:val="single" w:sz="2" w:space="0" w:color="000000"/>
+            </w:tcBorders>
+            <w:shd w:val="clear" w:color="auto" w:fill="FFFFFF"/>
+            <w:tcMar>
+              <w:top w:w="60" w:type="dxa"/>
+              <w:left w:w="80" w:type="dxa"/>
+              <w:bottom w:w="60" w:type="dxa"/>
+              <w:right w:w="80" w:type="dxa"/>
+            </w:tcMar>
+            <w:vAlign w:val="center"/>
+            <w:hideMark/>
+          </w:tcPr>
+          <w:p>
+            <w:pPr>
+              <w:spacing w:line="240" w:lineRule="auto"/>
+              <w:rPr>
+                <w:rFonts w:ascii="Times New Roman" w:eastAsia="Times New Roman" w:hAnsi="Times New Roman" w:cs="Times New Roman"/>
+                <w:sz w:val="20"/>
+                <w:szCs w:val="20"/>
+                <w:lang w:val="en-PH"/>
+              </w:rPr>
+            </w:pPr>
+            <w:r>
+              <w:rPr>
+                <w:rFonts w:ascii="Segoe UI Symbol" w:eastAsia="Times New Roman" w:hAnsi="Segoe UI Symbol" w:cs="Segoe UI Symbol"/>
+                <w:sz w:val="20"/>
+                <w:szCs w:val="20"/>
+                <w:lang w:val="en-PH"/>
+              </w:rPr>
+              <w:t>☐</w:t>
+            </w:r>
+          </w:p>
+        </w:tc>
+        <w:tc>
+          <w:tcPr>
+            <w:tcW w:w="1656" w:type="dxa"/>
+            <w:tcBorders>
+              <w:top w:val="single" w:sz="2" w:space="0" w:color="000000"/>
+              <w:left w:val="single" w:sz="2" w:space="0" w:color="000000"/>
+              <w:bottom w:val="single" w:sz="2" w:space="0" w:color="000000"/>
+              <w:right w:val="single" w:sz="2" w:space="0" w:color="000000"/>
+            </w:tcBorders>
+            <w:shd w:val="clear" w:color="auto" w:fill="FFFFFF"/>
+            <w:tcMar>
+              <w:top w:w="60" w:type="dxa"/>
+              <w:left w:w="80" w:type="dxa"/>
+              <w:bottom w:w="60" w:type="dxa"/>
+              <w:right w:w="80" w:type="dxa"/>
+            </w:tcMar>
+            <w:vAlign w:val="center"/>
+          </w:tcPr>
+          <w:p>
+            <w:pPr>
+              <w:spacing w:line="240" w:lineRule="auto"/>
+              <w:rPr>
+                <w:rFonts w:ascii="Times New Roman" w:eastAsia="Times New Roman" w:hAnsi="Times New Roman" w:cs="Times New Roman"/>
+                <w:sz w:val="20"/>
+                <w:szCs w:val="20"/>
+                <w:lang w:val="en-PH"/>
+              </w:rPr>
+            </w:pPr>
+          </w:p>
+        </w:tc>
+      </w:tr>
+      <w:tr>
+        <w:trPr>
+          <w:trHeight w:val="468"/>
+        </w:trPr>
+        <w:tc>
+          <w:tcPr>
+            <w:tcW w:w="414" w:type="dxa"/>
+            <w:tcBorders>
+              <w:top w:val="single" w:sz="2" w:space="0" w:color="000000"/>
+              <w:left w:val="single" w:sz="2" w:space="0" w:color="000000"/>
+              <w:bottom w:val="single" w:sz="2" w:space="0" w:color="000000"/>
+              <w:right w:val="single" w:sz="2" w:space="0" w:color="000000"/>
+            </w:tcBorders>
+            <w:shd w:val="clear" w:color="auto" w:fill="FFFFFF"/>
+            <w:tcMar>
+              <w:top w:w="60" w:type="dxa"/>
+              <w:left w:w="80" w:type="dxa"/>
+              <w:bottom w:w="60" w:type="dxa"/>
+              <w:right w:w="80" w:type="dxa"/>
+            </w:tcMar>
+            <w:vAlign w:val="center"/>
+            <w:hideMark/>
+          </w:tcPr>
+          <w:p>
+            <w:pPr>
+              <w:spacing w:line="240" w:lineRule="auto"/>
+              <w:rPr>
+                <w:rFonts w:ascii="Times New Roman" w:eastAsia="Times New Roman" w:hAnsi="Times New Roman" w:cs="Times New Roman"/>
+                <w:sz w:val="20"/>
+                <w:szCs w:val="20"/>
+                <w:lang w:val="en-PH"/>
+              </w:rPr>
+            </w:pPr>
+            <w:r>
+              <w:rPr>
+                <w:rFonts w:ascii="Times New Roman" w:eastAsia="Times New Roman" w:hAnsi="Times New Roman" w:cs="Times New Roman"/>
+                <w:sz w:val="20"/>
+                <w:szCs w:val="20"/>
+                <w:lang w:val="en-PH"/>
+              </w:rPr>
+              <w:t>17</w:t>
+            </w:r>
+          </w:p>
+        </w:tc>
+        <w:tc>
+          <w:tcPr>
+            <w:tcW w:w="4140" w:type="dxa"/>
+            <w:tcBorders>
+              <w:top w:val="single" w:sz="2" w:space="0" w:color="000000"/>
+              <w:left w:val="single" w:sz="2" w:space="0" w:color="000000"/>
+              <w:bottom w:val="single" w:sz="2" w:space="0" w:color="000000"/>
+              <w:right w:val="single" w:sz="2" w:space="0" w:color="000000"/>
+            </w:tcBorders>
+            <w:shd w:val="clear" w:color="auto" w:fill="FFFFFF"/>
+            <w:tcMar>
+              <w:top w:w="60" w:type="dxa"/>
+              <w:left w:w="80" w:type="dxa"/>
+              <w:bottom w:w="60" w:type="dxa"/>
+              <w:right w:w="80" w:type="dxa"/>
+            </w:tcMar>
+            <w:vAlign w:val="center"/>
+            <w:hideMark/>
+          </w:tcPr>
+          <w:p>
+            <w:pPr>
+              <w:spacing w:line="240" w:lineRule="auto"/>
+              <w:rPr>
+                <w:rFonts w:ascii="Times New Roman" w:eastAsia="Times New Roman" w:hAnsi="Times New Roman" w:cs="Times New Roman"/>
+                <w:sz w:val="20"/>
+                <w:szCs w:val="20"/>
+                <w:lang w:val="en-PH"/>
+              </w:rPr>
+            </w:pPr>
+            <w:r>
+              <w:rPr>
+                <w:rFonts w:ascii="Times New Roman" w:eastAsia="Times New Roman" w:hAnsi="Times New Roman" w:cs="Times New Roman"/>
+                <w:sz w:val="20"/>
+                <w:szCs w:val="20"/>
+                <w:lang w:val="en-PH"/>
+              </w:rPr>
+              <w:t>Overall, I am satisfied with this system.</w:t>
+            </w:r>
+          </w:p>
+        </w:tc>
+        <w:tc>
+          <w:tcPr>
+            <w:tcW w:w="828" w:type="dxa"/>
+            <w:tcBorders>
+              <w:top w:val="single" w:sz="2" w:space="0" w:color="000000"/>
+              <w:left w:val="single" w:sz="2" w:space="0" w:color="000000"/>
+              <w:bottom w:val="single" w:sz="2" w:space="0" w:color="000000"/>
+              <w:right w:val="single" w:sz="2" w:space="0" w:color="000000"/>
+            </w:tcBorders>
+            <w:shd w:val="clear" w:color="auto" w:fill="FFFFFF"/>
+            <w:tcMar>
+              <w:top w:w="60" w:type="dxa"/>
+              <w:left w:w="80" w:type="dxa"/>
+              <w:bottom w:w="60" w:type="dxa"/>
+              <w:right w:w="80" w:type="dxa"/>
+            </w:tcMar>
+            <w:vAlign w:val="center"/>
+            <w:hideMark/>
+          </w:tcPr>
+          <w:p>
+            <w:pPr>
+              <w:spacing w:line="240" w:lineRule="auto"/>
+              <w:rPr>
+                <w:rFonts w:ascii="Times New Roman" w:eastAsia="Times New Roman" w:hAnsi="Times New Roman" w:cs="Times New Roman"/>
+                <w:sz w:val="20"/>
+                <w:szCs w:val="20"/>
+                <w:lang w:val="en-PH"/>
+              </w:rPr>
+            </w:pPr>
+            <w:r>
+              <w:rPr>
+                <w:rFonts w:ascii="Segoe UI Symbol" w:eastAsia="Times New Roman" w:hAnsi="Segoe UI Symbol" w:cs="Segoe UI Symbol"/>
+                <w:sz w:val="20"/>
+                <w:szCs w:val="20"/>
+                <w:lang w:val="en-PH"/>
+              </w:rPr>
+              <w:t>☐</w:t>
+            </w:r>
+          </w:p>
+        </w:tc>
+        <w:tc>
+          <w:tcPr>
+            <w:tcW w:w="828" w:type="dxa"/>
+            <w:tcBorders>
+              <w:top w:val="single" w:sz="2" w:space="0" w:color="000000"/>
+              <w:left w:val="single" w:sz="2" w:space="0" w:color="000000"/>
+              <w:bottom w:val="single" w:sz="2" w:space="0" w:color="000000"/>
+              <w:right w:val="single" w:sz="2" w:space="0" w:color="000000"/>
+            </w:tcBorders>
+            <w:shd w:val="clear" w:color="auto" w:fill="FFFFFF"/>
+            <w:tcMar>
+              <w:top w:w="60" w:type="dxa"/>
+              <w:left w:w="80" w:type="dxa"/>
+              <w:bottom w:w="60" w:type="dxa"/>
+              <w:right w:w="80" w:type="dxa"/>
+            </w:tcMar>
+            <w:vAlign w:val="center"/>
+            <w:hideMark/>
+          </w:tcPr>
+          <w:p>
+            <w:pPr>
+              <w:spacing w:line="240" w:lineRule="auto"/>
+              <w:rPr>
+                <w:rFonts w:ascii="Times New Roman" w:eastAsia="Times New Roman" w:hAnsi="Times New Roman" w:cs="Times New Roman"/>
+                <w:sz w:val="20"/>
+                <w:szCs w:val="20"/>
+                <w:lang w:val="en-PH"/>
+              </w:rPr>
+            </w:pPr>
+            <w:r>
+              <w:rPr>
+                <w:rFonts w:ascii="Segoe UI Symbol" w:eastAsia="Times New Roman" w:hAnsi="Segoe UI Symbol" w:cs="Segoe UI Symbol"/>
+                <w:sz w:val="20"/>
+                <w:szCs w:val="20"/>
+                <w:lang w:val="en-PH"/>
+              </w:rPr>
+              <w:t>☐</w:t>
+            </w:r>
+          </w:p>
+        </w:tc>
+        <w:tc>
+          <w:tcPr>
+            <w:tcW w:w="745" w:type="dxa"/>
+            <w:tcBorders>
+              <w:top w:val="single" w:sz="2" w:space="0" w:color="000000"/>
+              <w:left w:val="single" w:sz="2" w:space="0" w:color="000000"/>
+              <w:bottom w:val="single" w:sz="2" w:space="0" w:color="000000"/>
+              <w:right w:val="single" w:sz="2" w:space="0" w:color="000000"/>
+            </w:tcBorders>
+            <w:shd w:val="clear" w:color="auto" w:fill="FFFFFF"/>
+            <w:tcMar>
+              <w:top w:w="60" w:type="dxa"/>
+              <w:left w:w="80" w:type="dxa"/>
+              <w:bottom w:w="60" w:type="dxa"/>
+              <w:right w:w="80" w:type="dxa"/>
+            </w:tcMar>
+            <w:vAlign w:val="center"/>
+            <w:hideMark/>
+          </w:tcPr>
+          <w:p>
+            <w:pPr>
+              <w:spacing w:line="240" w:lineRule="auto"/>
+              <w:rPr>
+                <w:rFonts w:ascii="Times New Roman" w:eastAsia="Times New Roman" w:hAnsi="Times New Roman" w:cs="Times New Roman"/>
+                <w:sz w:val="20"/>
+                <w:szCs w:val="20"/>
+                <w:lang w:val="en-PH"/>
+              </w:rPr>
+            </w:pPr>
+            <w:r>
+              <w:rPr>
+                <w:rFonts w:ascii="Segoe UI Symbol" w:eastAsia="Times New Roman" w:hAnsi="Segoe UI Symbol" w:cs="Segoe UI Symbol"/>
+                <w:sz w:val="20"/>
+                <w:szCs w:val="20"/>
+                <w:lang w:val="en-PH"/>
+              </w:rPr>
+              <w:t>☐</w:t>
+            </w:r>
+          </w:p>
+        </w:tc>
+        <w:tc>
+          <w:tcPr>
+            <w:tcW w:w="1656" w:type="dxa"/>
+            <w:tcBorders>
+              <w:top w:val="single" w:sz="2" w:space="0" w:color="000000"/>
+              <w:left w:val="single" w:sz="2" w:space="0" w:color="000000"/>
+              <w:bottom w:val="single" w:sz="2" w:space="0" w:color="000000"/>
+              <w:right w:val="single" w:sz="2" w:space="0" w:color="000000"/>
+            </w:tcBorders>
+            <w:shd w:val="clear" w:color="auto" w:fill="FFFFFF"/>
+            <w:tcMar>
+              <w:top w:w="60" w:type="dxa"/>
+              <w:left w:w="80" w:type="dxa"/>
+              <w:bottom w:w="60" w:type="dxa"/>
+              <w:right w:w="80" w:type="dxa"/>
+            </w:tcMar>
+            <w:vAlign w:val="center"/>
+          </w:tcPr>
+          <w:p>
+            <w:pPr>
+              <w:spacing w:line="240" w:lineRule="auto"/>
+              <w:rPr>
+                <w:rFonts w:ascii="Times New Roman" w:eastAsia="Times New Roman" w:hAnsi="Times New Roman" w:cs="Times New Roman"/>
+                <w:sz w:val="20"/>
+                <w:szCs w:val="20"/>
+                <w:lang w:val="en-PH"/>
+              </w:rPr>
+            </w:pPr>
+          </w:p>
+        </w:tc>
+      </w:tr>
+      <w:tr>
+        <w:trPr>
+          <w:trHeight w:val="660"/>
+        </w:trPr>
+        <w:tc>
+          <w:tcPr>
+            <w:tcW w:w="414" w:type="dxa"/>
+            <w:tcBorders>
+              <w:top w:val="single" w:sz="2" w:space="0" w:color="000000"/>
+              <w:left w:val="single" w:sz="2" w:space="0" w:color="000000"/>
+              <w:bottom w:val="single" w:sz="2" w:space="0" w:color="000000"/>
+              <w:right w:val="single" w:sz="2" w:space="0" w:color="000000"/>
+            </w:tcBorders>
+            <w:shd w:val="clear" w:color="auto" w:fill="FFFFFF"/>
+            <w:tcMar>
+              <w:top w:w="60" w:type="dxa"/>
+              <w:left w:w="80" w:type="dxa"/>
+              <w:bottom w:w="60" w:type="dxa"/>
+              <w:right w:w="80" w:type="dxa"/>
+            </w:tcMar>
+            <w:vAlign w:val="center"/>
+            <w:hideMark/>
+          </w:tcPr>
+          <w:p>
+            <w:pPr>
+              <w:spacing w:line="240" w:lineRule="auto"/>
+              <w:rPr>
+                <w:rFonts w:ascii="Times New Roman" w:eastAsia="Times New Roman" w:hAnsi="Times New Roman" w:cs="Times New Roman"/>
+                <w:sz w:val="20"/>
+                <w:szCs w:val="20"/>
+                <w:lang w:val="en-PH"/>
+              </w:rPr>
+            </w:pPr>
+            <w:r>
+              <w:rPr>
+                <w:rFonts w:ascii="Times New Roman" w:eastAsia="Times New Roman" w:hAnsi="Times New Roman" w:cs="Times New Roman"/>
+                <w:sz w:val="20"/>
+                <w:szCs w:val="20"/>
+                <w:lang w:val="en-PH"/>
+              </w:rPr>
+              <w:t>18</w:t>
+            </w:r>
+          </w:p>
+        </w:tc>
+        <w:tc>
+          <w:tcPr>
+            <w:tcW w:w="4140" w:type="dxa"/>
+            <w:tcBorders>
+              <w:top w:val="single" w:sz="2" w:space="0" w:color="000000"/>
+              <w:left w:val="single" w:sz="2" w:space="0" w:color="000000"/>
+              <w:bottom w:val="single" w:sz="2" w:space="0" w:color="000000"/>
+              <w:right w:val="single" w:sz="2" w:space="0" w:color="000000"/>
+            </w:tcBorders>
+            <w:shd w:val="clear" w:color="auto" w:fill="FFFFFF"/>
+            <w:tcMar>
+              <w:top w:w="60" w:type="dxa"/>
+              <w:left w:w="80" w:type="dxa"/>
+              <w:bottom w:w="60" w:type="dxa"/>
+              <w:right w:w="80" w:type="dxa"/>
+            </w:tcMar>
+            <w:vAlign w:val="center"/>
+            <w:hideMark/>
+          </w:tcPr>
+          <w:p>
+            <w:pPr>
+              <w:spacing w:line="240" w:lineRule="auto"/>
+              <w:rPr>
+                <w:rFonts w:ascii="Times New Roman" w:eastAsia="Times New Roman" w:hAnsi="Times New Roman" w:cs="Times New Roman"/>
+                <w:sz w:val="20"/>
+                <w:szCs w:val="20"/>
+                <w:lang w:val="en-PH"/>
+              </w:rPr>
+            </w:pPr>
+            <w:r>
+              <w:rPr>
+                <w:rFonts w:ascii="Times New Roman" w:eastAsia="Times New Roman" w:hAnsi="Times New Roman" w:cs="Times New Roman"/>
+                <w:sz w:val="20"/>
+                <w:szCs w:val="20"/>
+                <w:lang w:val="en-PH"/>
+              </w:rPr>
+              <w:t>The system performed the automated checking accurately for the answer types I tested.</w:t>
+            </w:r>
+          </w:p>
+        </w:tc>
+        <w:tc>
+          <w:tcPr>
+            <w:tcW w:w="828" w:type="dxa"/>
+            <w:tcBorders>
+              <w:top w:val="single" w:sz="2" w:space="0" w:color="000000"/>
+              <w:left w:val="single" w:sz="2" w:space="0" w:color="000000"/>
+              <w:bottom w:val="single" w:sz="2" w:space="0" w:color="000000"/>
+              <w:right w:val="single" w:sz="2" w:space="0" w:color="000000"/>
+            </w:tcBorders>
+            <w:shd w:val="clear" w:color="auto" w:fill="FFFFFF"/>
+            <w:tcMar>
+              <w:top w:w="60" w:type="dxa"/>
+              <w:left w:w="80" w:type="dxa"/>
+              <w:bottom w:w="60" w:type="dxa"/>
+              <w:right w:w="80" w:type="dxa"/>
+            </w:tcMar>
+            <w:vAlign w:val="center"/>
+            <w:hideMark/>
+          </w:tcPr>
+          <w:p>
+            <w:pPr>
+              <w:spacing w:line="240" w:lineRule="auto"/>
+              <w:rPr>
+                <w:rFonts w:ascii="Times New Roman" w:eastAsia="Times New Roman" w:hAnsi="Times New Roman" w:cs="Times New Roman"/>
+                <w:sz w:val="20"/>
+                <w:szCs w:val="20"/>
+                <w:lang w:val="en-PH"/>
+              </w:rPr>
+            </w:pPr>
+            <w:r>
+              <w:rPr>
+                <w:rFonts w:ascii="Segoe UI Symbol" w:eastAsia="Times New Roman" w:hAnsi="Segoe UI Symbol" w:cs="Segoe UI Symbol"/>
+                <w:sz w:val="20"/>
+                <w:szCs w:val="20"/>
+                <w:lang w:val="en-PH"/>
+              </w:rPr>
+              <w:t>☐</w:t>
+            </w:r>
+          </w:p>
+        </w:tc>
+        <w:tc>
+          <w:tcPr>
+            <w:tcW w:w="828" w:type="dxa"/>
+            <w:tcBorders>
+              <w:top w:val="single" w:sz="2" w:space="0" w:color="000000"/>
+              <w:left w:val="single" w:sz="2" w:space="0" w:color="000000"/>
+              <w:bottom w:val="single" w:sz="2" w:space="0" w:color="000000"/>
+              <w:right w:val="single" w:sz="2" w:space="0" w:color="000000"/>
+            </w:tcBorders>
+            <w:shd w:val="clear" w:color="auto" w:fill="FFFFFF"/>
+            <w:tcMar>
+              <w:top w:w="60" w:type="dxa"/>
+              <w:left w:w="80" w:type="dxa"/>
+              <w:bottom w:w="60" w:type="dxa"/>
+              <w:right w:w="80" w:type="dxa"/>
+            </w:tcMar>
+            <w:vAlign w:val="center"/>
+            <w:hideMark/>
+          </w:tcPr>
+          <w:p>
+            <w:pPr>
+              <w:spacing w:line="240" w:lineRule="auto"/>
+              <w:rPr>
+                <w:rFonts w:ascii="Times New Roman" w:eastAsia="Times New Roman" w:hAnsi="Times New Roman" w:cs="Times New Roman"/>
+                <w:sz w:val="20"/>
+                <w:szCs w:val="20"/>
+                <w:lang w:val="en-PH"/>
+              </w:rPr>
+            </w:pPr>
+            <w:r>
+              <w:rPr>
+                <w:rFonts w:ascii="Segoe UI Symbol" w:eastAsia="Times New Roman" w:hAnsi="Segoe UI Symbol" w:cs="Segoe UI Symbol"/>
+                <w:sz w:val="20"/>
+                <w:szCs w:val="20"/>
+                <w:lang w:val="en-PH"/>
+              </w:rPr>
+              <w:t>☐</w:t>
+            </w:r>
+          </w:p>
+        </w:tc>
+        <w:tc>
+          <w:tcPr>
+            <w:tcW w:w="745" w:type="dxa"/>
+            <w:tcBorders>
+              <w:top w:val="single" w:sz="2" w:space="0" w:color="000000"/>
+              <w:left w:val="single" w:sz="2" w:space="0" w:color="000000"/>
+              <w:bottom w:val="single" w:sz="2" w:space="0" w:color="000000"/>
+              <w:right w:val="single" w:sz="2" w:space="0" w:color="000000"/>
+            </w:tcBorders>
+            <w:shd w:val="clear" w:color="auto" w:fill="FFFFFF"/>
+            <w:tcMar>
+              <w:top w:w="60" w:type="dxa"/>
+              <w:left w:w="80" w:type="dxa"/>
+              <w:bottom w:w="60" w:type="dxa"/>
+              <w:right w:w="80" w:type="dxa"/>
+            </w:tcMar>
+            <w:vAlign w:val="center"/>
+            <w:hideMark/>
+          </w:tcPr>
+          <w:p>
+            <w:pPr>
+              <w:spacing w:line="240" w:lineRule="auto"/>
+              <w:rPr>
+                <w:rFonts w:ascii="Times New Roman" w:eastAsia="Times New Roman" w:hAnsi="Times New Roman" w:cs="Times New Roman"/>
+                <w:sz w:val="20"/>
+                <w:szCs w:val="20"/>
+                <w:lang w:val="en-PH"/>
+              </w:rPr>
+            </w:pPr>
+            <w:r>
+              <w:rPr>
+                <w:rFonts w:ascii="Segoe UI Symbol" w:eastAsia="Times New Roman" w:hAnsi="Segoe UI Symbol" w:cs="Segoe UI Symbol"/>
+                <w:sz w:val="20"/>
+                <w:szCs w:val="20"/>
+                <w:lang w:val="en-PH"/>
+              </w:rPr>
+              <w:t>☐</w:t>
+            </w:r>
+          </w:p>
+        </w:tc>
+        <w:tc>
+          <w:tcPr>
+            <w:tcW w:w="1656" w:type="dxa"/>
+            <w:tcBorders>
+              <w:top w:val="single" w:sz="2" w:space="0" w:color="000000"/>
+              <w:left w:val="single" w:sz="2" w:space="0" w:color="000000"/>
+              <w:bottom w:val="single" w:sz="2" w:space="0" w:color="000000"/>
+              <w:right w:val="single" w:sz="2" w:space="0" w:color="000000"/>
+            </w:tcBorders>
+            <w:shd w:val="clear" w:color="auto" w:fill="FFFFFF"/>
+            <w:tcMar>
+              <w:top w:w="60" w:type="dxa"/>
+              <w:left w:w="80" w:type="dxa"/>
+              <w:bottom w:w="60" w:type="dxa"/>
+              <w:right w:w="80" w:type="dxa"/>
+            </w:tcMar>
+            <w:vAlign w:val="center"/>
+          </w:tcPr>
+          <w:p>
+            <w:pPr>
+              <w:spacing w:line="240" w:lineRule="auto"/>
+              <w:rPr>
+                <w:rFonts w:ascii="Times New Roman" w:eastAsia="Times New Roman" w:hAnsi="Times New Roman" w:cs="Times New Roman"/>
+                <w:sz w:val="20"/>
+                <w:szCs w:val="20"/>
+                <w:lang w:val="en-PH"/>
+              </w:rPr>
+            </w:pPr>
+          </w:p>
+        </w:tc>
+      </w:tr>
+      <w:tr>
+        <w:trPr>
+          <w:trHeight w:val="672"/>
+        </w:trPr>
+        <w:tc>
+          <w:tcPr>
+            <w:tcW w:w="414" w:type="dxa"/>
+            <w:tcBorders>
+              <w:top w:val="single" w:sz="2" w:space="0" w:color="000000"/>
+              <w:left w:val="single" w:sz="2" w:space="0" w:color="000000"/>
+              <w:bottom w:val="single" w:sz="2" w:space="0" w:color="000000"/>
+              <w:right w:val="single" w:sz="2" w:space="0" w:color="000000"/>
+            </w:tcBorders>
+            <w:shd w:val="clear" w:color="auto" w:fill="FFFFFF"/>
+            <w:tcMar>
+              <w:top w:w="60" w:type="dxa"/>
+              <w:left w:w="80" w:type="dxa"/>
+              <w:bottom w:w="60" w:type="dxa"/>
+              <w:right w:w="80" w:type="dxa"/>
+            </w:tcMar>
+            <w:vAlign w:val="center"/>
+            <w:hideMark/>
+          </w:tcPr>
+          <w:p>
+            <w:pPr>
+              <w:spacing w:line="240" w:lineRule="auto"/>
+              <w:rPr>
+                <w:rFonts w:ascii="Times New Roman" w:eastAsia="Times New Roman" w:hAnsi="Times New Roman" w:cs="Times New Roman"/>
+                <w:sz w:val="20"/>
+                <w:szCs w:val="20"/>
+                <w:lang w:val="en-PH"/>
+              </w:rPr>
+            </w:pPr>
+            <w:r>
+              <w:rPr>
+                <w:rFonts w:ascii="Times New Roman" w:eastAsia="Times New Roman" w:hAnsi="Times New Roman" w:cs="Times New Roman"/>
+                <w:sz w:val="20"/>
+                <w:szCs w:val="20"/>
+                <w:lang w:val="en-PH"/>
+              </w:rPr>
+              <w:t>19</w:t>
+            </w:r>
+          </w:p>
+        </w:tc>
+        <w:tc>
+          <w:tcPr>
+            <w:tcW w:w="4140" w:type="dxa"/>
+            <w:tcBorders>
+              <w:top w:val="single" w:sz="2" w:space="0" w:color="000000"/>
+              <w:left w:val="single" w:sz="2" w:space="0" w:color="000000"/>
+              <w:bottom w:val="single" w:sz="2" w:space="0" w:color="000000"/>
+              <w:right w:val="single" w:sz="2" w:space="0" w:color="000000"/>
+            </w:tcBorders>
+            <w:shd w:val="clear" w:color="auto" w:fill="FFFFFF"/>
+            <w:tcMar>
+              <w:top w:w="60" w:type="dxa"/>
+              <w:left w:w="80" w:type="dxa"/>
+              <w:bottom w:w="60" w:type="dxa"/>
+              <w:right w:w="80" w:type="dxa"/>
+            </w:tcMar>
+            <w:vAlign w:val="center"/>
+            <w:hideMark/>
+          </w:tcPr>
+          <w:p>
+            <w:pPr>
+              <w:spacing w:line="240" w:lineRule="auto"/>
+              <w:rPr>
+                <w:rFonts w:ascii="Times New Roman" w:eastAsia="Times New Roman" w:hAnsi="Times New Roman" w:cs="Times New Roman"/>
+                <w:sz w:val="20"/>
+                <w:szCs w:val="20"/>
+                <w:lang w:val="en-PH"/>
+              </w:rPr>
+            </w:pPr>
+            <w:r>
+              <w:rPr>
+                <w:rFonts w:ascii="Times New Roman" w:eastAsia="Times New Roman" w:hAnsi="Times New Roman" w:cs="Times New Roman"/>
+                <w:sz w:val="20"/>
+                <w:szCs w:val="20"/>
+                <w:lang w:val="en-PH"/>
+              </w:rPr>
+              <w:t>I would recommend this system to other faculty members for checking examinations.</w:t>
+            </w:r>
+          </w:p>
+        </w:tc>
+        <w:tc>
+          <w:tcPr>
+            <w:tcW w:w="828" w:type="dxa"/>
+            <w:tcBorders>
+              <w:top w:val="single" w:sz="2" w:space="0" w:color="000000"/>
+              <w:left w:val="single" w:sz="2" w:space="0" w:color="000000"/>
+              <w:bottom w:val="single" w:sz="2" w:space="0" w:color="000000"/>
+              <w:right w:val="single" w:sz="2" w:space="0" w:color="000000"/>
+            </w:tcBorders>
+            <w:shd w:val="clear" w:color="auto" w:fill="FFFFFF"/>
+            <w:tcMar>
+              <w:top w:w="60" w:type="dxa"/>
+              <w:left w:w="80" w:type="dxa"/>
+              <w:bottom w:w="60" w:type="dxa"/>
+              <w:right w:w="80" w:type="dxa"/>
+            </w:tcMar>
+            <w:vAlign w:val="center"/>
+            <w:hideMark/>
+          </w:tcPr>
+          <w:p>
+            <w:pPr>
+              <w:spacing w:line="240" w:lineRule="auto"/>
+              <w:rPr>
+                <w:rFonts w:ascii="Times New Roman" w:eastAsia="Times New Roman" w:hAnsi="Times New Roman" w:cs="Times New Roman"/>
+                <w:sz w:val="20"/>
+                <w:szCs w:val="20"/>
+                <w:lang w:val="en-PH"/>
+              </w:rPr>
+            </w:pPr>
+            <w:r>
+              <w:rPr>
+                <w:rFonts w:ascii="Segoe UI Symbol" w:eastAsia="Times New Roman" w:hAnsi="Segoe UI Symbol" w:cs="Segoe UI Symbol"/>
+                <w:sz w:val="20"/>
+                <w:szCs w:val="20"/>
+                <w:lang w:val="en-PH"/>
+              </w:rPr>
+              <w:t>☐</w:t>
+            </w:r>
+          </w:p>
+        </w:tc>
+        <w:tc>
+          <w:tcPr>
+            <w:tcW w:w="828" w:type="dxa"/>
+            <w:tcBorders>
+              <w:top w:val="single" w:sz="2" w:space="0" w:color="000000"/>
+              <w:left w:val="single" w:sz="2" w:space="0" w:color="000000"/>
+              <w:bottom w:val="single" w:sz="2" w:space="0" w:color="000000"/>
+              <w:right w:val="single" w:sz="2" w:space="0" w:color="000000"/>
+            </w:tcBorders>
+            <w:shd w:val="clear" w:color="auto" w:fill="FFFFFF"/>
+            <w:tcMar>
+              <w:top w:w="60" w:type="dxa"/>
+              <w:left w:w="80" w:type="dxa"/>
+              <w:bottom w:w="60" w:type="dxa"/>
+              <w:right w:w="80" w:type="dxa"/>
+            </w:tcMar>
+            <w:vAlign w:val="center"/>
+            <w:hideMark/>
+          </w:tcPr>
+          <w:p>
+            <w:pPr>
+              <w:spacing w:line="240" w:lineRule="auto"/>
+              <w:rPr>
+                <w:rFonts w:ascii="Times New Roman" w:eastAsia="Times New Roman" w:hAnsi="Times New Roman" w:cs="Times New Roman"/>
+                <w:sz w:val="20"/>
+                <w:szCs w:val="20"/>
+                <w:lang w:val="en-PH"/>
+              </w:rPr>
+            </w:pPr>
+            <w:r>
+              <w:rPr>
+                <w:rFonts w:ascii="Segoe UI Symbol" w:eastAsia="Times New Roman" w:hAnsi="Segoe UI Symbol" w:cs="Segoe UI Symbol"/>
+                <w:sz w:val="20"/>
+                <w:szCs w:val="20"/>
+                <w:lang w:val="en-PH"/>
+              </w:rPr>
+              <w:t>☐</w:t>
+            </w:r>
+          </w:p>
+        </w:tc>
+        <w:tc>
+          <w:tcPr>
+            <w:tcW w:w="745" w:type="dxa"/>
+            <w:tcBorders>
+              <w:top w:val="single" w:sz="2" w:space="0" w:color="000000"/>
+              <w:left w:val="single" w:sz="2" w:space="0" w:color="000000"/>
+              <w:bottom w:val="single" w:sz="2" w:space="0" w:color="000000"/>
+              <w:right w:val="single" w:sz="2" w:space="0" w:color="000000"/>
+            </w:tcBorders>
+            <w:shd w:val="clear" w:color="auto" w:fill="FFFFFF"/>
+            <w:tcMar>
+              <w:top w:w="60" w:type="dxa"/>
+              <w:left w:w="80" w:type="dxa"/>
+              <w:bottom w:w="60" w:type="dxa"/>
+              <w:right w:w="80" w:type="dxa"/>
+            </w:tcMar>
+            <w:vAlign w:val="center"/>
+            <w:hideMark/>
+          </w:tcPr>
+          <w:p>
+            <w:pPr>
+              <w:spacing w:line="240" w:lineRule="auto"/>
+              <w:rPr>
+                <w:rFonts w:ascii="Times New Roman" w:eastAsia="Times New Roman" w:hAnsi="Times New Roman" w:cs="Times New Roman"/>
+                <w:sz w:val="20"/>
+                <w:szCs w:val="20"/>
+                <w:lang w:val="en-PH"/>
+              </w:rPr>
+            </w:pPr>
+            <w:r>
+              <w:rPr>
+                <w:rFonts w:ascii="Segoe UI Symbol" w:eastAsia="Times New Roman" w:hAnsi="Segoe UI Symbol" w:cs="Segoe UI Symbol"/>
+                <w:sz w:val="20"/>
+                <w:szCs w:val="20"/>
+                <w:lang w:val="en-PH"/>
+              </w:rPr>
+              <w:t>☐</w:t>
+            </w:r>
+          </w:p>
+        </w:tc>
+        <w:tc>
+          <w:tcPr>
+            <w:tcW w:w="1656" w:type="dxa"/>
+            <w:tcBorders>
+              <w:top w:val="single" w:sz="2" w:space="0" w:color="000000"/>
+              <w:left w:val="single" w:sz="2" w:space="0" w:color="000000"/>
+              <w:bottom w:val="single" w:sz="2" w:space="0" w:color="000000"/>
+              <w:right w:val="single" w:sz="2" w:space="0" w:color="000000"/>
+            </w:tcBorders>
+            <w:shd w:val="clear" w:color="auto" w:fill="FFFFFF"/>
+            <w:tcMar>
+              <w:top w:w="60" w:type="dxa"/>
+              <w:left w:w="80" w:type="dxa"/>
+              <w:bottom w:w="60" w:type="dxa"/>
+              <w:right w:w="80" w:type="dxa"/>
+            </w:tcMar>
+            <w:vAlign w:val="center"/>
+          </w:tcPr>
+          <w:p>
+            <w:pPr>
+              <w:spacing w:line="240" w:lineRule="auto"/>
+              <w:rPr>
+                <w:rFonts w:ascii="Times New Roman" w:eastAsia="Times New Roman" w:hAnsi="Times New Roman" w:cs="Times New Roman"/>
+                <w:sz w:val="20"/>
+                <w:szCs w:val="20"/>
+                <w:lang w:val="en-PH"/>
+              </w:rPr>
+            </w:pPr>
+          </w:p>
+        </w:tc>
+      </w:tr>
+    </w:tbl>
+    <w:p>
+      <w:pPr>
+        <w:spacing w:line="240" w:lineRule="auto"/>
+        <w:ind w:left="720" w:hanging="720"/>
         <w:rPr>
           <w:rFonts w:ascii="Times New Roman" w:eastAsia="Times New Roman" w:hAnsi="Times New Roman" w:cs="Times New Roman"/>
           <w:sz w:val="20"/>
           <w:szCs w:val="20"/>
-          <w:lang w:val="en-PH"/>
         </w:rPr>
-        <w:t>Answer: _________________________________________________________________________</w:t>
-      </w:r>
+      </w:pPr>
     </w:p>
     <w:p>
       <w:pPr>
@@ -2982,106 +6556,6 @@
           <w:lang w:val="en-PH"/>
         </w:rPr>
       </w:pPr>
-      <w:r>
-        <w:rPr>
-          <w:rFonts w:ascii="Times New Roman" w:eastAsia="Times New Roman" w:hAnsi="Times New Roman" w:cs="Times New Roman"/>
-          <w:sz w:val="20"/>
-          <w:szCs w:val="20"/>
-          <w:lang w:val="en-PH"/>
-        </w:rPr>
-        <w:t xml:space="preserve">         _________________________________________________________________________</w:t>
-      </w:r>
-    </w:p>
-    <w:p>
-      <w:pPr>
-        <w:spacing w:line="240" w:lineRule="auto"/>
-        <w:ind w:left="720" w:hanging="720"/>
-        <w:rPr>
-          <w:rFonts w:ascii="Times New Roman" w:eastAsia="Times New Roman" w:hAnsi="Times New Roman" w:cs="Times New Roman"/>
-          <w:sz w:val="20"/>
-          <w:szCs w:val="20"/>
-          <w:lang w:val="en-PH"/>
-        </w:rPr>
-      </w:pPr>
-      <w:r>
-        <w:rPr>
-          <w:rFonts w:ascii="Times New Roman" w:eastAsia="Times New Roman" w:hAnsi="Times New Roman" w:cs="Times New Roman"/>
-          <w:sz w:val="20"/>
-          <w:szCs w:val="20"/>
-          <w:lang w:val="en-PH"/>
-        </w:rPr>
-        <w:t xml:space="preserve">         _________________________________________________________________________</w:t>
-      </w:r>
-    </w:p>
-    <w:p>
-      <w:pPr>
-        <w:spacing w:line="240" w:lineRule="auto"/>
-        <w:rPr>
-          <w:rFonts w:ascii="Times New Roman" w:eastAsia="Times New Roman" w:hAnsi="Times New Roman" w:cs="Times New Roman"/>
-          <w:sz w:val="20"/>
-          <w:szCs w:val="20"/>
-          <w:lang w:val="en-PH"/>
-        </w:rPr>
-      </w:pPr>
-    </w:p>
-    <w:p>
-      <w:pPr>
-        <w:spacing w:line="240" w:lineRule="auto"/>
-        <w:ind w:left="720" w:hanging="720"/>
-        <w:rPr>
-          <w:rFonts w:ascii="Times New Roman" w:eastAsia="Times New Roman" w:hAnsi="Times New Roman" w:cs="Times New Roman"/>
-          <w:sz w:val="20"/>
-          <w:szCs w:val="20"/>
-          <w:lang w:val="en-PH"/>
-        </w:rPr>
-      </w:pPr>
-      <w:r>
-        <w:rPr>
-          <w:rFonts w:ascii="Times New Roman" w:eastAsia="Times New Roman" w:hAnsi="Times New Roman" w:cs="Times New Roman"/>
-          <w:sz w:val="20"/>
-          <w:szCs w:val="20"/>
-          <w:lang w:val="en-PH"/>
-        </w:rPr>
-        <w:t xml:space="preserve">Thank you for completing this </w:t>
-      </w:r>
-      <w:r>
-        <w:rPr>
-          <w:rFonts w:ascii="Times New Roman" w:eastAsia="Times New Roman" w:hAnsi="Times New Roman" w:cs="Times New Roman"/>
-          <w:sz w:val="20"/>
-          <w:szCs w:val="20"/>
-          <w:lang w:val="en-PH"/>
-        </w:rPr>
-        <w:t>interview</w:t>
-      </w:r>
-      <w:r>
-        <w:rPr>
-          <w:rFonts w:ascii="Times New Roman" w:eastAsia="Times New Roman" w:hAnsi="Times New Roman" w:cs="Times New Roman"/>
-          <w:sz w:val="20"/>
-          <w:szCs w:val="20"/>
-          <w:lang w:val="en-PH"/>
-        </w:rPr>
-        <w:t xml:space="preserve">. Your responses are greatly valued and will directly contribute to the development of </w:t>
-      </w:r>
-      <w:proofErr w:type="spellStart"/>
-      <w:r>
-        <w:rPr>
-          <w:rFonts w:ascii="Times New Roman" w:eastAsia="Times New Roman" w:hAnsi="Times New Roman" w:cs="Times New Roman"/>
-          <w:sz w:val="20"/>
-          <w:szCs w:val="20"/>
-          <w:lang w:val="en-PH"/>
-        </w:rPr>
-        <w:t>LearnLens</w:t>
-      </w:r>
-      <w:proofErr w:type="spellEnd"/>
-      <w:r>
-        <w:rPr>
-          <w:rFonts w:ascii="Times New Roman" w:eastAsia="Times New Roman" w:hAnsi="Times New Roman" w:cs="Times New Roman"/>
-          <w:sz w:val="20"/>
-          <w:szCs w:val="20"/>
-          <w:lang w:val="en-PH"/>
-        </w:rPr>
-        <w:t>.</w:t>
-      </w:r>
     </w:p>
     <w:p>
       <w:pPr>
@@ -9244,21 +12718,15 @@
 </file>
 
 <file path=customXml/item1.xml><?xml version="1.0" encoding="utf-8"?>
-<b:Sources xmlns:b="http://schemas.openxmlformats.org/officeDocument/2006/bibliography" xmlns="http://schemas.openxmlformats.org/officeDocument/2006/bibliography" SelectedStyle="\APASixthEditionOfficeOnline.xsl" StyleName="APA" Version="6"/>
+<?mso-contentType ?>
+<FormTemplates xmlns="http://schemas.microsoft.com/sharepoint/v3/contenttype/forms">
+  <Display>DocumentLibraryForm</Display>
+  <Edit>DocumentLibraryForm</Edit>
+  <New>DocumentLibraryForm</New>
+</FormTemplates>
 </file>
 
 <file path=customXml/item2.xml><?xml version="1.0" encoding="utf-8"?>
-<p:properties xmlns:p="http://schemas.microsoft.com/office/2006/metadata/properties" xmlns:xsi="http://www.w3.org/2001/XMLSchema-instance" xmlns:pc="http://schemas.microsoft.com/office/infopath/2007/PartnerControls">
-  <documentManagement>
-    <TaxCatchAll xmlns="9e2cf659-adce-44a4-bd34-c4ad5ea66896" xsi:nil="true"/>
-    <lcf76f155ced4ddcb4097134ff3c332f xmlns="10f64270-60fd-4e3f-a9dc-1f7cab49409f">
-      <Terms xmlns="http://schemas.microsoft.com/office/infopath/2007/PartnerControls"/>
-    </lcf76f155ced4ddcb4097134ff3c332f>
-  </documentManagement>
-</p:properties>
-</file>
-
-<file path=customXml/item3.xml><?xml version="1.0" encoding="utf-8"?>
 <ct:contentTypeSchema xmlns:ct="http://schemas.microsoft.com/office/2006/metadata/contentType" xmlns:ma="http://schemas.microsoft.com/office/2006/metadata/properties/metaAttributes" ct:_="" ma:_="" ma:contentTypeName="Document" ma:contentTypeID="0x01010019C298F7C7760A4B958DAC9F344E112B" ma:contentTypeVersion="11" ma:contentTypeDescription="Create a new document." ma:contentTypeScope="" ma:versionID="699ab45cf5074068faeb077f3fd864a1">
   <xsd:schema xmlns:xsd="http://www.w3.org/2001/XMLSchema" xmlns:xs="http://www.w3.org/2001/XMLSchema" xmlns:p="http://schemas.microsoft.com/office/2006/metadata/properties" xmlns:ns2="10f64270-60fd-4e3f-a9dc-1f7cab49409f" xmlns:ns3="9e2cf659-adce-44a4-bd34-c4ad5ea66896" targetNamespace="http://schemas.microsoft.com/office/2006/metadata/properties" ma:root="true" ma:fieldsID="d80be4cfaac37d909a48794b95eb9a51" ns2:_="" ns3:_="">
     <xsd:import namespace="10f64270-60fd-4e3f-a9dc-1f7cab49409f"/>
@@ -9453,35 +12921,30 @@
 </ct:contentTypeSchema>
 </file>
 
+<file path=customXml/item3.xml><?xml version="1.0" encoding="utf-8"?>
+<p:properties xmlns:p="http://schemas.microsoft.com/office/2006/metadata/properties" xmlns:xsi="http://www.w3.org/2001/XMLSchema-instance" xmlns:pc="http://schemas.microsoft.com/office/infopath/2007/PartnerControls">
+  <documentManagement>
+    <TaxCatchAll xmlns="9e2cf659-adce-44a4-bd34-c4ad5ea66896" xsi:nil="true"/>
+    <lcf76f155ced4ddcb4097134ff3c332f xmlns="10f64270-60fd-4e3f-a9dc-1f7cab49409f">
+      <Terms xmlns="http://schemas.microsoft.com/office/infopath/2007/PartnerControls"/>
+    </lcf76f155ced4ddcb4097134ff3c332f>
+  </documentManagement>
+</p:properties>
+</file>
+
 <file path=customXml/item4.xml><?xml version="1.0" encoding="utf-8"?>
-<?mso-contentType ?>
-<FormTemplates xmlns="http://schemas.microsoft.com/sharepoint/v3/contenttype/forms">
-  <Display>DocumentLibraryForm</Display>
-  <Edit>DocumentLibraryForm</Edit>
-  <New>DocumentLibraryForm</New>
-</FormTemplates>
+<b:Sources xmlns:b="http://schemas.openxmlformats.org/officeDocument/2006/bibliography" xmlns="http://schemas.openxmlformats.org/officeDocument/2006/bibliography" SelectedStyle="\APASixthEditionOfficeOnline.xsl" StyleName="APA" Version="6"/>
 </file>
 
 <file path=customXml/itemProps1.xml><?xml version="1.0" encoding="utf-8"?>
-<ds:datastoreItem xmlns:ds="http://schemas.openxmlformats.org/officeDocument/2006/customXml" ds:itemID="{1B78B65C-D72C-4BB4-8CD6-1D206502B32A}">
+<ds:datastoreItem xmlns:ds="http://schemas.openxmlformats.org/officeDocument/2006/customXml" ds:itemID="{DA537158-9CDD-461A-8DE0-E855C68A4599}">
   <ds:schemaRefs>
-    <ds:schemaRef ds:uri="http://schemas.openxmlformats.org/officeDocument/2006/bibliography"/>
+    <ds:schemaRef ds:uri="http://schemas.microsoft.com/sharepoint/v3/contenttype/forms"/>
   </ds:schemaRefs>
 </ds:datastoreItem>
 </file>
 
 <file path=customXml/itemProps2.xml><?xml version="1.0" encoding="utf-8"?>
-<ds:datastoreItem xmlns:ds="http://schemas.openxmlformats.org/officeDocument/2006/customXml" ds:itemID="{5E0D0703-1FC3-4323-B8E3-572C8ABB1D64}">
-  <ds:schemaRefs>
-    <ds:schemaRef ds:uri="http://schemas.microsoft.com/office/2006/metadata/properties"/>
-    <ds:schemaRef ds:uri="http://schemas.microsoft.com/office/infopath/2007/PartnerControls"/>
-    <ds:schemaRef ds:uri="9e2cf659-adce-44a4-bd34-c4ad5ea66896"/>
-    <ds:schemaRef ds:uri="10f64270-60fd-4e3f-a9dc-1f7cab49409f"/>
-  </ds:schemaRefs>
-</ds:datastoreItem>
-</file>
-
-<file path=customXml/itemProps3.xml><?xml version="1.0" encoding="utf-8"?>
 <ds:datastoreItem xmlns:ds="http://schemas.openxmlformats.org/officeDocument/2006/customXml" ds:itemID="{A0D37B2C-A821-43DA-BBEB-61F8A4E68F60}">
   <ds:schemaRefs>
     <ds:schemaRef ds:uri="http://schemas.microsoft.com/office/2006/metadata/contentType"/>
@@ -9500,10 +12963,21 @@
 </ds:datastoreItem>
 </file>
 
+<file path=customXml/itemProps3.xml><?xml version="1.0" encoding="utf-8"?>
+<ds:datastoreItem xmlns:ds="http://schemas.openxmlformats.org/officeDocument/2006/customXml" ds:itemID="{5E0D0703-1FC3-4323-B8E3-572C8ABB1D64}">
+  <ds:schemaRefs>
+    <ds:schemaRef ds:uri="http://schemas.microsoft.com/office/2006/metadata/properties"/>
+    <ds:schemaRef ds:uri="http://schemas.microsoft.com/office/infopath/2007/PartnerControls"/>
+    <ds:schemaRef ds:uri="9e2cf659-adce-44a4-bd34-c4ad5ea66896"/>
+    <ds:schemaRef ds:uri="10f64270-60fd-4e3f-a9dc-1f7cab49409f"/>
+  </ds:schemaRefs>
+</ds:datastoreItem>
+</file>
+
 <file path=customXml/itemProps4.xml><?xml version="1.0" encoding="utf-8"?>
-<ds:datastoreItem xmlns:ds="http://schemas.openxmlformats.org/officeDocument/2006/customXml" ds:itemID="{DA537158-9CDD-461A-8DE0-E855C68A4599}">
+<ds:datastoreItem xmlns:ds="http://schemas.openxmlformats.org/officeDocument/2006/customXml" ds:itemID="{1B78B65C-D72C-4BB4-8CD6-1D206502B32A}">
   <ds:schemaRefs>
-    <ds:schemaRef ds:uri="http://schemas.microsoft.com/sharepoint/v3/contenttype/forms"/>
+    <ds:schemaRef ds:uri="http://schemas.openxmlformats.org/officeDocument/2006/bibliography"/>
   </ds:schemaRefs>
 </ds:datastoreItem>
 </file>